--- a/downloads/resultados_finales/convocatoria/4_convocação_ME.docx
+++ b/downloads/resultados_finales/convocatoria/4_convocação_ME.docx
@@ -4,7 +4,7 @@
   <w:body>
     <w:p>
       <w:pPr>
-        <w:pStyle w:val="900"/>
+        <w:pStyle w:val="1063"/>
         <w:pBdr/>
         <w:spacing/>
         <w:ind/>
@@ -46,10 +46,17 @@
           <w:lang w:val="pt-BR"/>
         </w:rPr>
       </w:r>
+      <w:r>
+        <w:rPr>
+          <w:rFonts w:ascii="Times New Roman" w:hAnsi="Times New Roman" w:cs="Times New Roman"/>
+          <w:color w:val="auto"/>
+          <w:lang w:val="pt-BR"/>
+        </w:rPr>
+      </w:r>
     </w:p>
     <w:p>
       <w:pPr>
-        <w:pStyle w:val="1067"/>
+        <w:pStyle w:val="1230"/>
         <w:pBdr/>
         <w:spacing/>
         <w:ind/>
@@ -60,7 +67,7 @@
     </w:p>
     <w:p>
       <w:pPr>
-        <w:pStyle w:val="901"/>
+        <w:pStyle w:val="1064"/>
         <w:pBdr/>
         <w:spacing/>
         <w:ind/>
@@ -101,7 +108,7 @@
           <w:color w:val="auto"/>
           <w:lang w:val="en-US"/>
         </w:rPr>
-        <w:t xml:space="preserve">QUARTA</w:t>
+        <w:t xml:space="preserve">TERCEIRA</w:t>
       </w:r>
       <w:r>
         <w:rPr>
@@ -126,10 +133,17 @@
           <w:lang w:val="pt-BR"/>
         </w:rPr>
       </w:r>
+      <w:r>
+        <w:rPr>
+          <w:rFonts w:ascii="Times New Roman" w:hAnsi="Times New Roman" w:cs="Times New Roman"/>
+          <w:color w:val="auto"/>
+          <w:lang w:val="pt-BR"/>
+        </w:rPr>
+      </w:r>
     </w:p>
     <w:p>
       <w:pPr>
-        <w:pStyle w:val="902"/>
+        <w:pStyle w:val="1065"/>
         <w:pBdr/>
         <w:spacing/>
         <w:ind/>
@@ -171,10 +185,17 @@
           <w:lang w:val="pt-BR"/>
         </w:rPr>
       </w:r>
+      <w:r>
+        <w:rPr>
+          <w:rFonts w:ascii="Times New Roman" w:hAnsi="Times New Roman" w:cs="Times New Roman"/>
+          <w:color w:val="auto"/>
+          <w:lang w:val="pt-BR"/>
+        </w:rPr>
+      </w:r>
     </w:p>
     <w:p>
       <w:pPr>
-        <w:pStyle w:val="902"/>
+        <w:pStyle w:val="1065"/>
         <w:pBdr/>
         <w:spacing/>
         <w:ind/>
@@ -216,10 +237,17 @@
           <w:lang w:val="pt-BR"/>
         </w:rPr>
       </w:r>
+      <w:r>
+        <w:rPr>
+          <w:rFonts w:ascii="Times New Roman" w:hAnsi="Times New Roman" w:cs="Times New Roman"/>
+          <w:color w:val="auto"/>
+          <w:lang w:val="pt-BR"/>
+        </w:rPr>
+      </w:r>
     </w:p>
     <w:p>
       <w:pPr>
-        <w:pStyle w:val="1067"/>
+        <w:pStyle w:val="1230"/>
         <w:pBdr/>
         <w:spacing/>
         <w:ind/>
@@ -230,7 +258,7 @@
     </w:p>
     <w:p>
       <w:pPr>
-        <w:pStyle w:val="1068"/>
+        <w:pStyle w:val="1231"/>
         <w:pBdr/>
         <w:spacing/>
         <w:ind/>
@@ -260,13 +288,13 @@
     </w:p>
     <w:p>
       <w:pPr>
-        <w:pStyle w:val="1070"/>
+        <w:pStyle w:val="1233"/>
         <w:pBdr/>
         <w:spacing/>
         <w:ind/>
         <w:jc w:val="center"/>
         <w:rPr>
-          <w:rStyle w:val="1066"/>
+          <w:rStyle w:val="1229"/>
         </w:rPr>
       </w:pPr>
       <w:r>
@@ -279,13 +307,18 @@
       </w:r>
       <w:r>
         <w:rPr>
-          <w:rStyle w:val="1066"/>
+          <w:rStyle w:val="1229"/>
+        </w:rPr>
+      </w:r>
+      <w:r>
+        <w:rPr>
+          <w:rStyle w:val="1229"/>
         </w:rPr>
       </w:r>
     </w:p>
     <w:p>
       <w:pPr>
-        <w:pStyle w:val="901"/>
+        <w:pStyle w:val="1064"/>
         <w:pBdr/>
         <w:spacing/>
         <w:ind/>
@@ -311,10 +344,17 @@
           <w:lang w:val="pt-BR"/>
         </w:rPr>
       </w:r>
+      <w:r>
+        <w:rPr>
+          <w:rFonts w:ascii="Times New Roman" w:hAnsi="Times New Roman" w:cs="Times New Roman"/>
+          <w:color w:val="auto"/>
+          <w:lang w:val="pt-BR"/>
+        </w:rPr>
+      </w:r>
     </w:p>
     <w:p>
       <w:pPr>
-        <w:pStyle w:val="1068"/>
+        <w:pStyle w:val="1231"/>
         <w:pBdr/>
         <w:spacing/>
         <w:ind/>
@@ -329,7 +369,7 @@
       </w:r>
       <w:r>
         <w:rPr>
-          <w:rStyle w:val="1069"/>
+          <w:rStyle w:val="1232"/>
           <w:rFonts w:hint="cs" w:eastAsiaTheme="majorEastAsia"/>
           <w:b/>
           <w:bCs/>
@@ -362,15 +402,7 @@
       </w:r>
       <w:r>
         <w:rPr>
-          <w:rStyle w:val="1069"/>
-          <w:rFonts w:hint="cs"/>
-          <w:b/>
-          <w:bCs/>
-        </w:rPr>
-      </w:r>
-      <w:r>
-        <w:rPr>
-          <w:rStyle w:val="1069"/>
+          <w:rStyle w:val="1232"/>
           <w:rFonts w:hint="cs"/>
           <w:b/>
           <w:bCs/>
@@ -379,7 +411,7 @@
       </w:r>
       <w:r>
         <w:rPr>
-          <w:rStyle w:val="1069"/>
+          <w:rStyle w:val="1232"/>
           <w:b/>
           <w:bCs/>
         </w:rPr>
@@ -387,7 +419,7 @@
       </w:r>
       <w:r>
         <w:rPr>
-          <w:rStyle w:val="1069"/>
+          <w:rStyle w:val="1232"/>
           <w:rFonts w:hint="cs"/>
           <w:b/>
           <w:bCs/>
@@ -396,7 +428,7 @@
       </w:r>
       <w:r>
         <w:rPr>
-          <w:rStyle w:val="1069"/>
+          <w:rStyle w:val="1232"/>
           <w:b/>
           <w:bCs/>
         </w:rPr>
@@ -404,7 +436,7 @@
       </w:r>
       <w:r>
         <w:rPr>
-          <w:rStyle w:val="1069"/>
+          <w:rStyle w:val="1232"/>
           <w:rFonts w:hint="cs"/>
           <w:b/>
           <w:bCs/>
@@ -413,7 +445,7 @@
       </w:r>
       <w:r>
         <w:rPr>
-          <w:rStyle w:val="1069"/>
+          <w:rStyle w:val="1232"/>
           <w:b/>
           <w:bCs/>
         </w:rPr>
@@ -421,7 +453,7 @@
       </w:r>
       <w:r>
         <w:rPr>
-          <w:rStyle w:val="1069"/>
+          <w:rStyle w:val="1232"/>
           <w:b/>
           <w:bCs/>
         </w:rPr>
@@ -429,7 +461,7 @@
       </w:r>
       <w:r>
         <w:rPr>
-          <w:rStyle w:val="1069"/>
+          <w:rStyle w:val="1232"/>
           <w:b/>
           <w:bCs/>
         </w:rPr>
@@ -437,7 +469,7 @@
       </w:r>
       <w:r>
         <w:rPr>
-          <w:rStyle w:val="1069"/>
+          <w:rStyle w:val="1232"/>
           <w:b/>
           <w:bCs/>
         </w:rPr>
@@ -445,7 +477,7 @@
       </w:r>
       <w:r>
         <w:rPr>
-          <w:rStyle w:val="1069"/>
+          <w:rStyle w:val="1232"/>
           <w:b/>
           <w:bCs/>
         </w:rPr>
@@ -453,7 +485,7 @@
       </w:r>
       <w:r>
         <w:rPr>
-          <w:rStyle w:val="1069"/>
+          <w:rStyle w:val="1232"/>
           <w:b/>
           <w:bCs/>
         </w:rPr>
@@ -461,20 +493,11 @@
       </w:r>
       <w:r>
         <w:rPr>
-          <w:rStyle w:val="1069"/>
+          <w:rStyle w:val="1232"/>
           <w:b/>
           <w:bCs/>
         </w:rPr>
         <w:t xml:space="preserve">/03/2026)</w:t>
-      </w:r>
-      <w:r/>
-      <w:r>
-        <w:rPr>
-          <w:rStyle w:val="1069"/>
-          <w:rFonts w:hint="cs"/>
-          <w:b/>
-          <w:bCs/>
-        </w:rPr>
       </w:r>
       <w:r>
         <w:rPr>
@@ -486,7 +509,7 @@
     </w:p>
     <w:p>
       <w:pPr>
-        <w:pStyle w:val="1065"/>
+        <w:pStyle w:val="1228"/>
         <w:numPr>
           <w:ilvl w:val="0"/>
           <w:numId w:val="26"/>
@@ -507,7 +530,7 @@
     </w:p>
     <w:p>
       <w:pPr>
-        <w:pStyle w:val="1065"/>
+        <w:pStyle w:val="1228"/>
         <w:numPr>
           <w:ilvl w:val="0"/>
           <w:numId w:val="26"/>
@@ -540,7 +563,7 @@
     </w:p>
     <w:p>
       <w:pPr>
-        <w:pStyle w:val="1065"/>
+        <w:pStyle w:val="1228"/>
         <w:numPr>
           <w:ilvl w:val="0"/>
           <w:numId w:val="26"/>
@@ -561,7 +584,7 @@
     </w:p>
     <w:p>
       <w:pPr>
-        <w:pStyle w:val="1065"/>
+        <w:pStyle w:val="1228"/>
         <w:numPr>
           <w:ilvl w:val="0"/>
           <w:numId w:val="26"/>
@@ -571,7 +594,7 @@
         <w:ind/>
         <w:jc w:val="both"/>
         <w:rPr>
-          <w:rStyle w:val="1066"/>
+          <w:rStyle w:val="1229"/>
         </w:rPr>
       </w:pPr>
       <w:r>
@@ -582,13 +605,18 @@
       </w:r>
       <w:r>
         <w:rPr>
-          <w:rStyle w:val="1066"/>
+          <w:rStyle w:val="1229"/>
+        </w:rPr>
+      </w:r>
+      <w:r>
+        <w:rPr>
+          <w:rStyle w:val="1229"/>
         </w:rPr>
       </w:r>
     </w:p>
     <w:p>
       <w:pPr>
-        <w:pStyle w:val="901"/>
+        <w:pStyle w:val="1064"/>
         <w:pBdr/>
         <w:spacing/>
         <w:ind/>
@@ -614,10 +642,17 @@
           <w:lang w:val="pt-BR"/>
         </w:rPr>
       </w:r>
+      <w:r>
+        <w:rPr>
+          <w:rFonts w:ascii="Times New Roman" w:hAnsi="Times New Roman" w:cs="Times New Roman"/>
+          <w:color w:val="auto"/>
+          <w:lang w:val="pt-BR"/>
+        </w:rPr>
+      </w:r>
     </w:p>
     <w:p>
       <w:pPr>
-        <w:pStyle w:val="1068"/>
+        <w:pStyle w:val="1231"/>
         <w:pBdr/>
         <w:spacing/>
         <w:ind/>
@@ -647,7 +682,7 @@
     </w:p>
     <w:p>
       <w:pPr>
-        <w:pStyle w:val="1068"/>
+        <w:pStyle w:val="1231"/>
         <w:numPr>
           <w:ilvl w:val="0"/>
           <w:numId w:val="28"/>
@@ -668,7 +703,7 @@
     </w:p>
     <w:p>
       <w:pPr>
-        <w:pStyle w:val="1068"/>
+        <w:pStyle w:val="1231"/>
         <w:numPr>
           <w:ilvl w:val="0"/>
           <w:numId w:val="28"/>
@@ -689,7 +724,7 @@
     </w:p>
     <w:p>
       <w:pPr>
-        <w:pStyle w:val="1068"/>
+        <w:pStyle w:val="1231"/>
         <w:numPr>
           <w:ilvl w:val="0"/>
           <w:numId w:val="28"/>
@@ -710,7 +745,7 @@
     </w:p>
     <w:p>
       <w:pPr>
-        <w:pStyle w:val="1068"/>
+        <w:pStyle w:val="1231"/>
         <w:numPr>
           <w:ilvl w:val="0"/>
           <w:numId w:val="28"/>
@@ -731,7 +766,7 @@
     </w:p>
     <w:p>
       <w:pPr>
-        <w:pStyle w:val="1068"/>
+        <w:pStyle w:val="1231"/>
         <w:numPr>
           <w:ilvl w:val="0"/>
           <w:numId w:val="28"/>
@@ -752,7 +787,7 @@
     </w:p>
     <w:p>
       <w:pPr>
-        <w:pStyle w:val="1068"/>
+        <w:pStyle w:val="1231"/>
         <w:numPr>
           <w:ilvl w:val="0"/>
           <w:numId w:val="28"/>
@@ -773,7 +808,7 @@
     </w:p>
     <w:p>
       <w:pPr>
-        <w:pStyle w:val="1068"/>
+        <w:pStyle w:val="1231"/>
         <w:numPr>
           <w:ilvl w:val="0"/>
           <w:numId w:val="28"/>
@@ -794,7 +829,7 @@
     </w:p>
     <w:p>
       <w:pPr>
-        <w:pStyle w:val="1068"/>
+        <w:pStyle w:val="1231"/>
         <w:numPr>
           <w:ilvl w:val="0"/>
           <w:numId w:val="28"/>
@@ -815,7 +850,7 @@
     </w:p>
     <w:p>
       <w:pPr>
-        <w:pStyle w:val="1068"/>
+        <w:pStyle w:val="1231"/>
         <w:numPr>
           <w:ilvl w:val="0"/>
           <w:numId w:val="28"/>
@@ -836,7 +871,7 @@
     </w:p>
     <w:p>
       <w:pPr>
-        <w:pStyle w:val="1068"/>
+        <w:pStyle w:val="1231"/>
         <w:numPr>
           <w:ilvl w:val="0"/>
           <w:numId w:val="28"/>
@@ -857,7 +892,7 @@
     </w:p>
     <w:p>
       <w:pPr>
-        <w:pStyle w:val="1068"/>
+        <w:pStyle w:val="1231"/>
         <w:numPr>
           <w:ilvl w:val="0"/>
           <w:numId w:val="28"/>
@@ -878,7 +913,7 @@
     </w:p>
     <w:p>
       <w:pPr>
-        <w:pStyle w:val="1068"/>
+        <w:pStyle w:val="1231"/>
         <w:numPr>
           <w:ilvl w:val="0"/>
           <w:numId w:val="28"/>
@@ -899,7 +934,7 @@
     </w:p>
     <w:p>
       <w:pPr>
-        <w:pStyle w:val="1068"/>
+        <w:pStyle w:val="1231"/>
         <w:numPr>
           <w:ilvl w:val="0"/>
           <w:numId w:val="28"/>
@@ -930,7 +965,7 @@
     </w:p>
     <w:p>
       <w:pPr>
-        <w:pStyle w:val="1068"/>
+        <w:pStyle w:val="1231"/>
         <w:numPr>
           <w:ilvl w:val="0"/>
           <w:numId w:val="28"/>
@@ -961,7 +996,7 @@
     </w:p>
     <w:p>
       <w:pPr>
-        <w:pStyle w:val="1068"/>
+        <w:pStyle w:val="1231"/>
         <w:numPr>
           <w:ilvl w:val="0"/>
           <w:numId w:val="28"/>
@@ -982,7 +1017,7 @@
     </w:p>
     <w:p>
       <w:pPr>
-        <w:pStyle w:val="1068"/>
+        <w:pStyle w:val="1231"/>
         <w:numPr>
           <w:ilvl w:val="0"/>
           <w:numId w:val="28"/>
@@ -992,7 +1027,7 @@
         <w:ind/>
         <w:jc w:val="both"/>
         <w:rPr>
-          <w:rStyle w:val="1066"/>
+          <w:rStyle w:val="1229"/>
         </w:rPr>
       </w:pPr>
       <w:r>
@@ -1003,13 +1038,18 @@
       </w:r>
       <w:r>
         <w:rPr>
-          <w:rStyle w:val="1066"/>
+          <w:rStyle w:val="1229"/>
+        </w:rPr>
+      </w:r>
+      <w:r>
+        <w:rPr>
+          <w:rStyle w:val="1229"/>
         </w:rPr>
       </w:r>
     </w:p>
     <w:p>
       <w:pPr>
-        <w:pStyle w:val="901"/>
+        <w:pStyle w:val="1064"/>
         <w:pBdr/>
         <w:spacing/>
         <w:ind/>
@@ -1035,10 +1075,17 @@
           <w:lang w:val="pt-BR"/>
         </w:rPr>
       </w:r>
+      <w:r>
+        <w:rPr>
+          <w:rFonts w:ascii="Times New Roman" w:hAnsi="Times New Roman" w:cs="Times New Roman"/>
+          <w:color w:val="auto"/>
+          <w:lang w:val="pt-BR"/>
+        </w:rPr>
+      </w:r>
     </w:p>
     <w:p>
       <w:pPr>
-        <w:pStyle w:val="1068"/>
+        <w:pStyle w:val="1231"/>
         <w:pBdr/>
         <w:spacing/>
         <w:ind/>
@@ -1053,7 +1100,7 @@
       </w:r>
       <w:r>
         <w:rPr>
-          <w:rStyle w:val="1069"/>
+          <w:rStyle w:val="1232"/>
           <w:rFonts w:hint="cs" w:eastAsiaTheme="majorEastAsia"/>
           <w:b/>
           <w:bCs/>
@@ -1070,7 +1117,7 @@
     </w:p>
     <w:p>
       <w:pPr>
-        <w:pStyle w:val="1068"/>
+        <w:pStyle w:val="1231"/>
         <w:pBdr/>
         <w:spacing/>
         <w:ind/>
@@ -1087,7 +1134,7 @@
     </w:p>
     <w:p>
       <w:pPr>
-        <w:pStyle w:val="1065"/>
+        <w:pStyle w:val="1228"/>
         <w:numPr>
           <w:ilvl w:val="0"/>
           <w:numId w:val="27"/>
@@ -1108,7 +1155,7 @@
     </w:p>
     <w:p>
       <w:pPr>
-        <w:pStyle w:val="1065"/>
+        <w:pStyle w:val="1228"/>
         <w:numPr>
           <w:ilvl w:val="0"/>
           <w:numId w:val="27"/>
@@ -1129,7 +1176,7 @@
     </w:p>
     <w:p>
       <w:pPr>
-        <w:pStyle w:val="1065"/>
+        <w:pStyle w:val="1228"/>
         <w:numPr>
           <w:ilvl w:val="0"/>
           <w:numId w:val="27"/>
@@ -1150,7 +1197,7 @@
     </w:p>
     <w:p>
       <w:pPr>
-        <w:pStyle w:val="1068"/>
+        <w:pStyle w:val="1231"/>
         <w:pBdr/>
         <w:spacing/>
         <w:ind/>
@@ -1167,7 +1214,7 @@
     </w:p>
     <w:p>
       <w:pPr>
-        <w:pStyle w:val="1068"/>
+        <w:pStyle w:val="1231"/>
         <w:pBdr/>
         <w:spacing/>
         <w:ind/>
@@ -1179,7 +1226,7 @@
     </w:p>
     <w:p>
       <w:pPr>
-        <w:pStyle w:val="1070"/>
+        <w:pStyle w:val="1233"/>
         <w:pBdr/>
         <w:spacing/>
         <w:ind/>
@@ -1200,7 +1247,7 @@
         <w:spacing/>
         <w:ind/>
         <w:rPr>
-          <w:rStyle w:val="1066"/>
+          <w:rStyle w:val="1229"/>
           <w:rFonts w:ascii="Times New Roman" w:hAnsi="Times New Roman" w:cs="Times New Roman"/>
           <w:sz w:val="24"/>
           <w:szCs w:val="24"/>
@@ -1217,7 +1264,16 @@
       </w:r>
       <w:r>
         <w:rPr>
-          <w:rStyle w:val="1066"/>
+          <w:rStyle w:val="1229"/>
+          <w:rFonts w:ascii="Times New Roman" w:hAnsi="Times New Roman" w:cs="Times New Roman"/>
+          <w:sz w:val="24"/>
+          <w:szCs w:val="24"/>
+          <w:lang w:val="pt-BR"/>
+        </w:rPr>
+      </w:r>
+      <w:r>
+        <w:rPr>
+          <w:rStyle w:val="1229"/>
           <w:rFonts w:ascii="Times New Roman" w:hAnsi="Times New Roman" w:cs="Times New Roman"/>
           <w:sz w:val="24"/>
           <w:szCs w:val="24"/>
@@ -1227,7 +1283,7 @@
     </w:p>
     <w:p>
       <w:pPr>
-        <w:pStyle w:val="1070"/>
+        <w:pStyle w:val="1233"/>
         <w:pBdr/>
         <w:spacing/>
         <w:ind/>
@@ -1272,7 +1328,7 @@
     </w:p>
     <w:p>
       <w:pPr>
-        <w:pStyle w:val="1067"/>
+        <w:pStyle w:val="1230"/>
         <w:pBdr/>
         <w:spacing w:before="0" w:beforeAutospacing="0"/>
         <w:ind/>
@@ -1283,7 +1339,7 @@
     </w:p>
     <w:p>
       <w:pPr>
-        <w:pStyle w:val="1067"/>
+        <w:pStyle w:val="1230"/>
         <w:pBdr/>
         <w:spacing/>
         <w:ind/>
@@ -1294,7 +1350,7 @@
     </w:p>
     <w:p>
       <w:pPr>
-        <w:pStyle w:val="1067"/>
+        <w:pStyle w:val="1230"/>
         <w:pBdr/>
         <w:spacing/>
         <w:ind/>
@@ -1305,7 +1361,7 @@
     </w:p>
     <w:p>
       <w:pPr>
-        <w:pStyle w:val="1067"/>
+        <w:pStyle w:val="1230"/>
         <w:pBdr/>
         <w:spacing/>
         <w:ind/>
@@ -1407,7 +1463,7 @@
     </w:p>
     <w:p>
       <w:pPr>
-        <w:pStyle w:val="1067"/>
+        <w:pStyle w:val="1230"/>
         <w:pBdr/>
         <w:spacing/>
         <w:ind/>
@@ -1418,7 +1474,7 @@
     </w:p>
     <w:p>
       <w:pPr>
-        <w:pStyle w:val="1068"/>
+        <w:pStyle w:val="1231"/>
         <w:pBdr/>
         <w:spacing w:after="0" w:afterAutospacing="0" w:before="0" w:beforeAutospacing="0"/>
         <w:ind/>
@@ -1437,7 +1493,7 @@
     </w:p>
     <w:p>
       <w:pPr>
-        <w:pStyle w:val="1068"/>
+        <w:pStyle w:val="1231"/>
         <w:pBdr/>
         <w:spacing w:after="0" w:afterAutospacing="0" w:before="0" w:beforeAutospacing="0"/>
         <w:ind/>
@@ -1464,7 +1520,7 @@
     </w:p>
     <w:p>
       <w:pPr>
-        <w:pStyle w:val="1070"/>
+        <w:pStyle w:val="1233"/>
         <w:pBdr/>
         <w:spacing w:after="0" w:afterAutospacing="0" w:before="0" w:beforeAutospacing="0"/>
         <w:ind/>
@@ -1481,7 +1537,7 @@
     </w:p>
     <w:p>
       <w:pPr>
-        <w:pStyle w:val="1070"/>
+        <w:pStyle w:val="1233"/>
         <w:pBdr/>
         <w:spacing w:after="0" w:afterAutospacing="0" w:before="0" w:beforeAutospacing="0"/>
         <w:ind/>
@@ -1504,7 +1560,7 @@
     </w:p>
     <w:p>
       <w:pPr>
-        <w:pStyle w:val="1070"/>
+        <w:pStyle w:val="1233"/>
         <w:pBdr/>
         <w:spacing w:after="0" w:afterAutospacing="0" w:before="0" w:beforeAutospacing="0"/>
         <w:ind/>
@@ -1516,7 +1572,7 @@
     </w:p>
     <w:p>
       <w:pPr>
-        <w:pStyle w:val="1070"/>
+        <w:pStyle w:val="1233"/>
         <w:pBdr/>
         <w:spacing w:after="0" w:afterAutospacing="0" w:before="0" w:beforeAutospacing="0"/>
         <w:ind/>
@@ -1528,7 +1584,7 @@
     </w:p>
     <w:p>
       <w:pPr>
-        <w:pStyle w:val="1070"/>
+        <w:pStyle w:val="1233"/>
         <w:pBdr/>
         <w:spacing w:after="0" w:afterAutospacing="0" w:before="0" w:beforeAutospacing="0"/>
         <w:ind/>
@@ -1564,32 +1620,6 @@
         </w:rPr>
         <w:t xml:space="preserve">ANEXO I</w:t>
       </w:r>
-      <w:r>
-        <w:rPr>
-          <w:rFonts w:ascii="Times New Roman" w:hAnsi="Times New Roman" w:cs="Times New Roman" w:eastAsiaTheme="majorEastAsia"/>
-          <w:b/>
-          <w:bCs/>
-          <w:sz w:val="28"/>
-          <w:szCs w:val="28"/>
-          <w:lang w:val="pt-BR"/>
-        </w:rPr>
-      </w:r>
-    </w:p>
-    <w:p>
-      <w:pPr>
-        <w:pBdr/>
-        <w:spacing w:after="0" w:line="240" w:lineRule="auto"/>
-        <w:ind/>
-        <w:jc w:val="center"/>
-        <w:rPr>
-          <w:rFonts w:ascii="Times New Roman" w:hAnsi="Times New Roman" w:cs="Times New Roman" w:eastAsiaTheme="majorEastAsia"/>
-          <w:b/>
-          <w:bCs/>
-          <w:sz w:val="28"/>
-          <w:szCs w:val="28"/>
-          <w:lang w:val="pt-BR"/>
-        </w:rPr>
-      </w:pPr>
       <w:r>
         <w:rPr>
           <w:rFonts w:ascii="Times New Roman" w:hAnsi="Times New Roman" w:cs="Times New Roman" w:eastAsiaTheme="majorEastAsia"/>
@@ -1635,7 +1665,63 @@
           <w:szCs w:val="28"/>
           <w:lang w:val="pt-BR"/>
         </w:rPr>
+      </w:r>
+      <w:r>
+        <w:rPr>
+          <w:rFonts w:ascii="Times New Roman" w:hAnsi="Times New Roman" w:cs="Times New Roman" w:eastAsiaTheme="majorEastAsia"/>
+          <w:b/>
+          <w:bCs/>
+          <w:sz w:val="28"/>
+          <w:szCs w:val="28"/>
+          <w:lang w:val="pt-BR"/>
+        </w:rPr>
+      </w:r>
+      <w:r>
+        <w:rPr>
+          <w:rFonts w:ascii="Times New Roman" w:hAnsi="Times New Roman" w:cs="Times New Roman" w:eastAsiaTheme="majorEastAsia"/>
+          <w:b/>
+          <w:bCs/>
+          <w:sz w:val="28"/>
+          <w:szCs w:val="28"/>
+          <w:lang w:val="pt-BR"/>
+        </w:rPr>
+      </w:r>
+    </w:p>
+    <w:p>
+      <w:pPr>
+        <w:pBdr/>
+        <w:spacing w:after="0" w:line="240" w:lineRule="auto"/>
+        <w:ind/>
+        <w:jc w:val="center"/>
+        <w:rPr>
+          <w:rFonts w:ascii="Times New Roman" w:hAnsi="Times New Roman" w:cs="Times New Roman" w:eastAsiaTheme="majorEastAsia"/>
+          <w:b/>
+          <w:bCs/>
+          <w:sz w:val="28"/>
+          <w:szCs w:val="28"/>
+          <w:lang w:val="pt-BR"/>
+        </w:rPr>
+      </w:pPr>
+      <w:r>
+        <w:rPr>
+          <w:rFonts w:ascii="Times New Roman" w:hAnsi="Times New Roman" w:cs="Times New Roman" w:eastAsiaTheme="majorEastAsia"/>
+          <w:b/>
+          <w:bCs/>
+          <w:sz w:val="28"/>
+          <w:szCs w:val="28"/>
+          <w:lang w:val="pt-BR"/>
+        </w:rPr>
         <w:t xml:space="preserve">RELAÇÃO DOS CANDIDATOS CLASSIFICADOS</w:t>
+      </w:r>
+      <w:r>
+        <w:rPr>
+          <w:rFonts w:ascii="Times New Roman" w:hAnsi="Times New Roman" w:cs="Times New Roman" w:eastAsiaTheme="majorEastAsia"/>
+          <w:b/>
+          <w:bCs/>
+          <w:sz w:val="28"/>
+          <w:szCs w:val="28"/>
+          <w:lang w:val="pt-BR"/>
+        </w:rPr>
       </w:r>
       <w:r>
         <w:rPr>
@@ -1706,6 +1792,16 @@
           <w:lang w:val="pt-BR"/>
         </w:rPr>
       </w:r>
+      <w:r>
+        <w:rPr>
+          <w:rFonts w:ascii="Times New Roman" w:hAnsi="Times New Roman" w:cs="Times New Roman" w:eastAsiaTheme="majorEastAsia"/>
+          <w:b/>
+          <w:bCs/>
+          <w:sz w:val="28"/>
+          <w:szCs w:val="28"/>
+          <w:lang w:val="pt-BR"/>
+        </w:rPr>
+      </w:r>
     </w:p>
     <w:p>
       <w:pPr>
@@ -1740,6 +1836,15 @@
           <w:szCs w:val="28"/>
         </w:rPr>
       </w:r>
+      <w:r>
+        <w:rPr>
+          <w:rFonts w:ascii="Times New Roman" w:hAnsi="Times New Roman" w:cs="Times New Roman" w:eastAsiaTheme="majorEastAsia"/>
+          <w:b/>
+          <w:bCs/>
+          <w:sz w:val="28"/>
+          <w:szCs w:val="28"/>
+        </w:rPr>
+      </w:r>
     </w:p>
     <w:p>
       <w:pPr>
@@ -1755,6 +1860,15 @@
           <w:szCs w:val="28"/>
         </w:rPr>
       </w:pPr>
+      <w:r>
+        <w:rPr>
+          <w:rFonts w:ascii="Times New Roman" w:hAnsi="Times New Roman" w:cs="Times New Roman" w:eastAsiaTheme="majorEastAsia"/>
+          <w:b/>
+          <w:bCs/>
+          <w:sz w:val="28"/>
+          <w:szCs w:val="28"/>
+        </w:rPr>
+      </w:r>
       <w:r>
         <w:rPr>
           <w:rFonts w:ascii="Times New Roman" w:hAnsi="Times New Roman" w:cs="Times New Roman" w:eastAsiaTheme="majorEastAsia"/>
@@ -1840,6 +1954,17 @@
                 <w:lang w:val="pt-BR" w:eastAsia="pt-BR"/>
               </w:rPr>
               <w:t xml:space="preserve">Tabela 1- ESPECIALIDADE: MERENDEIRO INDIGENA</w:t>
+            </w:r>
+            <w:r>
+              <w:rPr>
+                <w:rFonts w:ascii="Times New Roman" w:hAnsi="Times New Roman" w:eastAsia="Times New Roman" w:cs="Times New Roman"/>
+                <w:b/>
+                <w:bCs/>
+                <w:color w:val="000000"/>
+                <w:sz w:val="16"/>
+                <w:szCs w:val="16"/>
+                <w:lang w:val="pt-BR" w:eastAsia="pt-BR"/>
+              </w:rPr>
             </w:r>
             <w:r>
               <w:rPr>
@@ -1912,6 +2037,17 @@
                 <w:lang w:val="pt-BR" w:eastAsia="pt-BR"/>
               </w:rPr>
             </w:r>
+            <w:r>
+              <w:rPr>
+                <w:rFonts w:ascii="Times New Roman" w:hAnsi="Times New Roman" w:eastAsia="Times New Roman" w:cs="Times New Roman"/>
+                <w:b/>
+                <w:bCs/>
+                <w:color w:val="000000"/>
+                <w:sz w:val="16"/>
+                <w:szCs w:val="16"/>
+                <w:lang w:val="pt-BR" w:eastAsia="pt-BR"/>
+              </w:rPr>
+            </w:r>
           </w:p>
         </w:tc>
         <w:tc>
@@ -1955,6 +2091,17 @@
                 <w:lang w:val="pt-BR" w:eastAsia="pt-BR"/>
               </w:rPr>
               <w:t xml:space="preserve">Nº de Inscrição</w:t>
+            </w:r>
+            <w:r>
+              <w:rPr>
+                <w:rFonts w:ascii="Times New Roman" w:hAnsi="Times New Roman" w:eastAsia="Times New Roman" w:cs="Times New Roman"/>
+                <w:b/>
+                <w:bCs/>
+                <w:color w:val="000000"/>
+                <w:sz w:val="16"/>
+                <w:szCs w:val="16"/>
+                <w:lang w:val="pt-BR" w:eastAsia="pt-BR"/>
+              </w:rPr>
             </w:r>
             <w:r>
               <w:rPr>
@@ -2022,6 +2169,17 @@
                 <w:lang w:val="pt-BR" w:eastAsia="pt-BR"/>
               </w:rPr>
             </w:r>
+            <w:r>
+              <w:rPr>
+                <w:rFonts w:ascii="Times New Roman" w:hAnsi="Times New Roman" w:eastAsia="Times New Roman" w:cs="Times New Roman"/>
+                <w:b/>
+                <w:bCs/>
+                <w:color w:val="000000"/>
+                <w:sz w:val="16"/>
+                <w:szCs w:val="16"/>
+                <w:lang w:val="pt-BR" w:eastAsia="pt-BR"/>
+              </w:rPr>
+            </w:r>
           </w:p>
         </w:tc>
         <w:tc>
@@ -2065,6 +2223,17 @@
                 <w:lang w:val="pt-BR" w:eastAsia="pt-BR"/>
               </w:rPr>
               <w:t xml:space="preserve">Polo</w:t>
+            </w:r>
+            <w:r>
+              <w:rPr>
+                <w:rFonts w:ascii="Times New Roman" w:hAnsi="Times New Roman" w:eastAsia="Times New Roman" w:cs="Times New Roman"/>
+                <w:b/>
+                <w:bCs/>
+                <w:color w:val="000000"/>
+                <w:sz w:val="16"/>
+                <w:szCs w:val="16"/>
+                <w:lang w:val="pt-BR" w:eastAsia="pt-BR"/>
+              </w:rPr>
             </w:r>
             <w:r>
               <w:rPr>
@@ -2132,6 +2301,17 @@
                 <w:lang w:val="pt-BR" w:eastAsia="pt-BR"/>
               </w:rPr>
             </w:r>
+            <w:r>
+              <w:rPr>
+                <w:rFonts w:ascii="Times New Roman" w:hAnsi="Times New Roman" w:eastAsia="Times New Roman" w:cs="Times New Roman"/>
+                <w:b/>
+                <w:bCs/>
+                <w:color w:val="000000"/>
+                <w:sz w:val="16"/>
+                <w:szCs w:val="16"/>
+                <w:lang w:val="pt-BR" w:eastAsia="pt-BR"/>
+              </w:rPr>
+            </w:r>
           </w:p>
         </w:tc>
         <w:tc>
@@ -2175,6 +2355,17 @@
                 <w:lang w:val="pt-BR" w:eastAsia="pt-BR"/>
               </w:rPr>
               <w:t xml:space="preserve">Pontuação</w:t>
+            </w:r>
+            <w:r>
+              <w:rPr>
+                <w:rFonts w:ascii="Times New Roman" w:hAnsi="Times New Roman" w:eastAsia="Times New Roman" w:cs="Times New Roman"/>
+                <w:b/>
+                <w:bCs/>
+                <w:color w:val="000000"/>
+                <w:sz w:val="16"/>
+                <w:szCs w:val="16"/>
+                <w:lang w:val="pt-BR" w:eastAsia="pt-BR"/>
+              </w:rPr>
             </w:r>
             <w:r>
               <w:rPr>
@@ -2242,6 +2433,17 @@
                 <w:lang w:val="pt-BR" w:eastAsia="pt-BR"/>
               </w:rPr>
             </w:r>
+            <w:r>
+              <w:rPr>
+                <w:rFonts w:ascii="Times New Roman" w:hAnsi="Times New Roman" w:eastAsia="Times New Roman" w:cs="Times New Roman"/>
+                <w:b/>
+                <w:bCs/>
+                <w:color w:val="000000"/>
+                <w:sz w:val="16"/>
+                <w:szCs w:val="16"/>
+                <w:lang w:val="pt-BR" w:eastAsia="pt-BR"/>
+              </w:rPr>
+            </w:r>
           </w:p>
         </w:tc>
       </w:tr>
@@ -2286,6 +2488,15 @@
                 <w:lang w:val="pt-BR" w:eastAsia="pt-BR"/>
               </w:rPr>
               <w:t xml:space="preserve">2</w:t>
+            </w:r>
+            <w:r>
+              <w:rPr>
+                <w:rFonts w:ascii="Times New Roman" w:hAnsi="Times New Roman" w:eastAsia="Times New Roman" w:cs="Times New Roman"/>
+                <w:color w:val="000000"/>
+                <w:sz w:val="16"/>
+                <w:szCs w:val="16"/>
+                <w:lang w:val="pt-BR" w:eastAsia="pt-BR"/>
+              </w:rPr>
             </w:r>
             <w:r>
               <w:rPr>
@@ -2351,6 +2562,17 @@
                 <w:lang w:val="pt-BR" w:eastAsia="pt-BR"/>
               </w:rPr>
             </w:r>
+            <w:r>
+              <w:rPr>
+                <w:rFonts w:ascii="Times New Roman" w:hAnsi="Times New Roman" w:eastAsia="Times New Roman" w:cs="Times New Roman"/>
+                <w:b/>
+                <w:bCs/>
+                <w:color w:val="0070c0"/>
+                <w:sz w:val="16"/>
+                <w:szCs w:val="16"/>
+                <w:lang w:val="pt-BR" w:eastAsia="pt-BR"/>
+              </w:rPr>
+            </w:r>
           </w:p>
         </w:tc>
         <w:tc>
@@ -2394,7 +2616,6 @@
               </w:rPr>
               <w:t xml:space="preserve"> </w:t>
             </w:r>
-            <w:r/>
             <w:r>
               <w:rPr>
                 <w:rFonts w:ascii="Times New Roman" w:hAnsi="Times New Roman" w:eastAsia="Times New Roman" w:cs="Times New Roman"/>
@@ -2405,7 +2626,6 @@
               </w:rPr>
               <w:t xml:space="preserve">SOUZA</w:t>
             </w:r>
-            <w:r/>
             <w:r>
               <w:rPr>
                 <w:rFonts w:ascii="Times New Roman" w:hAnsi="Times New Roman" w:eastAsia="Times New Roman" w:cs="Times New Roman"/>
@@ -2415,24 +2635,7 @@
                 <w:lang w:val="pt-BR" w:eastAsia="pt-BR"/>
               </w:rPr>
             </w:r>
-            <w:r>
-              <w:rPr>
-                <w:rFonts w:ascii="Times New Roman" w:hAnsi="Times New Roman" w:eastAsia="Times New Roman" w:cs="Times New Roman"/>
-                <w:color w:val="000000"/>
-                <w:sz w:val="16"/>
-                <w:szCs w:val="16"/>
-                <w:lang w:val="pt-BR" w:eastAsia="pt-BR"/>
-              </w:rPr>
-            </w:r>
-            <w:r>
-              <w:rPr>
-                <w:rFonts w:ascii="Times New Roman" w:hAnsi="Times New Roman" w:eastAsia="Times New Roman" w:cs="Times New Roman"/>
-                <w:color w:val="000000"/>
-                <w:sz w:val="16"/>
-                <w:szCs w:val="16"/>
-                <w:lang w:val="pt-BR" w:eastAsia="pt-BR"/>
-              </w:rPr>
-            </w:r>
+            <w:r/>
           </w:p>
         </w:tc>
         <w:tc>
@@ -2472,6 +2675,15 @@
                 <w:lang w:val="pt-BR" w:eastAsia="pt-BR"/>
               </w:rPr>
               <w:t xml:space="preserve">POLO I</w:t>
+            </w:r>
+            <w:r>
+              <w:rPr>
+                <w:rFonts w:ascii="Times New Roman" w:hAnsi="Times New Roman" w:eastAsia="Times New Roman" w:cs="Times New Roman"/>
+                <w:color w:val="000000"/>
+                <w:sz w:val="16"/>
+                <w:szCs w:val="16"/>
+                <w:lang w:val="pt-BR" w:eastAsia="pt-BR"/>
+              </w:rPr>
             </w:r>
             <w:r>
               <w:rPr>
@@ -2576,7 +2788,7 @@
                 <w:color w:val="000000"/>
                 <w:sz w:val="16"/>
                 <w:szCs w:val="16"/>
-                <w:lang w:val="en-US"/>
+                <w:lang w:val="pt-BR" w:eastAsia="pt-BR"/>
               </w:rPr>
             </w:r>
             <w:r>
@@ -2643,6 +2855,17 @@
                 <w:lang w:val="pt-BR" w:eastAsia="pt-BR"/>
               </w:rPr>
             </w:r>
+            <w:r>
+              <w:rPr>
+                <w:rFonts w:ascii="Times New Roman" w:hAnsi="Times New Roman" w:eastAsia="Times New Roman" w:cs="Times New Roman"/>
+                <w:b/>
+                <w:bCs/>
+                <w:color w:val="0070c0"/>
+                <w:sz w:val="16"/>
+                <w:szCs w:val="16"/>
+                <w:lang w:val="pt-BR" w:eastAsia="pt-BR"/>
+              </w:rPr>
+            </w:r>
           </w:p>
         </w:tc>
         <w:tc>
@@ -2686,6 +2909,17 @@
                 <w:lang w:val="pt-BR" w:eastAsia="pt-BR"/>
               </w:rPr>
               <w:t xml:space="preserve">Classificado (a)</w:t>
+            </w:r>
+            <w:r>
+              <w:rPr>
+                <w:rFonts w:ascii="Times New Roman" w:hAnsi="Times New Roman" w:eastAsia="Times New Roman" w:cs="Times New Roman"/>
+                <w:b/>
+                <w:bCs/>
+                <w:color w:val="0070c0"/>
+                <w:sz w:val="16"/>
+                <w:szCs w:val="16"/>
+                <w:lang w:val="pt-BR" w:eastAsia="pt-BR"/>
+              </w:rPr>
             </w:r>
             <w:r>
               <w:rPr>
@@ -2757,6 +2991,17 @@
                 <w:lang w:val="pt-BR" w:eastAsia="pt-BR"/>
               </w:rPr>
             </w:r>
+            <w:r>
+              <w:rPr>
+                <w:rFonts w:ascii="Times New Roman" w:hAnsi="Times New Roman" w:eastAsia="Times New Roman" w:cs="Times New Roman"/>
+                <w:b/>
+                <w:bCs/>
+                <w:color w:val="0070c0"/>
+                <w:sz w:val="16"/>
+                <w:szCs w:val="16"/>
+                <w:lang w:val="pt-BR" w:eastAsia="pt-BR"/>
+              </w:rPr>
+            </w:r>
           </w:p>
         </w:tc>
         <w:tc>
@@ -2786,6 +3031,14 @@
                 <w:lang w:val="pt-BR" w:eastAsia="pt-BR"/>
               </w:rPr>
             </w:pPr>
+            <w:r>
+              <w:rPr>
+                <w:rFonts w:ascii="Times New Roman" w:hAnsi="Times New Roman" w:eastAsia="Times New Roman" w:cs="Times New Roman"/>
+                <w:sz w:val="20"/>
+                <w:szCs w:val="20"/>
+                <w:lang w:val="pt-BR" w:eastAsia="pt-BR"/>
+              </w:rPr>
+            </w:r>
             <w:r>
               <w:rPr>
                 <w:rFonts w:ascii="Times New Roman" w:hAnsi="Times New Roman" w:eastAsia="Times New Roman" w:cs="Times New Roman"/>
@@ -2846,6 +3099,14 @@
                 <w:lang w:val="pt-BR" w:eastAsia="pt-BR"/>
               </w:rPr>
             </w:r>
+            <w:r>
+              <w:rPr>
+                <w:rFonts w:ascii="Times New Roman" w:hAnsi="Times New Roman" w:eastAsia="Times New Roman" w:cs="Times New Roman"/>
+                <w:sz w:val="20"/>
+                <w:szCs w:val="20"/>
+                <w:lang w:val="pt-BR" w:eastAsia="pt-BR"/>
+              </w:rPr>
+            </w:r>
           </w:p>
         </w:tc>
         <w:tc>
@@ -2874,6 +3135,14 @@
                 <w:lang w:val="pt-BR" w:eastAsia="pt-BR"/>
               </w:rPr>
             </w:pPr>
+            <w:r>
+              <w:rPr>
+                <w:rFonts w:ascii="Times New Roman" w:hAnsi="Times New Roman" w:eastAsia="Times New Roman" w:cs="Times New Roman"/>
+                <w:sz w:val="20"/>
+                <w:szCs w:val="20"/>
+                <w:lang w:val="pt-BR" w:eastAsia="pt-BR"/>
+              </w:rPr>
+            </w:r>
             <w:r>
               <w:rPr>
                 <w:rFonts w:ascii="Times New Roman" w:hAnsi="Times New Roman" w:eastAsia="Times New Roman" w:cs="Times New Roman"/>
@@ -2934,6 +3203,14 @@
                 <w:lang w:val="pt-BR" w:eastAsia="pt-BR"/>
               </w:rPr>
             </w:r>
+            <w:r>
+              <w:rPr>
+                <w:rFonts w:ascii="Times New Roman" w:hAnsi="Times New Roman" w:eastAsia="Times New Roman" w:cs="Times New Roman"/>
+                <w:sz w:val="20"/>
+                <w:szCs w:val="20"/>
+                <w:lang w:val="pt-BR" w:eastAsia="pt-BR"/>
+              </w:rPr>
+            </w:r>
           </w:p>
         </w:tc>
         <w:tc>
@@ -2962,6 +3239,14 @@
                 <w:lang w:val="pt-BR" w:eastAsia="pt-BR"/>
               </w:rPr>
             </w:pPr>
+            <w:r>
+              <w:rPr>
+                <w:rFonts w:ascii="Times New Roman" w:hAnsi="Times New Roman" w:eastAsia="Times New Roman" w:cs="Times New Roman"/>
+                <w:sz w:val="20"/>
+                <w:szCs w:val="20"/>
+                <w:lang w:val="pt-BR" w:eastAsia="pt-BR"/>
+              </w:rPr>
+            </w:r>
             <w:r>
               <w:rPr>
                 <w:rFonts w:ascii="Times New Roman" w:hAnsi="Times New Roman" w:eastAsia="Times New Roman" w:cs="Times New Roman"/>
@@ -3022,6 +3307,14 @@
                 <w:lang w:val="pt-BR" w:eastAsia="pt-BR"/>
               </w:rPr>
             </w:r>
+            <w:r>
+              <w:rPr>
+                <w:rFonts w:ascii="Times New Roman" w:hAnsi="Times New Roman" w:eastAsia="Times New Roman" w:cs="Times New Roman"/>
+                <w:sz w:val="20"/>
+                <w:szCs w:val="20"/>
+                <w:lang w:val="pt-BR" w:eastAsia="pt-BR"/>
+              </w:rPr>
+            </w:r>
           </w:p>
         </w:tc>
       </w:tr>
@@ -3038,6 +3331,14 @@
           <w:lang w:val="pt-BR" w:eastAsia="pt-BR"/>
         </w:rPr>
       </w:pPr>
+      <w:r>
+        <w:rPr>
+          <w:rFonts w:ascii="Times New Roman" w:hAnsi="Times New Roman" w:eastAsia="Times New Roman" w:cs="Times New Roman"/>
+          <w:sz w:val="24"/>
+          <w:szCs w:val="24"/>
+          <w:lang w:val="pt-BR" w:eastAsia="pt-BR"/>
+        </w:rPr>
+      </w:r>
       <w:r>
         <w:rPr>
           <w:rFonts w:ascii="Times New Roman" w:hAnsi="Times New Roman" w:eastAsia="Times New Roman" w:cs="Times New Roman"/>
@@ -3106,7 +3407,7 @@
 <w:ftr xmlns:wpc="http://schemas.microsoft.com/office/word/2010/wordprocessingCanvas" xmlns:mc="http://schemas.openxmlformats.org/markup-compatibility/2006" xmlns:o="urn:schemas-microsoft-com:office:office" xmlns:r="http://schemas.openxmlformats.org/officeDocument/2006/relationships" xmlns:m="http://schemas.openxmlformats.org/officeDocument/2006/math" xmlns:v="urn:schemas-microsoft-com:vml" xmlns:wp14="http://schemas.microsoft.com/office/word/2010/wordprocessingDrawing" xmlns:wp="http://schemas.openxmlformats.org/drawingml/2006/wordprocessingDrawing" xmlns:w10="urn:schemas-microsoft-com:office:word" xmlns:w="http://schemas.openxmlformats.org/wordprocessingml/2006/main" xmlns:w14="http://schemas.microsoft.com/office/word/2010/wordml" xmlns:w15="http://schemas.microsoft.com/office/word/2012/wordml" xmlns:wpg="http://schemas.microsoft.com/office/word/2010/wordprocessingGroup" xmlns:wpi="http://schemas.microsoft.com/office/word/2010/wordprocessingInk" xmlns:wne="http://schemas.microsoft.com/office/word/2006/wordml" xmlns:a="http://schemas.openxmlformats.org/drawingml/2006/main" xmlns:wps="http://schemas.microsoft.com/office/word/2010/wordprocessingShape" mc:Ignorable="w14 w15 wp14">
   <w:p>
     <w:pPr>
-      <w:pStyle w:val="923"/>
+      <w:pStyle w:val="1086"/>
       <w:pBdr/>
       <w:spacing/>
       <w:ind/>
@@ -3388,7 +3689,7 @@
 <w:hdr xmlns:wpc="http://schemas.microsoft.com/office/word/2010/wordprocessingCanvas" xmlns:mc="http://schemas.openxmlformats.org/markup-compatibility/2006" xmlns:o="urn:schemas-microsoft-com:office:office" xmlns:r="http://schemas.openxmlformats.org/officeDocument/2006/relationships" xmlns:m="http://schemas.openxmlformats.org/officeDocument/2006/math" xmlns:v="urn:schemas-microsoft-com:vml" xmlns:wp14="http://schemas.microsoft.com/office/word/2010/wordprocessingDrawing" xmlns:wp="http://schemas.openxmlformats.org/drawingml/2006/wordprocessingDrawing" xmlns:w10="urn:schemas-microsoft-com:office:word" xmlns:w="http://schemas.openxmlformats.org/wordprocessingml/2006/main" xmlns:w14="http://schemas.microsoft.com/office/word/2010/wordml" xmlns:w15="http://schemas.microsoft.com/office/word/2012/wordml" xmlns:wpg="http://schemas.microsoft.com/office/word/2010/wordprocessingGroup" xmlns:wpi="http://schemas.microsoft.com/office/word/2010/wordprocessingInk" xmlns:wne="http://schemas.microsoft.com/office/word/2006/wordml" xmlns:a="http://schemas.openxmlformats.org/drawingml/2006/main" xmlns:wps="http://schemas.microsoft.com/office/word/2010/wordprocessingShape" mc:Ignorable="w14 w15 wp14">
   <w:p>
     <w:pPr>
-      <w:pStyle w:val="921"/>
+      <w:pStyle w:val="1084"/>
       <w:pBdr/>
       <w:spacing/>
       <w:ind w:hanging="4680" w:left="4680"/>
@@ -3708,6 +4009,14 @@
                               <w:lang w:val="pt-BR"/>
                             </w:rPr>
                             <w:t xml:space="preserve">PREFEITURA MUNICIPAL DE BERURI </w:t>
+                          </w:r>
+                          <w:r>
+                            <w:rPr>
+                              <w:rFonts w:ascii="Arial" w:hAnsi="Arial" w:cs="Arial"/>
+                              <w:sz w:val="16"/>
+                              <w:szCs w:val="16"/>
+                              <w:lang w:val="pt-BR"/>
+                            </w:rPr>
                           </w:r>
                           <w:r>
                             <w:rPr>
@@ -3843,6 +4152,14 @@
                               <w:lang w:val="pt-BR"/>
                             </w:rPr>
                           </w:r>
+                          <w:r>
+                            <w:rPr>
+                              <w:rFonts w:ascii="Arial" w:hAnsi="Arial" w:cs="Arial"/>
+                              <w:sz w:val="16"/>
+                              <w:szCs w:val="16"/>
+                              <w:lang w:val="pt-BR"/>
+                            </w:rPr>
+                          </w:r>
                         </w:p>
                         <w:p>
                           <w:pPr>
@@ -3875,6 +4192,13 @@
                               <w:szCs w:val="16"/>
                             </w:rPr>
                             <w:t xml:space="preserve">06</w:t>
+                          </w:r>
+                          <w:r>
+                            <w:rPr>
+                              <w:rFonts w:ascii="Arial" w:hAnsi="Arial" w:cs="Arial"/>
+                              <w:sz w:val="16"/>
+                              <w:szCs w:val="16"/>
+                            </w:rPr>
                           </w:r>
                           <w:r>
                             <w:rPr>
@@ -3927,6 +4251,14 @@
                         <w:lang w:val="pt-BR"/>
                       </w:rPr>
                       <w:t xml:space="preserve">PREFEITURA MUNICIPAL DE BERURI </w:t>
+                    </w:r>
+                    <w:r>
+                      <w:rPr>
+                        <w:rFonts w:ascii="Arial" w:hAnsi="Arial" w:cs="Arial"/>
+                        <w:sz w:val="16"/>
+                        <w:szCs w:val="16"/>
+                        <w:lang w:val="pt-BR"/>
+                      </w:rPr>
                     </w:r>
                     <w:r>
                       <w:rPr>
@@ -4062,6 +4394,14 @@
                         <w:lang w:val="pt-BR"/>
                       </w:rPr>
                     </w:r>
+                    <w:r>
+                      <w:rPr>
+                        <w:rFonts w:ascii="Arial" w:hAnsi="Arial" w:cs="Arial"/>
+                        <w:sz w:val="16"/>
+                        <w:szCs w:val="16"/>
+                        <w:lang w:val="pt-BR"/>
+                      </w:rPr>
+                    </w:r>
                   </w:p>
                   <w:p>
                     <w:pPr>
@@ -4102,6 +4442,13 @@
                         <w:szCs w:val="16"/>
                       </w:rPr>
                     </w:r>
+                    <w:r>
+                      <w:rPr>
+                        <w:rFonts w:ascii="Arial" w:hAnsi="Arial" w:cs="Arial"/>
+                        <w:sz w:val="16"/>
+                        <w:szCs w:val="16"/>
+                      </w:rPr>
+                    </w:r>
                   </w:p>
                 </w:txbxContent>
               </v:textbox>
@@ -4114,7 +4461,7 @@
   </w:p>
   <w:p>
     <w:pPr>
-      <w:pStyle w:val="921"/>
+      <w:pStyle w:val="1084"/>
       <w:pBdr/>
       <w:spacing/>
       <w:ind/>
@@ -4407,7 +4754,7 @@
         <w:spacing/>
         <w:ind w:hanging="360" w:left="1080"/>
       </w:pPr>
-      <w:pStyle w:val="945"/>
+      <w:pStyle w:val="1108"/>
       <w:rPr/>
       <w:start w:val="1"/>
       <w:suff w:val="tab"/>
@@ -4540,7 +4887,7 @@
         <w:spacing/>
         <w:ind w:hanging="360" w:left="720"/>
       </w:pPr>
-      <w:pStyle w:val="944"/>
+      <w:pStyle w:val="1107"/>
       <w:rPr/>
       <w:start w:val="1"/>
       <w:suff w:val="tab"/>
@@ -4807,7 +5154,7 @@
         <w:spacing/>
         <w:ind w:hanging="360" w:left="1080"/>
       </w:pPr>
-      <w:pStyle w:val="942"/>
+      <w:pStyle w:val="1105"/>
       <w:rPr>
         <w:rFonts w:hint="default" w:ascii="Symbol" w:hAnsi="Symbol"/>
       </w:rPr>
@@ -4942,7 +5289,7 @@
         <w:spacing/>
         <w:ind w:hanging="360" w:left="720"/>
       </w:pPr>
-      <w:pStyle w:val="941"/>
+      <w:pStyle w:val="1104"/>
       <w:rPr>
         <w:rFonts w:hint="default" w:ascii="Symbol" w:hAnsi="Symbol"/>
       </w:rPr>
@@ -5077,7 +5424,7 @@
         <w:spacing/>
         <w:ind w:hanging="360" w:left="360"/>
       </w:pPr>
-      <w:pStyle w:val="943"/>
+      <w:pStyle w:val="1106"/>
       <w:rPr/>
       <w:start w:val="1"/>
       <w:suff w:val="tab"/>
@@ -5210,7 +5557,7 @@
         <w:spacing/>
         <w:ind w:hanging="360" w:left="360"/>
       </w:pPr>
-      <w:pStyle w:val="940"/>
+      <w:pStyle w:val="1103"/>
       <w:rPr>
         <w:rFonts w:hint="default" w:ascii="Symbol" w:hAnsi="Symbol"/>
       </w:rPr>
@@ -8998,9 +9345,9 @@
     <w:lsdException w:name="Bibliography" w:uiPriority="37"/>
     <w:lsdException w:name="TOC Heading" w:uiPriority="39" w:qFormat="1"/>
   </w:latentStyles>
-  <w:style w:type="table" w:styleId="13">
+  <w:style w:type="table" w:styleId="903">
     <w:name w:val="Table Grid Light"/>
-    <w:basedOn w:val="910"/>
+    <w:basedOn w:val="1073"/>
     <w:uiPriority w:val="59"/>
     <w:pPr>
       <w:pBdr/>
@@ -9197,9 +9544,9 @@
       </w:tcPr>
     </w:tblStylePr>
   </w:style>
-  <w:style w:type="table" w:styleId="14">
+  <w:style w:type="table" w:styleId="904">
     <w:name w:val="Plain Table 1"/>
-    <w:basedOn w:val="910"/>
+    <w:basedOn w:val="1073"/>
     <w:uiPriority w:val="59"/>
     <w:pPr>
       <w:pBdr/>
@@ -9422,9 +9769,9 @@
       </w:tcPr>
     </w:tblStylePr>
   </w:style>
-  <w:style w:type="table" w:styleId="15">
+  <w:style w:type="table" w:styleId="905">
     <w:name w:val="Plain Table 2"/>
-    <w:basedOn w:val="910"/>
+    <w:basedOn w:val="1073"/>
     <w:uiPriority w:val="59"/>
     <w:pPr>
       <w:pBdr/>
@@ -9655,9 +10002,9 @@
       </w:tcPr>
     </w:tblStylePr>
   </w:style>
-  <w:style w:type="table" w:styleId="16">
+  <w:style w:type="table" w:styleId="906">
     <w:name w:val="Plain Table 3"/>
-    <w:basedOn w:val="910"/>
+    <w:basedOn w:val="1073"/>
     <w:uiPriority w:val="99"/>
     <w:pPr>
       <w:pBdr/>
@@ -9885,9 +10232,9 @@
       </w:tcPr>
     </w:tblStylePr>
   </w:style>
-  <w:style w:type="table" w:styleId="17">
+  <w:style w:type="table" w:styleId="907">
     <w:name w:val="Plain Table 4"/>
-    <w:basedOn w:val="910"/>
+    <w:basedOn w:val="1073"/>
     <w:uiPriority w:val="99"/>
     <w:pPr>
       <w:pBdr/>
@@ -10101,9 +10448,9 @@
       </w:tcPr>
     </w:tblStylePr>
   </w:style>
-  <w:style w:type="table" w:styleId="18">
+  <w:style w:type="table" w:styleId="908">
     <w:name w:val="Plain Table 5"/>
-    <w:basedOn w:val="910"/>
+    <w:basedOn w:val="1073"/>
     <w:uiPriority w:val="99"/>
     <w:pPr>
       <w:pBdr/>
@@ -10334,9 +10681,9 @@
       </w:tcPr>
     </w:tblStylePr>
   </w:style>
-  <w:style w:type="table" w:styleId="19">
+  <w:style w:type="table" w:styleId="909">
     <w:name w:val="Grid Table 1 Light"/>
-    <w:basedOn w:val="910"/>
+    <w:basedOn w:val="1073"/>
     <w:uiPriority w:val="99"/>
     <w:pPr>
       <w:pBdr/>
@@ -10557,9 +10904,9 @@
       </w:tcPr>
     </w:tblStylePr>
   </w:style>
-  <w:style w:type="table" w:styleId="20">
+  <w:style w:type="table" w:styleId="910">
     <w:name w:val="Grid Table 1 Light - Accent 1"/>
-    <w:basedOn w:val="910"/>
+    <w:basedOn w:val="1073"/>
     <w:uiPriority w:val="99"/>
     <w:pPr>
       <w:pBdr/>
@@ -10780,9 +11127,9 @@
       </w:tcPr>
     </w:tblStylePr>
   </w:style>
-  <w:style w:type="table" w:styleId="21">
+  <w:style w:type="table" w:styleId="911">
     <w:name w:val="Grid Table 1 Light - Accent 2"/>
-    <w:basedOn w:val="910"/>
+    <w:basedOn w:val="1073"/>
     <w:uiPriority w:val="99"/>
     <w:pPr>
       <w:pBdr/>
@@ -11003,9 +11350,9 @@
       </w:tcPr>
     </w:tblStylePr>
   </w:style>
-  <w:style w:type="table" w:styleId="22">
+  <w:style w:type="table" w:styleId="912">
     <w:name w:val="Grid Table 1 Light - Accent 3"/>
-    <w:basedOn w:val="910"/>
+    <w:basedOn w:val="1073"/>
     <w:uiPriority w:val="99"/>
     <w:pPr>
       <w:pBdr/>
@@ -11226,9 +11573,9 @@
       </w:tcPr>
     </w:tblStylePr>
   </w:style>
-  <w:style w:type="table" w:styleId="23">
+  <w:style w:type="table" w:styleId="913">
     <w:name w:val="Grid Table 1 Light - Accent 4"/>
-    <w:basedOn w:val="910"/>
+    <w:basedOn w:val="1073"/>
     <w:uiPriority w:val="99"/>
     <w:pPr>
       <w:pBdr/>
@@ -11449,9 +11796,9 @@
       </w:tcPr>
     </w:tblStylePr>
   </w:style>
-  <w:style w:type="table" w:styleId="24">
+  <w:style w:type="table" w:styleId="914">
     <w:name w:val="Grid Table 1 Light - Accent 5"/>
-    <w:basedOn w:val="910"/>
+    <w:basedOn w:val="1073"/>
     <w:uiPriority w:val="99"/>
     <w:pPr>
       <w:pBdr/>
@@ -11672,9 +12019,9 @@
       </w:tcPr>
     </w:tblStylePr>
   </w:style>
-  <w:style w:type="table" w:styleId="25">
+  <w:style w:type="table" w:styleId="915">
     <w:name w:val="Grid Table 1 Light - Accent 6"/>
-    <w:basedOn w:val="910"/>
+    <w:basedOn w:val="1073"/>
     <w:uiPriority w:val="99"/>
     <w:pPr>
       <w:pBdr/>
@@ -11895,9 +12242,9 @@
       </w:tcPr>
     </w:tblStylePr>
   </w:style>
-  <w:style w:type="table" w:styleId="26">
+  <w:style w:type="table" w:styleId="916">
     <w:name w:val="Grid Table 2"/>
-    <w:basedOn w:val="910"/>
+    <w:basedOn w:val="1073"/>
     <w:uiPriority w:val="99"/>
     <w:pPr>
       <w:pBdr/>
@@ -12127,9 +12474,9 @@
       </w:tcPr>
     </w:tblStylePr>
   </w:style>
-  <w:style w:type="table" w:styleId="27">
+  <w:style w:type="table" w:styleId="917">
     <w:name w:val="Grid Table 2 - Accent 1"/>
-    <w:basedOn w:val="910"/>
+    <w:basedOn w:val="1073"/>
     <w:uiPriority w:val="99"/>
     <w:pPr>
       <w:pBdr/>
@@ -12359,9 +12706,9 @@
       </w:tcPr>
     </w:tblStylePr>
   </w:style>
-  <w:style w:type="table" w:styleId="28">
+  <w:style w:type="table" w:styleId="918">
     <w:name w:val="Grid Table 2 - Accent 2"/>
-    <w:basedOn w:val="910"/>
+    <w:basedOn w:val="1073"/>
     <w:uiPriority w:val="99"/>
     <w:pPr>
       <w:pBdr/>
@@ -12591,9 +12938,9 @@
       </w:tcPr>
     </w:tblStylePr>
   </w:style>
-  <w:style w:type="table" w:styleId="29">
+  <w:style w:type="table" w:styleId="919">
     <w:name w:val="Grid Table 2 - Accent 3"/>
-    <w:basedOn w:val="910"/>
+    <w:basedOn w:val="1073"/>
     <w:uiPriority w:val="99"/>
     <w:pPr>
       <w:pBdr/>
@@ -12823,9 +13170,9 @@
       </w:tcPr>
     </w:tblStylePr>
   </w:style>
-  <w:style w:type="table" w:styleId="30">
+  <w:style w:type="table" w:styleId="920">
     <w:name w:val="Grid Table 2 - Accent 4"/>
-    <w:basedOn w:val="910"/>
+    <w:basedOn w:val="1073"/>
     <w:uiPriority w:val="99"/>
     <w:pPr>
       <w:pBdr/>
@@ -13055,9 +13402,9 @@
       </w:tcPr>
     </w:tblStylePr>
   </w:style>
-  <w:style w:type="table" w:styleId="31">
+  <w:style w:type="table" w:styleId="921">
     <w:name w:val="Grid Table 2 - Accent 5"/>
-    <w:basedOn w:val="910"/>
+    <w:basedOn w:val="1073"/>
     <w:uiPriority w:val="99"/>
     <w:pPr>
       <w:pBdr/>
@@ -13287,9 +13634,9 @@
       </w:tcPr>
     </w:tblStylePr>
   </w:style>
-  <w:style w:type="table" w:styleId="32">
+  <w:style w:type="table" w:styleId="922">
     <w:name w:val="Grid Table 2 - Accent 6"/>
-    <w:basedOn w:val="910"/>
+    <w:basedOn w:val="1073"/>
     <w:uiPriority w:val="99"/>
     <w:pPr>
       <w:pBdr/>
@@ -13519,9 +13866,9 @@
       </w:tcPr>
     </w:tblStylePr>
   </w:style>
-  <w:style w:type="table" w:styleId="33">
+  <w:style w:type="table" w:styleId="923">
     <w:name w:val="Grid Table 3"/>
-    <w:basedOn w:val="910"/>
+    <w:basedOn w:val="1073"/>
     <w:uiPriority w:val="99"/>
     <w:pPr>
       <w:pBdr/>
@@ -13620,7 +13967,7 @@
         <w:tblBorders/>
       </w:tblPr>
       <w:tcPr>
-        <w:shd w:color="ffffff"/>
+        <w:shd w:val="clear" w:color="ffffff"/>
         <w:tcBorders>
           <w:top w:val="none" w:color="000000" w:sz="4" w:space="0"/>
           <w:left w:val="none" w:color="000000" w:sz="4" w:space="0"/>
@@ -13666,7 +14013,7 @@
         <w:tblBorders/>
       </w:tblPr>
       <w:tcPr>
-        <w:shd w:color="ffffff"/>
+        <w:shd w:val="clear" w:color="ffffff"/>
         <w:tcBorders>
           <w:top w:val="none" w:color="000000" w:sz="4" w:space="0"/>
           <w:left w:val="none" w:color="000000" w:sz="4" w:space="0"/>
@@ -13764,9 +14111,9 @@
       </w:tcPr>
     </w:tblStylePr>
   </w:style>
-  <w:style w:type="table" w:styleId="34">
+  <w:style w:type="table" w:styleId="924">
     <w:name w:val="Grid Table 3 - Accent 1"/>
-    <w:basedOn w:val="910"/>
+    <w:basedOn w:val="1073"/>
     <w:uiPriority w:val="99"/>
     <w:pPr>
       <w:pBdr/>
@@ -13865,7 +14212,7 @@
         <w:tblBorders/>
       </w:tblPr>
       <w:tcPr>
-        <w:shd w:color="ffffff"/>
+        <w:shd w:val="clear" w:color="ffffff"/>
         <w:tcBorders>
           <w:top w:val="none" w:color="000000" w:sz="4" w:space="0"/>
           <w:left w:val="none" w:color="000000" w:sz="4" w:space="0"/>
@@ -13911,7 +14258,7 @@
         <w:tblBorders/>
       </w:tblPr>
       <w:tcPr>
-        <w:shd w:color="ffffff"/>
+        <w:shd w:val="clear" w:color="ffffff"/>
         <w:tcBorders>
           <w:top w:val="none" w:color="000000" w:sz="4" w:space="0"/>
           <w:left w:val="none" w:color="000000" w:sz="4" w:space="0"/>
@@ -14009,9 +14356,9 @@
       </w:tcPr>
     </w:tblStylePr>
   </w:style>
-  <w:style w:type="table" w:styleId="35">
+  <w:style w:type="table" w:styleId="925">
     <w:name w:val="Grid Table 3 - Accent 2"/>
-    <w:basedOn w:val="910"/>
+    <w:basedOn w:val="1073"/>
     <w:uiPriority w:val="99"/>
     <w:pPr>
       <w:pBdr/>
@@ -14110,7 +14457,7 @@
         <w:tblBorders/>
       </w:tblPr>
       <w:tcPr>
-        <w:shd w:color="ffffff"/>
+        <w:shd w:val="clear" w:color="ffffff"/>
         <w:tcBorders>
           <w:top w:val="none" w:color="000000" w:sz="4" w:space="0"/>
           <w:left w:val="none" w:color="000000" w:sz="4" w:space="0"/>
@@ -14156,7 +14503,7 @@
         <w:tblBorders/>
       </w:tblPr>
       <w:tcPr>
-        <w:shd w:color="ffffff"/>
+        <w:shd w:val="clear" w:color="ffffff"/>
         <w:tcBorders>
           <w:top w:val="none" w:color="000000" w:sz="4" w:space="0"/>
           <w:left w:val="none" w:color="000000" w:sz="4" w:space="0"/>
@@ -14254,9 +14601,9 @@
       </w:tcPr>
     </w:tblStylePr>
   </w:style>
-  <w:style w:type="table" w:styleId="36">
+  <w:style w:type="table" w:styleId="926">
     <w:name w:val="Grid Table 3 - Accent 3"/>
-    <w:basedOn w:val="910"/>
+    <w:basedOn w:val="1073"/>
     <w:uiPriority w:val="99"/>
     <w:pPr>
       <w:pBdr/>
@@ -14355,7 +14702,7 @@
         <w:tblBorders/>
       </w:tblPr>
       <w:tcPr>
-        <w:shd w:color="ffffff"/>
+        <w:shd w:val="clear" w:color="ffffff"/>
         <w:tcBorders>
           <w:top w:val="none" w:color="000000" w:sz="4" w:space="0"/>
           <w:left w:val="none" w:color="000000" w:sz="4" w:space="0"/>
@@ -14401,7 +14748,7 @@
         <w:tblBorders/>
       </w:tblPr>
       <w:tcPr>
-        <w:shd w:color="ffffff"/>
+        <w:shd w:val="clear" w:color="ffffff"/>
         <w:tcBorders>
           <w:top w:val="none" w:color="000000" w:sz="4" w:space="0"/>
           <w:left w:val="none" w:color="000000" w:sz="4" w:space="0"/>
@@ -14499,9 +14846,9 @@
       </w:tcPr>
     </w:tblStylePr>
   </w:style>
-  <w:style w:type="table" w:styleId="37">
+  <w:style w:type="table" w:styleId="927">
     <w:name w:val="Grid Table 3 - Accent 4"/>
-    <w:basedOn w:val="910"/>
+    <w:basedOn w:val="1073"/>
     <w:uiPriority w:val="99"/>
     <w:pPr>
       <w:pBdr/>
@@ -14600,7 +14947,7 @@
         <w:tblBorders/>
       </w:tblPr>
       <w:tcPr>
-        <w:shd w:color="ffffff"/>
+        <w:shd w:val="clear" w:color="ffffff"/>
         <w:tcBorders>
           <w:top w:val="none" w:color="000000" w:sz="4" w:space="0"/>
           <w:left w:val="none" w:color="000000" w:sz="4" w:space="0"/>
@@ -14646,7 +14993,7 @@
         <w:tblBorders/>
       </w:tblPr>
       <w:tcPr>
-        <w:shd w:color="ffffff"/>
+        <w:shd w:val="clear" w:color="ffffff"/>
         <w:tcBorders>
           <w:top w:val="none" w:color="000000" w:sz="4" w:space="0"/>
           <w:left w:val="none" w:color="000000" w:sz="4" w:space="0"/>
@@ -14744,9 +15091,9 @@
       </w:tcPr>
     </w:tblStylePr>
   </w:style>
-  <w:style w:type="table" w:styleId="38">
+  <w:style w:type="table" w:styleId="928">
     <w:name w:val="Grid Table 3 - Accent 5"/>
-    <w:basedOn w:val="910"/>
+    <w:basedOn w:val="1073"/>
     <w:uiPriority w:val="99"/>
     <w:pPr>
       <w:pBdr/>
@@ -14845,7 +15192,7 @@
         <w:tblBorders/>
       </w:tblPr>
       <w:tcPr>
-        <w:shd w:color="ffffff"/>
+        <w:shd w:val="clear" w:color="ffffff"/>
         <w:tcBorders>
           <w:top w:val="none" w:color="000000" w:sz="4" w:space="0"/>
           <w:left w:val="none" w:color="000000" w:sz="4" w:space="0"/>
@@ -14891,7 +15238,7 @@
         <w:tblBorders/>
       </w:tblPr>
       <w:tcPr>
-        <w:shd w:color="ffffff"/>
+        <w:shd w:val="clear" w:color="ffffff"/>
         <w:tcBorders>
           <w:top w:val="none" w:color="000000" w:sz="4" w:space="0"/>
           <w:left w:val="none" w:color="000000" w:sz="4" w:space="0"/>
@@ -14989,9 +15336,9 @@
       </w:tcPr>
     </w:tblStylePr>
   </w:style>
-  <w:style w:type="table" w:styleId="39">
+  <w:style w:type="table" w:styleId="929">
     <w:name w:val="Grid Table 3 - Accent 6"/>
-    <w:basedOn w:val="910"/>
+    <w:basedOn w:val="1073"/>
     <w:uiPriority w:val="99"/>
     <w:pPr>
       <w:pBdr/>
@@ -15090,7 +15437,7 @@
         <w:tblBorders/>
       </w:tblPr>
       <w:tcPr>
-        <w:shd w:color="ffffff"/>
+        <w:shd w:val="clear" w:color="ffffff"/>
         <w:tcBorders>
           <w:top w:val="none" w:color="000000" w:sz="4" w:space="0"/>
           <w:left w:val="none" w:color="000000" w:sz="4" w:space="0"/>
@@ -15136,7 +15483,7 @@
         <w:tblBorders/>
       </w:tblPr>
       <w:tcPr>
-        <w:shd w:color="ffffff"/>
+        <w:shd w:val="clear" w:color="ffffff"/>
         <w:tcBorders>
           <w:top w:val="none" w:color="000000" w:sz="4" w:space="0"/>
           <w:left w:val="none" w:color="000000" w:sz="4" w:space="0"/>
@@ -15234,9 +15581,9 @@
       </w:tcPr>
     </w:tblStylePr>
   </w:style>
-  <w:style w:type="table" w:styleId="40">
+  <w:style w:type="table" w:styleId="930">
     <w:name w:val="Grid Table 4"/>
-    <w:basedOn w:val="910"/>
+    <w:basedOn w:val="1073"/>
     <w:uiPriority w:val="59"/>
     <w:pPr>
       <w:pBdr/>
@@ -15467,9 +15814,9 @@
       </w:tcPr>
     </w:tblStylePr>
   </w:style>
-  <w:style w:type="table" w:styleId="41">
+  <w:style w:type="table" w:styleId="931">
     <w:name w:val="Grid Table 4 - Accent 1"/>
-    <w:basedOn w:val="910"/>
+    <w:basedOn w:val="1073"/>
     <w:uiPriority w:val="59"/>
     <w:pPr>
       <w:pBdr/>
@@ -15700,9 +16047,9 @@
       </w:tcPr>
     </w:tblStylePr>
   </w:style>
-  <w:style w:type="table" w:styleId="42">
+  <w:style w:type="table" w:styleId="932">
     <w:name w:val="Grid Table 4 - Accent 2"/>
-    <w:basedOn w:val="910"/>
+    <w:basedOn w:val="1073"/>
     <w:uiPriority w:val="59"/>
     <w:pPr>
       <w:pBdr/>
@@ -15933,9 +16280,9 @@
       </w:tcPr>
     </w:tblStylePr>
   </w:style>
-  <w:style w:type="table" w:styleId="43">
+  <w:style w:type="table" w:styleId="933">
     <w:name w:val="Grid Table 4 - Accent 3"/>
-    <w:basedOn w:val="910"/>
+    <w:basedOn w:val="1073"/>
     <w:uiPriority w:val="59"/>
     <w:pPr>
       <w:pBdr/>
@@ -16166,9 +16513,9 @@
       </w:tcPr>
     </w:tblStylePr>
   </w:style>
-  <w:style w:type="table" w:styleId="44">
+  <w:style w:type="table" w:styleId="934">
     <w:name w:val="Grid Table 4 - Accent 4"/>
-    <w:basedOn w:val="910"/>
+    <w:basedOn w:val="1073"/>
     <w:uiPriority w:val="59"/>
     <w:pPr>
       <w:pBdr/>
@@ -16399,9 +16746,9 @@
       </w:tcPr>
     </w:tblStylePr>
   </w:style>
-  <w:style w:type="table" w:styleId="45">
+  <w:style w:type="table" w:styleId="935">
     <w:name w:val="Grid Table 4 - Accent 5"/>
-    <w:basedOn w:val="910"/>
+    <w:basedOn w:val="1073"/>
     <w:uiPriority w:val="59"/>
     <w:pPr>
       <w:pBdr/>
@@ -16632,9 +16979,9 @@
       </w:tcPr>
     </w:tblStylePr>
   </w:style>
-  <w:style w:type="table" w:styleId="46">
+  <w:style w:type="table" w:styleId="936">
     <w:name w:val="Grid Table 4 - Accent 6"/>
-    <w:basedOn w:val="910"/>
+    <w:basedOn w:val="1073"/>
     <w:uiPriority w:val="59"/>
     <w:pPr>
       <w:pBdr/>
@@ -16865,9 +17212,9 @@
       </w:tcPr>
     </w:tblStylePr>
   </w:style>
-  <w:style w:type="table" w:styleId="47">
+  <w:style w:type="table" w:styleId="937">
     <w:name w:val="Grid Table 5 Dark"/>
-    <w:basedOn w:val="910"/>
+    <w:basedOn w:val="1073"/>
     <w:uiPriority w:val="99"/>
     <w:pPr>
       <w:pBdr/>
@@ -17093,9 +17440,9 @@
       </w:tcPr>
     </w:tblStylePr>
   </w:style>
-  <w:style w:type="table" w:styleId="48">
+  <w:style w:type="table" w:styleId="938">
     <w:name w:val="Grid Table 5 Dark- Accent 1"/>
-    <w:basedOn w:val="910"/>
+    <w:basedOn w:val="1073"/>
     <w:uiPriority w:val="99"/>
     <w:pPr>
       <w:pBdr/>
@@ -17321,9 +17668,9 @@
       </w:tcPr>
     </w:tblStylePr>
   </w:style>
-  <w:style w:type="table" w:styleId="49">
+  <w:style w:type="table" w:styleId="939">
     <w:name w:val="Grid Table 5 Dark - Accent 2"/>
-    <w:basedOn w:val="910"/>
+    <w:basedOn w:val="1073"/>
     <w:uiPriority w:val="99"/>
     <w:pPr>
       <w:pBdr/>
@@ -17549,9 +17896,9 @@
       </w:tcPr>
     </w:tblStylePr>
   </w:style>
-  <w:style w:type="table" w:styleId="50">
+  <w:style w:type="table" w:styleId="940">
     <w:name w:val="Grid Table 5 Dark - Accent 3"/>
-    <w:basedOn w:val="910"/>
+    <w:basedOn w:val="1073"/>
     <w:uiPriority w:val="99"/>
     <w:pPr>
       <w:pBdr/>
@@ -17777,9 +18124,9 @@
       </w:tcPr>
     </w:tblStylePr>
   </w:style>
-  <w:style w:type="table" w:styleId="51">
+  <w:style w:type="table" w:styleId="941">
     <w:name w:val="Grid Table 5 Dark- Accent 4"/>
-    <w:basedOn w:val="910"/>
+    <w:basedOn w:val="1073"/>
     <w:uiPriority w:val="99"/>
     <w:pPr>
       <w:pBdr/>
@@ -18005,9 +18352,9 @@
       </w:tcPr>
     </w:tblStylePr>
   </w:style>
-  <w:style w:type="table" w:styleId="52">
+  <w:style w:type="table" w:styleId="942">
     <w:name w:val="Grid Table 5 Dark - Accent 5"/>
-    <w:basedOn w:val="910"/>
+    <w:basedOn w:val="1073"/>
     <w:uiPriority w:val="99"/>
     <w:pPr>
       <w:pBdr/>
@@ -18233,9 +18580,9 @@
       </w:tcPr>
     </w:tblStylePr>
   </w:style>
-  <w:style w:type="table" w:styleId="53">
+  <w:style w:type="table" w:styleId="943">
     <w:name w:val="Grid Table 5 Dark - Accent 6"/>
-    <w:basedOn w:val="910"/>
+    <w:basedOn w:val="1073"/>
     <w:uiPriority w:val="99"/>
     <w:pPr>
       <w:pBdr/>
@@ -18461,9 +18808,9 @@
       </w:tcPr>
     </w:tblStylePr>
   </w:style>
-  <w:style w:type="table" w:styleId="54">
+  <w:style w:type="table" w:styleId="944">
     <w:name w:val="Grid Table 6 Colorful"/>
-    <w:basedOn w:val="910"/>
+    <w:basedOn w:val="1073"/>
     <w:uiPriority w:val="99"/>
     <w:pPr>
       <w:pBdr/>
@@ -18691,9 +19038,9 @@
       </w:tcPr>
     </w:tblStylePr>
   </w:style>
-  <w:style w:type="table" w:styleId="55">
+  <w:style w:type="table" w:styleId="945">
     <w:name w:val="Grid Table 6 Colorful - Accent 1"/>
-    <w:basedOn w:val="910"/>
+    <w:basedOn w:val="1073"/>
     <w:uiPriority w:val="99"/>
     <w:pPr>
       <w:pBdr/>
@@ -18921,9 +19268,9 @@
       </w:tcPr>
     </w:tblStylePr>
   </w:style>
-  <w:style w:type="table" w:styleId="56">
+  <w:style w:type="table" w:styleId="946">
     <w:name w:val="Grid Table 6 Colorful - Accent 2"/>
-    <w:basedOn w:val="910"/>
+    <w:basedOn w:val="1073"/>
     <w:uiPriority w:val="99"/>
     <w:pPr>
       <w:pBdr/>
@@ -19151,9 +19498,9 @@
       </w:tcPr>
     </w:tblStylePr>
   </w:style>
-  <w:style w:type="table" w:styleId="57">
+  <w:style w:type="table" w:styleId="947">
     <w:name w:val="Grid Table 6 Colorful - Accent 3"/>
-    <w:basedOn w:val="910"/>
+    <w:basedOn w:val="1073"/>
     <w:uiPriority w:val="99"/>
     <w:pPr>
       <w:pBdr/>
@@ -19381,9 +19728,9 @@
       </w:tcPr>
     </w:tblStylePr>
   </w:style>
-  <w:style w:type="table" w:styleId="58">
+  <w:style w:type="table" w:styleId="948">
     <w:name w:val="Grid Table 6 Colorful - Accent 4"/>
-    <w:basedOn w:val="910"/>
+    <w:basedOn w:val="1073"/>
     <w:uiPriority w:val="99"/>
     <w:pPr>
       <w:pBdr/>
@@ -19611,9 +19958,9 @@
       </w:tcPr>
     </w:tblStylePr>
   </w:style>
-  <w:style w:type="table" w:styleId="59">
+  <w:style w:type="table" w:styleId="949">
     <w:name w:val="Grid Table 6 Colorful - Accent 5"/>
-    <w:basedOn w:val="910"/>
+    <w:basedOn w:val="1073"/>
     <w:uiPriority w:val="99"/>
     <w:pPr>
       <w:pBdr/>
@@ -19841,9 +20188,9 @@
       </w:tcPr>
     </w:tblStylePr>
   </w:style>
-  <w:style w:type="table" w:styleId="60">
+  <w:style w:type="table" w:styleId="950">
     <w:name w:val="Grid Table 6 Colorful - Accent 6"/>
-    <w:basedOn w:val="910"/>
+    <w:basedOn w:val="1073"/>
     <w:uiPriority w:val="99"/>
     <w:pPr>
       <w:pBdr/>
@@ -20071,9 +20418,9 @@
       </w:tcPr>
     </w:tblStylePr>
   </w:style>
-  <w:style w:type="table" w:styleId="61">
+  <w:style w:type="table" w:styleId="951">
     <w:name w:val="Grid Table 7 Colorful"/>
-    <w:basedOn w:val="910"/>
+    <w:basedOn w:val="1073"/>
     <w:uiPriority w:val="99"/>
     <w:pPr>
       <w:pBdr/>
@@ -20175,11 +20522,11 @@
         <w:tblBorders/>
       </w:tblPr>
       <w:tcPr>
-        <w:shd w:color="ffffff"/>
-        <w:tcBorders>
-          <w:top w:val="none"/>
-          <w:left w:val="none"/>
-          <w:bottom w:val="none"/>
+        <w:shd w:val="clear" w:color="ffffff"/>
+        <w:tcBorders>
+          <w:top w:val="none" w:color="000000" w:sz="4" w:space="0"/>
+          <w:left w:val="none" w:color="000000" w:sz="4" w:space="0"/>
+          <w:bottom w:val="none" w:color="000000" w:sz="4" w:space="0"/>
           <w:right w:val="single" w:color="000000" w:themeColor="text1" w:themeTint="80" w:sz="4" w:space="0"/>
         </w:tcBorders>
       </w:tcPr>
@@ -20202,10 +20549,10 @@
       <w:tcPr>
         <w:shd w:val="clear" w:color="ffffff" w:themeColor="light1" w:fill="ffffff" w:themeFill="light1"/>
         <w:tcBorders>
-          <w:top w:val="none"/>
-          <w:left w:val="none"/>
+          <w:top w:val="none" w:color="000000" w:sz="4" w:space="0"/>
+          <w:left w:val="none" w:color="000000" w:sz="4" w:space="0"/>
           <w:bottom w:val="single" w:color="000000" w:themeColor="text1" w:themeTint="80" w:sz="4" w:space="0"/>
-          <w:right w:val="none"/>
+          <w:right w:val="none" w:color="000000" w:sz="4" w:space="0"/>
         </w:tcBorders>
       </w:tcPr>
     </w:tblStylePr>
@@ -20225,12 +20572,12 @@
         <w:tblBorders/>
       </w:tblPr>
       <w:tcPr>
-        <w:shd w:color="ffffff"/>
-        <w:tcBorders>
-          <w:top w:val="none"/>
+        <w:shd w:val="clear" w:color="ffffff"/>
+        <w:tcBorders>
+          <w:top w:val="none" w:color="000000" w:sz="4" w:space="0"/>
           <w:left w:val="single" w:color="000000" w:themeColor="text1" w:themeTint="80" w:sz="4" w:space="0"/>
-          <w:bottom w:val="none"/>
-          <w:right w:val="none"/>
+          <w:bottom w:val="none" w:color="000000" w:sz="4" w:space="0"/>
+          <w:right w:val="none" w:color="000000" w:sz="4" w:space="0"/>
         </w:tcBorders>
       </w:tcPr>
     </w:tblStylePr>
@@ -20253,9 +20600,9 @@
         <w:shd w:val="clear" w:color="ffffff" w:themeColor="light1" w:fill="ffffff" w:themeFill="light1"/>
         <w:tcBorders>
           <w:top w:val="single" w:color="000000" w:themeColor="text1" w:themeTint="80" w:sz="4" w:space="0"/>
-          <w:left w:val="none"/>
-          <w:bottom w:val="none"/>
-          <w:right w:val="none"/>
+          <w:left w:val="none" w:color="000000" w:sz="4" w:space="0"/>
+          <w:bottom w:val="none" w:color="000000" w:sz="4" w:space="0"/>
+          <w:right w:val="none" w:color="000000" w:sz="4" w:space="0"/>
         </w:tcBorders>
       </w:tcPr>
     </w:tblStylePr>
@@ -20325,9 +20672,9 @@
       </w:tcPr>
     </w:tblStylePr>
   </w:style>
-  <w:style w:type="table" w:styleId="62">
+  <w:style w:type="table" w:styleId="952">
     <w:name w:val="Grid Table 7 Colorful - Accent 1"/>
-    <w:basedOn w:val="910"/>
+    <w:basedOn w:val="1073"/>
     <w:uiPriority w:val="99"/>
     <w:pPr>
       <w:pBdr/>
@@ -20429,11 +20776,11 @@
         <w:tblBorders/>
       </w:tblPr>
       <w:tcPr>
-        <w:shd w:color="ffffff"/>
-        <w:tcBorders>
-          <w:top w:val="none"/>
-          <w:left w:val="none"/>
-          <w:bottom w:val="none"/>
+        <w:shd w:val="clear" w:color="ffffff"/>
+        <w:tcBorders>
+          <w:top w:val="none" w:color="000000" w:sz="4" w:space="0"/>
+          <w:left w:val="none" w:color="000000" w:sz="4" w:space="0"/>
+          <w:bottom w:val="none" w:color="000000" w:sz="4" w:space="0"/>
           <w:right w:val="single" w:color="000000" w:themeColor="accent1" w:themeTint="80" w:sz="4" w:space="0"/>
         </w:tcBorders>
       </w:tcPr>
@@ -20456,10 +20803,10 @@
       <w:tcPr>
         <w:shd w:val="clear" w:color="ffffff" w:themeColor="light1" w:fill="ffffff" w:themeFill="light1"/>
         <w:tcBorders>
-          <w:top w:val="none"/>
-          <w:left w:val="none"/>
+          <w:top w:val="none" w:color="000000" w:sz="4" w:space="0"/>
+          <w:left w:val="none" w:color="000000" w:sz="4" w:space="0"/>
           <w:bottom w:val="single" w:color="000000" w:themeColor="accent1" w:themeTint="80" w:sz="4" w:space="0"/>
-          <w:right w:val="none"/>
+          <w:right w:val="none" w:color="000000" w:sz="4" w:space="0"/>
         </w:tcBorders>
       </w:tcPr>
     </w:tblStylePr>
@@ -20479,12 +20826,12 @@
         <w:tblBorders/>
       </w:tblPr>
       <w:tcPr>
-        <w:shd w:color="ffffff"/>
-        <w:tcBorders>
-          <w:top w:val="none"/>
+        <w:shd w:val="clear" w:color="ffffff"/>
+        <w:tcBorders>
+          <w:top w:val="none" w:color="000000" w:sz="4" w:space="0"/>
           <w:left w:val="single" w:color="000000" w:themeColor="accent1" w:themeTint="80" w:sz="4" w:space="0"/>
-          <w:bottom w:val="none"/>
-          <w:right w:val="none"/>
+          <w:bottom w:val="none" w:color="000000" w:sz="4" w:space="0"/>
+          <w:right w:val="none" w:color="000000" w:sz="4" w:space="0"/>
         </w:tcBorders>
       </w:tcPr>
     </w:tblStylePr>
@@ -20507,9 +20854,9 @@
         <w:shd w:val="clear" w:color="ffffff" w:themeColor="light1" w:fill="ffffff" w:themeFill="light1"/>
         <w:tcBorders>
           <w:top w:val="single" w:color="000000" w:themeColor="accent1" w:themeTint="80" w:sz="4" w:space="0"/>
-          <w:left w:val="none"/>
-          <w:bottom w:val="none"/>
-          <w:right w:val="none"/>
+          <w:left w:val="none" w:color="000000" w:sz="4" w:space="0"/>
+          <w:bottom w:val="none" w:color="000000" w:sz="4" w:space="0"/>
+          <w:right w:val="none" w:color="000000" w:sz="4" w:space="0"/>
         </w:tcBorders>
       </w:tcPr>
     </w:tblStylePr>
@@ -20579,9 +20926,9 @@
       </w:tcPr>
     </w:tblStylePr>
   </w:style>
-  <w:style w:type="table" w:styleId="63">
+  <w:style w:type="table" w:styleId="953">
     <w:name w:val="Grid Table 7 Colorful - Accent 2"/>
-    <w:basedOn w:val="910"/>
+    <w:basedOn w:val="1073"/>
     <w:uiPriority w:val="99"/>
     <w:pPr>
       <w:pBdr/>
@@ -20683,11 +21030,11 @@
         <w:tblBorders/>
       </w:tblPr>
       <w:tcPr>
-        <w:shd w:color="ffffff"/>
-        <w:tcBorders>
-          <w:top w:val="none"/>
-          <w:left w:val="none"/>
-          <w:bottom w:val="none"/>
+        <w:shd w:val="clear" w:color="ffffff"/>
+        <w:tcBorders>
+          <w:top w:val="none" w:color="000000" w:sz="4" w:space="0"/>
+          <w:left w:val="none" w:color="000000" w:sz="4" w:space="0"/>
+          <w:bottom w:val="none" w:color="000000" w:sz="4" w:space="0"/>
           <w:right w:val="single" w:color="000000" w:themeColor="accent2" w:themeTint="97" w:sz="4" w:space="0"/>
         </w:tcBorders>
       </w:tcPr>
@@ -20710,10 +21057,10 @@
       <w:tcPr>
         <w:shd w:val="clear" w:color="ffffff" w:themeColor="light1" w:fill="ffffff" w:themeFill="light1"/>
         <w:tcBorders>
-          <w:top w:val="none"/>
-          <w:left w:val="none"/>
+          <w:top w:val="none" w:color="000000" w:sz="4" w:space="0"/>
+          <w:left w:val="none" w:color="000000" w:sz="4" w:space="0"/>
           <w:bottom w:val="single" w:color="000000" w:themeColor="accent2" w:themeTint="97" w:sz="4" w:space="0"/>
-          <w:right w:val="none"/>
+          <w:right w:val="none" w:color="000000" w:sz="4" w:space="0"/>
         </w:tcBorders>
       </w:tcPr>
     </w:tblStylePr>
@@ -20733,12 +21080,12 @@
         <w:tblBorders/>
       </w:tblPr>
       <w:tcPr>
-        <w:shd w:color="ffffff"/>
-        <w:tcBorders>
-          <w:top w:val="none"/>
+        <w:shd w:val="clear" w:color="ffffff"/>
+        <w:tcBorders>
+          <w:top w:val="none" w:color="000000" w:sz="4" w:space="0"/>
           <w:left w:val="single" w:color="000000" w:themeColor="accent2" w:themeTint="97" w:sz="4" w:space="0"/>
-          <w:bottom w:val="none"/>
-          <w:right w:val="none"/>
+          <w:bottom w:val="none" w:color="000000" w:sz="4" w:space="0"/>
+          <w:right w:val="none" w:color="000000" w:sz="4" w:space="0"/>
         </w:tcBorders>
       </w:tcPr>
     </w:tblStylePr>
@@ -20761,9 +21108,9 @@
         <w:shd w:val="clear" w:color="ffffff" w:themeColor="light1" w:fill="ffffff" w:themeFill="light1"/>
         <w:tcBorders>
           <w:top w:val="single" w:color="000000" w:themeColor="accent2" w:themeTint="97" w:sz="4" w:space="0"/>
-          <w:left w:val="none"/>
-          <w:bottom w:val="none"/>
-          <w:right w:val="none"/>
+          <w:left w:val="none" w:color="000000" w:sz="4" w:space="0"/>
+          <w:bottom w:val="none" w:color="000000" w:sz="4" w:space="0"/>
+          <w:right w:val="none" w:color="000000" w:sz="4" w:space="0"/>
         </w:tcBorders>
       </w:tcPr>
     </w:tblStylePr>
@@ -20833,9 +21180,9 @@
       </w:tcPr>
     </w:tblStylePr>
   </w:style>
-  <w:style w:type="table" w:styleId="64">
+  <w:style w:type="table" w:styleId="954">
     <w:name w:val="Grid Table 7 Colorful - Accent 3"/>
-    <w:basedOn w:val="910"/>
+    <w:basedOn w:val="1073"/>
     <w:uiPriority w:val="99"/>
     <w:pPr>
       <w:pBdr/>
@@ -20937,11 +21284,11 @@
         <w:tblBorders/>
       </w:tblPr>
       <w:tcPr>
-        <w:shd w:color="ffffff"/>
-        <w:tcBorders>
-          <w:top w:val="none"/>
-          <w:left w:val="none"/>
-          <w:bottom w:val="none"/>
+        <w:shd w:val="clear" w:color="ffffff"/>
+        <w:tcBorders>
+          <w:top w:val="none" w:color="000000" w:sz="4" w:space="0"/>
+          <w:left w:val="none" w:color="000000" w:sz="4" w:space="0"/>
+          <w:bottom w:val="none" w:color="000000" w:sz="4" w:space="0"/>
           <w:right w:val="single" w:color="000000" w:themeColor="accent3" w:themeTint="FE" w:sz="4" w:space="0"/>
         </w:tcBorders>
       </w:tcPr>
@@ -20964,10 +21311,10 @@
       <w:tcPr>
         <w:shd w:val="clear" w:color="ffffff" w:themeColor="light1" w:fill="ffffff" w:themeFill="light1"/>
         <w:tcBorders>
-          <w:top w:val="none"/>
-          <w:left w:val="none"/>
+          <w:top w:val="none" w:color="000000" w:sz="4" w:space="0"/>
+          <w:left w:val="none" w:color="000000" w:sz="4" w:space="0"/>
           <w:bottom w:val="single" w:color="000000" w:themeColor="accent3" w:themeTint="FE" w:sz="4" w:space="0"/>
-          <w:right w:val="none"/>
+          <w:right w:val="none" w:color="000000" w:sz="4" w:space="0"/>
         </w:tcBorders>
       </w:tcPr>
     </w:tblStylePr>
@@ -20987,12 +21334,12 @@
         <w:tblBorders/>
       </w:tblPr>
       <w:tcPr>
-        <w:shd w:color="ffffff"/>
-        <w:tcBorders>
-          <w:top w:val="none"/>
+        <w:shd w:val="clear" w:color="ffffff"/>
+        <w:tcBorders>
+          <w:top w:val="none" w:color="000000" w:sz="4" w:space="0"/>
           <w:left w:val="single" w:color="000000" w:themeColor="accent3" w:themeTint="FE" w:sz="4" w:space="0"/>
-          <w:bottom w:val="none"/>
-          <w:right w:val="none"/>
+          <w:bottom w:val="none" w:color="000000" w:sz="4" w:space="0"/>
+          <w:right w:val="none" w:color="000000" w:sz="4" w:space="0"/>
         </w:tcBorders>
       </w:tcPr>
     </w:tblStylePr>
@@ -21015,9 +21362,9 @@
         <w:shd w:val="clear" w:color="ffffff" w:themeColor="light1" w:fill="ffffff" w:themeFill="light1"/>
         <w:tcBorders>
           <w:top w:val="single" w:color="000000" w:themeColor="accent3" w:themeTint="FE" w:sz="4" w:space="0"/>
-          <w:left w:val="none"/>
-          <w:bottom w:val="none"/>
-          <w:right w:val="none"/>
+          <w:left w:val="none" w:color="000000" w:sz="4" w:space="0"/>
+          <w:bottom w:val="none" w:color="000000" w:sz="4" w:space="0"/>
+          <w:right w:val="none" w:color="000000" w:sz="4" w:space="0"/>
         </w:tcBorders>
       </w:tcPr>
     </w:tblStylePr>
@@ -21087,9 +21434,9 @@
       </w:tcPr>
     </w:tblStylePr>
   </w:style>
-  <w:style w:type="table" w:styleId="65">
+  <w:style w:type="table" w:styleId="955">
     <w:name w:val="Grid Table 7 Colorful - Accent 4"/>
-    <w:basedOn w:val="910"/>
+    <w:basedOn w:val="1073"/>
     <w:uiPriority w:val="99"/>
     <w:pPr>
       <w:pBdr/>
@@ -21191,11 +21538,11 @@
         <w:tblBorders/>
       </w:tblPr>
       <w:tcPr>
-        <w:shd w:color="ffffff"/>
-        <w:tcBorders>
-          <w:top w:val="none"/>
-          <w:left w:val="none"/>
-          <w:bottom w:val="none"/>
+        <w:shd w:val="clear" w:color="ffffff"/>
+        <w:tcBorders>
+          <w:top w:val="none" w:color="000000" w:sz="4" w:space="0"/>
+          <w:left w:val="none" w:color="000000" w:sz="4" w:space="0"/>
+          <w:bottom w:val="none" w:color="000000" w:sz="4" w:space="0"/>
           <w:right w:val="single" w:color="000000" w:themeColor="accent4" w:themeTint="9A" w:sz="4" w:space="0"/>
         </w:tcBorders>
       </w:tcPr>
@@ -21218,10 +21565,10 @@
       <w:tcPr>
         <w:shd w:val="clear" w:color="ffffff" w:themeColor="light1" w:fill="ffffff" w:themeFill="light1"/>
         <w:tcBorders>
-          <w:top w:val="none"/>
-          <w:left w:val="none"/>
+          <w:top w:val="none" w:color="000000" w:sz="4" w:space="0"/>
+          <w:left w:val="none" w:color="000000" w:sz="4" w:space="0"/>
           <w:bottom w:val="single" w:color="000000" w:themeColor="accent4" w:themeTint="9A" w:sz="4" w:space="0"/>
-          <w:right w:val="none"/>
+          <w:right w:val="none" w:color="000000" w:sz="4" w:space="0"/>
         </w:tcBorders>
       </w:tcPr>
     </w:tblStylePr>
@@ -21241,12 +21588,12 @@
         <w:tblBorders/>
       </w:tblPr>
       <w:tcPr>
-        <w:shd w:color="ffffff"/>
-        <w:tcBorders>
-          <w:top w:val="none"/>
+        <w:shd w:val="clear" w:color="ffffff"/>
+        <w:tcBorders>
+          <w:top w:val="none" w:color="000000" w:sz="4" w:space="0"/>
           <w:left w:val="single" w:color="000000" w:themeColor="accent4" w:themeTint="9A" w:sz="4" w:space="0"/>
-          <w:bottom w:val="none"/>
-          <w:right w:val="none"/>
+          <w:bottom w:val="none" w:color="000000" w:sz="4" w:space="0"/>
+          <w:right w:val="none" w:color="000000" w:sz="4" w:space="0"/>
         </w:tcBorders>
       </w:tcPr>
     </w:tblStylePr>
@@ -21269,9 +21616,9 @@
         <w:shd w:val="clear" w:color="ffffff" w:themeColor="light1" w:fill="ffffff" w:themeFill="light1"/>
         <w:tcBorders>
           <w:top w:val="single" w:color="000000" w:themeColor="accent4" w:themeTint="9A" w:sz="4" w:space="0"/>
-          <w:left w:val="none"/>
-          <w:bottom w:val="none"/>
-          <w:right w:val="none"/>
+          <w:left w:val="none" w:color="000000" w:sz="4" w:space="0"/>
+          <w:bottom w:val="none" w:color="000000" w:sz="4" w:space="0"/>
+          <w:right w:val="none" w:color="000000" w:sz="4" w:space="0"/>
         </w:tcBorders>
       </w:tcPr>
     </w:tblStylePr>
@@ -21341,9 +21688,9 @@
       </w:tcPr>
     </w:tblStylePr>
   </w:style>
-  <w:style w:type="table" w:styleId="66">
+  <w:style w:type="table" w:styleId="956">
     <w:name w:val="Grid Table 7 Colorful - Accent 5"/>
-    <w:basedOn w:val="910"/>
+    <w:basedOn w:val="1073"/>
     <w:uiPriority w:val="99"/>
     <w:pPr>
       <w:pBdr/>
@@ -21445,11 +21792,11 @@
         <w:tblBorders/>
       </w:tblPr>
       <w:tcPr>
-        <w:shd w:color="ffffff"/>
-        <w:tcBorders>
-          <w:top w:val="none"/>
-          <w:left w:val="none"/>
-          <w:bottom w:val="none"/>
+        <w:shd w:val="clear" w:color="ffffff"/>
+        <w:tcBorders>
+          <w:top w:val="none" w:color="000000" w:sz="4" w:space="0"/>
+          <w:left w:val="none" w:color="000000" w:sz="4" w:space="0"/>
+          <w:bottom w:val="none" w:color="000000" w:sz="4" w:space="0"/>
           <w:right w:val="single" w:color="000000" w:themeColor="accent5" w:themeTint="90" w:sz="4" w:space="0"/>
         </w:tcBorders>
       </w:tcPr>
@@ -21472,10 +21819,10 @@
       <w:tcPr>
         <w:shd w:val="clear" w:color="ffffff" w:themeColor="light1" w:fill="ffffff" w:themeFill="light1"/>
         <w:tcBorders>
-          <w:top w:val="none"/>
-          <w:left w:val="none"/>
+          <w:top w:val="none" w:color="000000" w:sz="4" w:space="0"/>
+          <w:left w:val="none" w:color="000000" w:sz="4" w:space="0"/>
           <w:bottom w:val="single" w:color="000000" w:themeColor="accent5" w:themeTint="90" w:sz="4" w:space="0"/>
-          <w:right w:val="none"/>
+          <w:right w:val="none" w:color="000000" w:sz="4" w:space="0"/>
         </w:tcBorders>
       </w:tcPr>
     </w:tblStylePr>
@@ -21495,12 +21842,12 @@
         <w:tblBorders/>
       </w:tblPr>
       <w:tcPr>
-        <w:shd w:color="ffffff"/>
-        <w:tcBorders>
-          <w:top w:val="none"/>
+        <w:shd w:val="clear" w:color="ffffff"/>
+        <w:tcBorders>
+          <w:top w:val="none" w:color="000000" w:sz="4" w:space="0"/>
           <w:left w:val="single" w:color="000000" w:themeColor="accent5" w:themeTint="90" w:sz="4" w:space="0"/>
-          <w:bottom w:val="none"/>
-          <w:right w:val="none"/>
+          <w:bottom w:val="none" w:color="000000" w:sz="4" w:space="0"/>
+          <w:right w:val="none" w:color="000000" w:sz="4" w:space="0"/>
         </w:tcBorders>
       </w:tcPr>
     </w:tblStylePr>
@@ -21523,9 +21870,9 @@
         <w:shd w:val="clear" w:color="ffffff" w:themeColor="light1" w:fill="ffffff" w:themeFill="light1"/>
         <w:tcBorders>
           <w:top w:val="single" w:color="000000" w:themeColor="accent5" w:themeTint="90" w:sz="4" w:space="0"/>
-          <w:left w:val="none"/>
-          <w:bottom w:val="none"/>
-          <w:right w:val="none"/>
+          <w:left w:val="none" w:color="000000" w:sz="4" w:space="0"/>
+          <w:bottom w:val="none" w:color="000000" w:sz="4" w:space="0"/>
+          <w:right w:val="none" w:color="000000" w:sz="4" w:space="0"/>
         </w:tcBorders>
       </w:tcPr>
     </w:tblStylePr>
@@ -21595,9 +21942,9 @@
       </w:tcPr>
     </w:tblStylePr>
   </w:style>
-  <w:style w:type="table" w:styleId="67">
+  <w:style w:type="table" w:styleId="957">
     <w:name w:val="Grid Table 7 Colorful - Accent 6"/>
-    <w:basedOn w:val="910"/>
+    <w:basedOn w:val="1073"/>
     <w:uiPriority w:val="99"/>
     <w:pPr>
       <w:pBdr/>
@@ -21699,11 +22046,11 @@
         <w:tblBorders/>
       </w:tblPr>
       <w:tcPr>
-        <w:shd w:color="ffffff"/>
-        <w:tcBorders>
-          <w:top w:val="none"/>
-          <w:left w:val="none"/>
-          <w:bottom w:val="none"/>
+        <w:shd w:val="clear" w:color="ffffff"/>
+        <w:tcBorders>
+          <w:top w:val="none" w:color="000000" w:sz="4" w:space="0"/>
+          <w:left w:val="none" w:color="000000" w:sz="4" w:space="0"/>
+          <w:bottom w:val="none" w:color="000000" w:sz="4" w:space="0"/>
           <w:right w:val="single" w:color="000000" w:themeColor="accent6" w:themeTint="90" w:sz="4" w:space="0"/>
         </w:tcBorders>
       </w:tcPr>
@@ -21726,10 +22073,10 @@
       <w:tcPr>
         <w:shd w:val="clear" w:color="ffffff" w:themeColor="light1" w:fill="ffffff" w:themeFill="light1"/>
         <w:tcBorders>
-          <w:top w:val="none"/>
-          <w:left w:val="none"/>
+          <w:top w:val="none" w:color="000000" w:sz="4" w:space="0"/>
+          <w:left w:val="none" w:color="000000" w:sz="4" w:space="0"/>
           <w:bottom w:val="single" w:color="000000" w:themeColor="accent6" w:themeTint="90" w:sz="4" w:space="0"/>
-          <w:right w:val="none"/>
+          <w:right w:val="none" w:color="000000" w:sz="4" w:space="0"/>
         </w:tcBorders>
       </w:tcPr>
     </w:tblStylePr>
@@ -21749,12 +22096,12 @@
         <w:tblBorders/>
       </w:tblPr>
       <w:tcPr>
-        <w:shd w:color="ffffff"/>
-        <w:tcBorders>
-          <w:top w:val="none"/>
+        <w:shd w:val="clear" w:color="ffffff"/>
+        <w:tcBorders>
+          <w:top w:val="none" w:color="000000" w:sz="4" w:space="0"/>
           <w:left w:val="single" w:color="000000" w:themeColor="accent6" w:themeTint="90" w:sz="4" w:space="0"/>
-          <w:bottom w:val="none"/>
-          <w:right w:val="none"/>
+          <w:bottom w:val="none" w:color="000000" w:sz="4" w:space="0"/>
+          <w:right w:val="none" w:color="000000" w:sz="4" w:space="0"/>
         </w:tcBorders>
       </w:tcPr>
     </w:tblStylePr>
@@ -21777,9 +22124,9 @@
         <w:shd w:val="clear" w:color="ffffff" w:themeColor="light1" w:fill="ffffff" w:themeFill="light1"/>
         <w:tcBorders>
           <w:top w:val="single" w:color="000000" w:themeColor="accent6" w:themeTint="90" w:sz="4" w:space="0"/>
-          <w:left w:val="none"/>
-          <w:bottom w:val="none"/>
-          <w:right w:val="none"/>
+          <w:left w:val="none" w:color="000000" w:sz="4" w:space="0"/>
+          <w:bottom w:val="none" w:color="000000" w:sz="4" w:space="0"/>
+          <w:right w:val="none" w:color="000000" w:sz="4" w:space="0"/>
         </w:tcBorders>
       </w:tcPr>
     </w:tblStylePr>
@@ -21849,9 +22196,9 @@
       </w:tcPr>
     </w:tblStylePr>
   </w:style>
-  <w:style w:type="table" w:styleId="68">
+  <w:style w:type="table" w:styleId="958">
     <w:name w:val="List Table 1 Light"/>
-    <w:basedOn w:val="910"/>
+    <w:basedOn w:val="1073"/>
     <w:uiPriority w:val="99"/>
     <w:pPr>
       <w:pBdr/>
@@ -22065,9 +22412,9 @@
       </w:tcPr>
     </w:tblStylePr>
   </w:style>
-  <w:style w:type="table" w:styleId="69">
+  <w:style w:type="table" w:styleId="959">
     <w:name w:val="List Table 1 Light - Accent 1"/>
-    <w:basedOn w:val="910"/>
+    <w:basedOn w:val="1073"/>
     <w:uiPriority w:val="99"/>
     <w:pPr>
       <w:pBdr/>
@@ -22281,9 +22628,9 @@
       </w:tcPr>
     </w:tblStylePr>
   </w:style>
-  <w:style w:type="table" w:styleId="70">
+  <w:style w:type="table" w:styleId="960">
     <w:name w:val="List Table 1 Light - Accent 2"/>
-    <w:basedOn w:val="910"/>
+    <w:basedOn w:val="1073"/>
     <w:uiPriority w:val="99"/>
     <w:pPr>
       <w:pBdr/>
@@ -22497,9 +22844,9 @@
       </w:tcPr>
     </w:tblStylePr>
   </w:style>
-  <w:style w:type="table" w:styleId="71">
+  <w:style w:type="table" w:styleId="961">
     <w:name w:val="List Table 1 Light - Accent 3"/>
-    <w:basedOn w:val="910"/>
+    <w:basedOn w:val="1073"/>
     <w:uiPriority w:val="99"/>
     <w:pPr>
       <w:pBdr/>
@@ -22713,9 +23060,9 @@
       </w:tcPr>
     </w:tblStylePr>
   </w:style>
-  <w:style w:type="table" w:styleId="72">
+  <w:style w:type="table" w:styleId="962">
     <w:name w:val="List Table 1 Light - Accent 4"/>
-    <w:basedOn w:val="910"/>
+    <w:basedOn w:val="1073"/>
     <w:uiPriority w:val="99"/>
     <w:pPr>
       <w:pBdr/>
@@ -22929,9 +23276,9 @@
       </w:tcPr>
     </w:tblStylePr>
   </w:style>
-  <w:style w:type="table" w:styleId="73">
+  <w:style w:type="table" w:styleId="963">
     <w:name w:val="List Table 1 Light - Accent 5"/>
-    <w:basedOn w:val="910"/>
+    <w:basedOn w:val="1073"/>
     <w:uiPriority w:val="99"/>
     <w:pPr>
       <w:pBdr/>
@@ -23145,9 +23492,9 @@
       </w:tcPr>
     </w:tblStylePr>
   </w:style>
-  <w:style w:type="table" w:styleId="74">
+  <w:style w:type="table" w:styleId="964">
     <w:name w:val="List Table 1 Light - Accent 6"/>
-    <w:basedOn w:val="910"/>
+    <w:basedOn w:val="1073"/>
     <w:uiPriority w:val="99"/>
     <w:pPr>
       <w:pBdr/>
@@ -23361,9 +23708,9 @@
       </w:tcPr>
     </w:tblStylePr>
   </w:style>
-  <w:style w:type="table" w:styleId="75">
+  <w:style w:type="table" w:styleId="965">
     <w:name w:val="List Table 2"/>
-    <w:basedOn w:val="910"/>
+    <w:basedOn w:val="1073"/>
     <w:uiPriority w:val="99"/>
     <w:pPr>
       <w:pBdr/>
@@ -23599,9 +23946,9 @@
       </w:tcPr>
     </w:tblStylePr>
   </w:style>
-  <w:style w:type="table" w:styleId="76">
+  <w:style w:type="table" w:styleId="966">
     <w:name w:val="List Table 2 - Accent 1"/>
-    <w:basedOn w:val="910"/>
+    <w:basedOn w:val="1073"/>
     <w:uiPriority w:val="99"/>
     <w:pPr>
       <w:pBdr/>
@@ -23837,9 +24184,9 @@
       </w:tcPr>
     </w:tblStylePr>
   </w:style>
-  <w:style w:type="table" w:styleId="77">
+  <w:style w:type="table" w:styleId="967">
     <w:name w:val="List Table 2 - Accent 2"/>
-    <w:basedOn w:val="910"/>
+    <w:basedOn w:val="1073"/>
     <w:uiPriority w:val="99"/>
     <w:pPr>
       <w:pBdr/>
@@ -24075,9 +24422,9 @@
       </w:tcPr>
     </w:tblStylePr>
   </w:style>
-  <w:style w:type="table" w:styleId="78">
+  <w:style w:type="table" w:styleId="968">
     <w:name w:val="List Table 2 - Accent 3"/>
-    <w:basedOn w:val="910"/>
+    <w:basedOn w:val="1073"/>
     <w:uiPriority w:val="99"/>
     <w:pPr>
       <w:pBdr/>
@@ -24313,9 +24660,9 @@
       </w:tcPr>
     </w:tblStylePr>
   </w:style>
-  <w:style w:type="table" w:styleId="79">
+  <w:style w:type="table" w:styleId="969">
     <w:name w:val="List Table 2 - Accent 4"/>
-    <w:basedOn w:val="910"/>
+    <w:basedOn w:val="1073"/>
     <w:uiPriority w:val="99"/>
     <w:pPr>
       <w:pBdr/>
@@ -24551,9 +24898,9 @@
       </w:tcPr>
     </w:tblStylePr>
   </w:style>
-  <w:style w:type="table" w:styleId="80">
+  <w:style w:type="table" w:styleId="970">
     <w:name w:val="List Table 2 - Accent 5"/>
-    <w:basedOn w:val="910"/>
+    <w:basedOn w:val="1073"/>
     <w:uiPriority w:val="99"/>
     <w:pPr>
       <w:pBdr/>
@@ -24789,9 +25136,9 @@
       </w:tcPr>
     </w:tblStylePr>
   </w:style>
-  <w:style w:type="table" w:styleId="81">
+  <w:style w:type="table" w:styleId="971">
     <w:name w:val="List Table 2 - Accent 6"/>
-    <w:basedOn w:val="910"/>
+    <w:basedOn w:val="1073"/>
     <w:uiPriority w:val="99"/>
     <w:pPr>
       <w:pBdr/>
@@ -25027,9 +25374,9 @@
       </w:tcPr>
     </w:tblStylePr>
   </w:style>
-  <w:style w:type="table" w:styleId="82">
+  <w:style w:type="table" w:styleId="972">
     <w:name w:val="List Table 3"/>
-    <w:basedOn w:val="910"/>
+    <w:basedOn w:val="1073"/>
     <w:uiPriority w:val="99"/>
     <w:pPr>
       <w:pBdr/>
@@ -25255,9 +25602,9 @@
       </w:tcPr>
     </w:tblStylePr>
   </w:style>
-  <w:style w:type="table" w:styleId="83">
+  <w:style w:type="table" w:styleId="973">
     <w:name w:val="List Table 3 - Accent 1"/>
-    <w:basedOn w:val="910"/>
+    <w:basedOn w:val="1073"/>
     <w:uiPriority w:val="99"/>
     <w:pPr>
       <w:pBdr/>
@@ -25483,9 +25830,9 @@
       </w:tcPr>
     </w:tblStylePr>
   </w:style>
-  <w:style w:type="table" w:styleId="84">
+  <w:style w:type="table" w:styleId="974">
     <w:name w:val="List Table 3 - Accent 2"/>
-    <w:basedOn w:val="910"/>
+    <w:basedOn w:val="1073"/>
     <w:uiPriority w:val="99"/>
     <w:pPr>
       <w:pBdr/>
@@ -25711,9 +26058,9 @@
       </w:tcPr>
     </w:tblStylePr>
   </w:style>
-  <w:style w:type="table" w:styleId="85">
+  <w:style w:type="table" w:styleId="975">
     <w:name w:val="List Table 3 - Accent 3"/>
-    <w:basedOn w:val="910"/>
+    <w:basedOn w:val="1073"/>
     <w:uiPriority w:val="99"/>
     <w:pPr>
       <w:pBdr/>
@@ -25939,9 +26286,9 @@
       </w:tcPr>
     </w:tblStylePr>
   </w:style>
-  <w:style w:type="table" w:styleId="86">
+  <w:style w:type="table" w:styleId="976">
     <w:name w:val="List Table 3 - Accent 4"/>
-    <w:basedOn w:val="910"/>
+    <w:basedOn w:val="1073"/>
     <w:uiPriority w:val="99"/>
     <w:pPr>
       <w:pBdr/>
@@ -26167,9 +26514,9 @@
       </w:tcPr>
     </w:tblStylePr>
   </w:style>
-  <w:style w:type="table" w:styleId="87">
+  <w:style w:type="table" w:styleId="977">
     <w:name w:val="List Table 3 - Accent 5"/>
-    <w:basedOn w:val="910"/>
+    <w:basedOn w:val="1073"/>
     <w:uiPriority w:val="99"/>
     <w:pPr>
       <w:pBdr/>
@@ -26395,9 +26742,9 @@
       </w:tcPr>
     </w:tblStylePr>
   </w:style>
-  <w:style w:type="table" w:styleId="88">
+  <w:style w:type="table" w:styleId="978">
     <w:name w:val="List Table 3 - Accent 6"/>
-    <w:basedOn w:val="910"/>
+    <w:basedOn w:val="1073"/>
     <w:uiPriority w:val="99"/>
     <w:pPr>
       <w:pBdr/>
@@ -26623,9 +26970,9 @@
       </w:tcPr>
     </w:tblStylePr>
   </w:style>
-  <w:style w:type="table" w:styleId="89">
+  <w:style w:type="table" w:styleId="979">
     <w:name w:val="List Table 4"/>
-    <w:basedOn w:val="910"/>
+    <w:basedOn w:val="1073"/>
     <w:uiPriority w:val="99"/>
     <w:pPr>
       <w:pBdr/>
@@ -26848,9 +27195,9 @@
       </w:tcPr>
     </w:tblStylePr>
   </w:style>
-  <w:style w:type="table" w:styleId="90">
+  <w:style w:type="table" w:styleId="980">
     <w:name w:val="List Table 4 - Accent 1"/>
-    <w:basedOn w:val="910"/>
+    <w:basedOn w:val="1073"/>
     <w:uiPriority w:val="99"/>
     <w:pPr>
       <w:pBdr/>
@@ -27073,9 +27420,9 @@
       </w:tcPr>
     </w:tblStylePr>
   </w:style>
-  <w:style w:type="table" w:styleId="91">
+  <w:style w:type="table" w:styleId="981">
     <w:name w:val="List Table 4 - Accent 2"/>
-    <w:basedOn w:val="910"/>
+    <w:basedOn w:val="1073"/>
     <w:uiPriority w:val="99"/>
     <w:pPr>
       <w:pBdr/>
@@ -27298,9 +27645,9 @@
       </w:tcPr>
     </w:tblStylePr>
   </w:style>
-  <w:style w:type="table" w:styleId="92">
+  <w:style w:type="table" w:styleId="982">
     <w:name w:val="List Table 4 - Accent 3"/>
-    <w:basedOn w:val="910"/>
+    <w:basedOn w:val="1073"/>
     <w:uiPriority w:val="99"/>
     <w:pPr>
       <w:pBdr/>
@@ -27523,9 +27870,9 @@
       </w:tcPr>
     </w:tblStylePr>
   </w:style>
-  <w:style w:type="table" w:styleId="93">
+  <w:style w:type="table" w:styleId="983">
     <w:name w:val="List Table 4 - Accent 4"/>
-    <w:basedOn w:val="910"/>
+    <w:basedOn w:val="1073"/>
     <w:uiPriority w:val="99"/>
     <w:pPr>
       <w:pBdr/>
@@ -27748,9 +28095,9 @@
       </w:tcPr>
     </w:tblStylePr>
   </w:style>
-  <w:style w:type="table" w:styleId="94">
+  <w:style w:type="table" w:styleId="984">
     <w:name w:val="List Table 4 - Accent 5"/>
-    <w:basedOn w:val="910"/>
+    <w:basedOn w:val="1073"/>
     <w:uiPriority w:val="99"/>
     <w:pPr>
       <w:pBdr/>
@@ -27973,9 +28320,9 @@
       </w:tcPr>
     </w:tblStylePr>
   </w:style>
-  <w:style w:type="table" w:styleId="95">
+  <w:style w:type="table" w:styleId="985">
     <w:name w:val="List Table 4 - Accent 6"/>
-    <w:basedOn w:val="910"/>
+    <w:basedOn w:val="1073"/>
     <w:uiPriority w:val="99"/>
     <w:pPr>
       <w:pBdr/>
@@ -28198,9 +28545,9 @@
       </w:tcPr>
     </w:tblStylePr>
   </w:style>
-  <w:style w:type="table" w:styleId="96">
+  <w:style w:type="table" w:styleId="986">
     <w:name w:val="List Table 5 Dark"/>
-    <w:basedOn w:val="910"/>
+    <w:basedOn w:val="1073"/>
     <w:uiPriority w:val="99"/>
     <w:pPr>
       <w:pBdr/>
@@ -28440,9 +28787,9 @@
       </w:tcPr>
     </w:tblStylePr>
   </w:style>
-  <w:style w:type="table" w:styleId="97">
+  <w:style w:type="table" w:styleId="987">
     <w:name w:val="List Table 5 Dark - Accent 1"/>
-    <w:basedOn w:val="910"/>
+    <w:basedOn w:val="1073"/>
     <w:uiPriority w:val="99"/>
     <w:pPr>
       <w:pBdr/>
@@ -28682,9 +29029,9 @@
       </w:tcPr>
     </w:tblStylePr>
   </w:style>
-  <w:style w:type="table" w:styleId="98">
+  <w:style w:type="table" w:styleId="988">
     <w:name w:val="List Table 5 Dark - Accent 2"/>
-    <w:basedOn w:val="910"/>
+    <w:basedOn w:val="1073"/>
     <w:uiPriority w:val="99"/>
     <w:pPr>
       <w:pBdr/>
@@ -28924,9 +29271,9 @@
       </w:tcPr>
     </w:tblStylePr>
   </w:style>
-  <w:style w:type="table" w:styleId="99">
+  <w:style w:type="table" w:styleId="989">
     <w:name w:val="List Table 5 Dark - Accent 3"/>
-    <w:basedOn w:val="910"/>
+    <w:basedOn w:val="1073"/>
     <w:uiPriority w:val="99"/>
     <w:pPr>
       <w:pBdr/>
@@ -29166,9 +29513,9 @@
       </w:tcPr>
     </w:tblStylePr>
   </w:style>
-  <w:style w:type="table" w:styleId="100">
+  <w:style w:type="table" w:styleId="990">
     <w:name w:val="List Table 5 Dark - Accent 4"/>
-    <w:basedOn w:val="910"/>
+    <w:basedOn w:val="1073"/>
     <w:uiPriority w:val="99"/>
     <w:pPr>
       <w:pBdr/>
@@ -29408,9 +29755,9 @@
       </w:tcPr>
     </w:tblStylePr>
   </w:style>
-  <w:style w:type="table" w:styleId="101">
+  <w:style w:type="table" w:styleId="991">
     <w:name w:val="List Table 5 Dark - Accent 5"/>
-    <w:basedOn w:val="910"/>
+    <w:basedOn w:val="1073"/>
     <w:uiPriority w:val="99"/>
     <w:pPr>
       <w:pBdr/>
@@ -29650,9 +29997,9 @@
       </w:tcPr>
     </w:tblStylePr>
   </w:style>
-  <w:style w:type="table" w:styleId="102">
+  <w:style w:type="table" w:styleId="992">
     <w:name w:val="List Table 5 Dark - Accent 6"/>
-    <w:basedOn w:val="910"/>
+    <w:basedOn w:val="1073"/>
     <w:uiPriority w:val="99"/>
     <w:pPr>
       <w:pBdr/>
@@ -29892,9 +30239,9 @@
       </w:tcPr>
     </w:tblStylePr>
   </w:style>
-  <w:style w:type="table" w:styleId="103">
+  <w:style w:type="table" w:styleId="993">
     <w:name w:val="List Table 6 Colorful"/>
-    <w:basedOn w:val="910"/>
+    <w:basedOn w:val="1073"/>
     <w:uiPriority w:val="99"/>
     <w:pPr>
       <w:pBdr/>
@@ -30115,9 +30462,9 @@
       </w:tcPr>
     </w:tblStylePr>
   </w:style>
-  <w:style w:type="table" w:styleId="104">
+  <w:style w:type="table" w:styleId="994">
     <w:name w:val="List Table 6 Colorful - Accent 1"/>
-    <w:basedOn w:val="910"/>
+    <w:basedOn w:val="1073"/>
     <w:uiPriority w:val="99"/>
     <w:pPr>
       <w:pBdr/>
@@ -30338,9 +30685,9 @@
       </w:tcPr>
     </w:tblStylePr>
   </w:style>
-  <w:style w:type="table" w:styleId="105">
+  <w:style w:type="table" w:styleId="995">
     <w:name w:val="List Table 6 Colorful - Accent 2"/>
-    <w:basedOn w:val="910"/>
+    <w:basedOn w:val="1073"/>
     <w:uiPriority w:val="99"/>
     <w:pPr>
       <w:pBdr/>
@@ -30561,9 +30908,9 @@
       </w:tcPr>
     </w:tblStylePr>
   </w:style>
-  <w:style w:type="table" w:styleId="106">
+  <w:style w:type="table" w:styleId="996">
     <w:name w:val="List Table 6 Colorful - Accent 3"/>
-    <w:basedOn w:val="910"/>
+    <w:basedOn w:val="1073"/>
     <w:uiPriority w:val="99"/>
     <w:pPr>
       <w:pBdr/>
@@ -30784,9 +31131,9 @@
       </w:tcPr>
     </w:tblStylePr>
   </w:style>
-  <w:style w:type="table" w:styleId="107">
+  <w:style w:type="table" w:styleId="997">
     <w:name w:val="List Table 6 Colorful - Accent 4"/>
-    <w:basedOn w:val="910"/>
+    <w:basedOn w:val="1073"/>
     <w:uiPriority w:val="99"/>
     <w:pPr>
       <w:pBdr/>
@@ -31007,9 +31354,9 @@
       </w:tcPr>
     </w:tblStylePr>
   </w:style>
-  <w:style w:type="table" w:styleId="108">
+  <w:style w:type="table" w:styleId="998">
     <w:name w:val="List Table 6 Colorful - Accent 5"/>
-    <w:basedOn w:val="910"/>
+    <w:basedOn w:val="1073"/>
     <w:uiPriority w:val="99"/>
     <w:pPr>
       <w:pBdr/>
@@ -31230,9 +31577,9 @@
       </w:tcPr>
     </w:tblStylePr>
   </w:style>
-  <w:style w:type="table" w:styleId="109">
+  <w:style w:type="table" w:styleId="999">
     <w:name w:val="List Table 6 Colorful - Accent 6"/>
-    <w:basedOn w:val="910"/>
+    <w:basedOn w:val="1073"/>
     <w:uiPriority w:val="99"/>
     <w:pPr>
       <w:pBdr/>
@@ -31453,9 +31800,9 @@
       </w:tcPr>
     </w:tblStylePr>
   </w:style>
-  <w:style w:type="table" w:styleId="110">
+  <w:style w:type="table" w:styleId="1000">
     <w:name w:val="List Table 7 Colorful"/>
-    <w:basedOn w:val="910"/>
+    <w:basedOn w:val="1073"/>
     <w:uiPriority w:val="99"/>
     <w:pPr>
       <w:pBdr/>
@@ -31554,11 +31901,11 @@
         <w:tblBorders/>
       </w:tblPr>
       <w:tcPr>
-        <w:shd w:color="ffffff"/>
-        <w:tcBorders>
-          <w:top w:val="none"/>
-          <w:left w:val="none"/>
-          <w:bottom w:val="none"/>
+        <w:shd w:val="clear" w:color="ffffff"/>
+        <w:tcBorders>
+          <w:top w:val="none" w:color="000000" w:sz="4" w:space="0"/>
+          <w:left w:val="none" w:color="000000" w:sz="4" w:space="0"/>
+          <w:bottom w:val="none" w:color="000000" w:sz="4" w:space="0"/>
           <w:right w:val="single" w:color="000000" w:themeColor="text1" w:themeTint="80" w:sz="4" w:space="0"/>
         </w:tcBorders>
       </w:tcPr>
@@ -31581,10 +31928,10 @@
       <w:tcPr>
         <w:shd w:val="clear" w:color="ffffff" w:themeColor="light1" w:fill="ffffff" w:themeFill="light1"/>
         <w:tcBorders>
-          <w:top w:val="none"/>
-          <w:left w:val="none"/>
+          <w:top w:val="none" w:color="000000" w:sz="4" w:space="0"/>
+          <w:left w:val="none" w:color="000000" w:sz="4" w:space="0"/>
           <w:bottom w:val="single" w:color="000000" w:themeColor="text1" w:themeTint="80" w:sz="4" w:space="0"/>
-          <w:right w:val="none"/>
+          <w:right w:val="none" w:color="000000" w:sz="4" w:space="0"/>
         </w:tcBorders>
       </w:tcPr>
     </w:tblStylePr>
@@ -31604,12 +31951,12 @@
         <w:tblBorders/>
       </w:tblPr>
       <w:tcPr>
-        <w:shd w:color="ffffff"/>
-        <w:tcBorders>
-          <w:top w:val="none"/>
+        <w:shd w:val="clear" w:color="ffffff"/>
+        <w:tcBorders>
+          <w:top w:val="none" w:color="000000" w:sz="4" w:space="0"/>
           <w:left w:val="single" w:color="000000" w:themeColor="text1" w:themeTint="80" w:sz="4" w:space="0"/>
-          <w:bottom w:val="none"/>
-          <w:right w:val="none"/>
+          <w:bottom w:val="none" w:color="000000" w:sz="4" w:space="0"/>
+          <w:right w:val="none" w:color="000000" w:sz="4" w:space="0"/>
         </w:tcBorders>
       </w:tcPr>
     </w:tblStylePr>
@@ -31632,9 +31979,9 @@
         <w:shd w:val="clear" w:color="ffffff" w:themeColor="light1" w:fill="ffffff" w:themeFill="light1"/>
         <w:tcBorders>
           <w:top w:val="single" w:color="000000" w:themeColor="text1" w:themeTint="80" w:sz="4" w:space="0"/>
-          <w:left w:val="none"/>
-          <w:bottom w:val="none"/>
-          <w:right w:val="none"/>
+          <w:left w:val="none" w:color="000000" w:sz="4" w:space="0"/>
+          <w:bottom w:val="none" w:color="000000" w:sz="4" w:space="0"/>
+          <w:right w:val="none" w:color="000000" w:sz="4" w:space="0"/>
         </w:tcBorders>
       </w:tcPr>
     </w:tblStylePr>
@@ -31709,9 +32056,9 @@
       </w:tcPr>
     </w:tblStylePr>
   </w:style>
-  <w:style w:type="table" w:styleId="111">
+  <w:style w:type="table" w:styleId="1001">
     <w:name w:val="List Table 7 Colorful - Accent 1"/>
-    <w:basedOn w:val="910"/>
+    <w:basedOn w:val="1073"/>
     <w:uiPriority w:val="99"/>
     <w:pPr>
       <w:pBdr/>
@@ -31810,11 +32157,11 @@
         <w:tblBorders/>
       </w:tblPr>
       <w:tcPr>
-        <w:shd w:color="ffffff"/>
-        <w:tcBorders>
-          <w:top w:val="none"/>
-          <w:left w:val="none"/>
-          <w:bottom w:val="none"/>
+        <w:shd w:val="clear" w:color="ffffff"/>
+        <w:tcBorders>
+          <w:top w:val="none" w:color="000000" w:sz="4" w:space="0"/>
+          <w:left w:val="none" w:color="000000" w:sz="4" w:space="0"/>
+          <w:bottom w:val="none" w:color="000000" w:sz="4" w:space="0"/>
           <w:right w:val="single" w:color="000000" w:themeColor="accent1" w:sz="4" w:space="0"/>
         </w:tcBorders>
       </w:tcPr>
@@ -31837,10 +32184,10 @@
       <w:tcPr>
         <w:shd w:val="clear" w:color="ffffff" w:themeColor="light1" w:fill="ffffff" w:themeFill="light1"/>
         <w:tcBorders>
-          <w:top w:val="none"/>
-          <w:left w:val="none"/>
+          <w:top w:val="none" w:color="000000" w:sz="4" w:space="0"/>
+          <w:left w:val="none" w:color="000000" w:sz="4" w:space="0"/>
           <w:bottom w:val="single" w:color="000000" w:themeColor="accent1" w:sz="4" w:space="0"/>
-          <w:right w:val="none"/>
+          <w:right w:val="none" w:color="000000" w:sz="4" w:space="0"/>
         </w:tcBorders>
       </w:tcPr>
     </w:tblStylePr>
@@ -31860,12 +32207,12 @@
         <w:tblBorders/>
       </w:tblPr>
       <w:tcPr>
-        <w:shd w:color="ffffff"/>
-        <w:tcBorders>
-          <w:top w:val="none"/>
+        <w:shd w:val="clear" w:color="ffffff"/>
+        <w:tcBorders>
+          <w:top w:val="none" w:color="000000" w:sz="4" w:space="0"/>
           <w:left w:val="single" w:color="000000" w:themeColor="accent1" w:sz="4" w:space="0"/>
-          <w:bottom w:val="none"/>
-          <w:right w:val="none"/>
+          <w:bottom w:val="none" w:color="000000" w:sz="4" w:space="0"/>
+          <w:right w:val="none" w:color="000000" w:sz="4" w:space="0"/>
         </w:tcBorders>
       </w:tcPr>
     </w:tblStylePr>
@@ -31888,9 +32235,9 @@
         <w:shd w:val="clear" w:color="ffffff" w:themeColor="light1" w:fill="ffffff" w:themeFill="light1"/>
         <w:tcBorders>
           <w:top w:val="single" w:color="000000" w:themeColor="accent1" w:sz="4" w:space="0"/>
-          <w:left w:val="none"/>
-          <w:bottom w:val="none"/>
-          <w:right w:val="none"/>
+          <w:left w:val="none" w:color="000000" w:sz="4" w:space="0"/>
+          <w:bottom w:val="none" w:color="000000" w:sz="4" w:space="0"/>
+          <w:right w:val="none" w:color="000000" w:sz="4" w:space="0"/>
         </w:tcBorders>
       </w:tcPr>
     </w:tblStylePr>
@@ -31965,9 +32312,9 @@
       </w:tcPr>
     </w:tblStylePr>
   </w:style>
-  <w:style w:type="table" w:styleId="112">
+  <w:style w:type="table" w:styleId="1002">
     <w:name w:val="List Table 7 Colorful - Accent 2"/>
-    <w:basedOn w:val="910"/>
+    <w:basedOn w:val="1073"/>
     <w:uiPriority w:val="99"/>
     <w:pPr>
       <w:pBdr/>
@@ -32066,11 +32413,11 @@
         <w:tblBorders/>
       </w:tblPr>
       <w:tcPr>
-        <w:shd w:color="ffffff"/>
-        <w:tcBorders>
-          <w:top w:val="none"/>
-          <w:left w:val="none"/>
-          <w:bottom w:val="none"/>
+        <w:shd w:val="clear" w:color="ffffff"/>
+        <w:tcBorders>
+          <w:top w:val="none" w:color="000000" w:sz="4" w:space="0"/>
+          <w:left w:val="none" w:color="000000" w:sz="4" w:space="0"/>
+          <w:bottom w:val="none" w:color="000000" w:sz="4" w:space="0"/>
           <w:right w:val="single" w:color="000000" w:themeColor="accent2" w:themeTint="97" w:sz="4" w:space="0"/>
         </w:tcBorders>
       </w:tcPr>
@@ -32093,10 +32440,10 @@
       <w:tcPr>
         <w:shd w:val="clear" w:color="ffffff" w:themeColor="light1" w:fill="ffffff" w:themeFill="light1"/>
         <w:tcBorders>
-          <w:top w:val="none"/>
-          <w:left w:val="none"/>
+          <w:top w:val="none" w:color="000000" w:sz="4" w:space="0"/>
+          <w:left w:val="none" w:color="000000" w:sz="4" w:space="0"/>
           <w:bottom w:val="single" w:color="000000" w:themeColor="accent2" w:themeTint="97" w:sz="4" w:space="0"/>
-          <w:right w:val="none"/>
+          <w:right w:val="none" w:color="000000" w:sz="4" w:space="0"/>
         </w:tcBorders>
       </w:tcPr>
     </w:tblStylePr>
@@ -32116,12 +32463,12 @@
         <w:tblBorders/>
       </w:tblPr>
       <w:tcPr>
-        <w:shd w:color="ffffff"/>
-        <w:tcBorders>
-          <w:top w:val="none"/>
+        <w:shd w:val="clear" w:color="ffffff"/>
+        <w:tcBorders>
+          <w:top w:val="none" w:color="000000" w:sz="4" w:space="0"/>
           <w:left w:val="single" w:color="000000" w:themeColor="accent2" w:themeTint="97" w:sz="4" w:space="0"/>
-          <w:bottom w:val="none"/>
-          <w:right w:val="none"/>
+          <w:bottom w:val="none" w:color="000000" w:sz="4" w:space="0"/>
+          <w:right w:val="none" w:color="000000" w:sz="4" w:space="0"/>
         </w:tcBorders>
       </w:tcPr>
     </w:tblStylePr>
@@ -32144,9 +32491,9 @@
         <w:shd w:val="clear" w:color="ffffff" w:themeColor="light1" w:fill="ffffff" w:themeFill="light1"/>
         <w:tcBorders>
           <w:top w:val="single" w:color="000000" w:themeColor="accent2" w:themeTint="97" w:sz="4" w:space="0"/>
-          <w:left w:val="none"/>
-          <w:bottom w:val="none"/>
-          <w:right w:val="none"/>
+          <w:left w:val="none" w:color="000000" w:sz="4" w:space="0"/>
+          <w:bottom w:val="none" w:color="000000" w:sz="4" w:space="0"/>
+          <w:right w:val="none" w:color="000000" w:sz="4" w:space="0"/>
         </w:tcBorders>
       </w:tcPr>
     </w:tblStylePr>
@@ -32221,9 +32568,9 @@
       </w:tcPr>
     </w:tblStylePr>
   </w:style>
-  <w:style w:type="table" w:styleId="113">
+  <w:style w:type="table" w:styleId="1003">
     <w:name w:val="List Table 7 Colorful - Accent 3"/>
-    <w:basedOn w:val="910"/>
+    <w:basedOn w:val="1073"/>
     <w:uiPriority w:val="99"/>
     <w:pPr>
       <w:pBdr/>
@@ -32322,11 +32669,11 @@
         <w:tblBorders/>
       </w:tblPr>
       <w:tcPr>
-        <w:shd w:color="ffffff"/>
-        <w:tcBorders>
-          <w:top w:val="none"/>
-          <w:left w:val="none"/>
-          <w:bottom w:val="none"/>
+        <w:shd w:val="clear" w:color="ffffff"/>
+        <w:tcBorders>
+          <w:top w:val="none" w:color="000000" w:sz="4" w:space="0"/>
+          <w:left w:val="none" w:color="000000" w:sz="4" w:space="0"/>
+          <w:bottom w:val="none" w:color="000000" w:sz="4" w:space="0"/>
           <w:right w:val="single" w:color="000000" w:themeColor="accent3" w:themeTint="98" w:sz="4" w:space="0"/>
         </w:tcBorders>
       </w:tcPr>
@@ -32349,10 +32696,10 @@
       <w:tcPr>
         <w:shd w:val="clear" w:color="ffffff" w:themeColor="light1" w:fill="ffffff" w:themeFill="light1"/>
         <w:tcBorders>
-          <w:top w:val="none"/>
-          <w:left w:val="none"/>
+          <w:top w:val="none" w:color="000000" w:sz="4" w:space="0"/>
+          <w:left w:val="none" w:color="000000" w:sz="4" w:space="0"/>
           <w:bottom w:val="single" w:color="000000" w:themeColor="accent3" w:themeTint="98" w:sz="4" w:space="0"/>
-          <w:right w:val="none"/>
+          <w:right w:val="none" w:color="000000" w:sz="4" w:space="0"/>
         </w:tcBorders>
       </w:tcPr>
     </w:tblStylePr>
@@ -32372,12 +32719,12 @@
         <w:tblBorders/>
       </w:tblPr>
       <w:tcPr>
-        <w:shd w:color="ffffff"/>
-        <w:tcBorders>
-          <w:top w:val="none"/>
+        <w:shd w:val="clear" w:color="ffffff"/>
+        <w:tcBorders>
+          <w:top w:val="none" w:color="000000" w:sz="4" w:space="0"/>
           <w:left w:val="single" w:color="000000" w:themeColor="accent3" w:themeTint="98" w:sz="4" w:space="0"/>
-          <w:bottom w:val="none"/>
-          <w:right w:val="none"/>
+          <w:bottom w:val="none" w:color="000000" w:sz="4" w:space="0"/>
+          <w:right w:val="none" w:color="000000" w:sz="4" w:space="0"/>
         </w:tcBorders>
       </w:tcPr>
     </w:tblStylePr>
@@ -32400,9 +32747,9 @@
         <w:shd w:val="clear" w:color="ffffff" w:themeColor="light1" w:fill="ffffff" w:themeFill="light1"/>
         <w:tcBorders>
           <w:top w:val="single" w:color="000000" w:themeColor="accent3" w:themeTint="98" w:sz="4" w:space="0"/>
-          <w:left w:val="none"/>
-          <w:bottom w:val="none"/>
-          <w:right w:val="none"/>
+          <w:left w:val="none" w:color="000000" w:sz="4" w:space="0"/>
+          <w:bottom w:val="none" w:color="000000" w:sz="4" w:space="0"/>
+          <w:right w:val="none" w:color="000000" w:sz="4" w:space="0"/>
         </w:tcBorders>
       </w:tcPr>
     </w:tblStylePr>
@@ -32477,9 +32824,9 @@
       </w:tcPr>
     </w:tblStylePr>
   </w:style>
-  <w:style w:type="table" w:styleId="114">
+  <w:style w:type="table" w:styleId="1004">
     <w:name w:val="List Table 7 Colorful - Accent 4"/>
-    <w:basedOn w:val="910"/>
+    <w:basedOn w:val="1073"/>
     <w:uiPriority w:val="99"/>
     <w:pPr>
       <w:pBdr/>
@@ -32578,11 +32925,11 @@
         <w:tblBorders/>
       </w:tblPr>
       <w:tcPr>
-        <w:shd w:color="ffffff"/>
-        <w:tcBorders>
-          <w:top w:val="none"/>
-          <w:left w:val="none"/>
-          <w:bottom w:val="none"/>
+        <w:shd w:val="clear" w:color="ffffff"/>
+        <w:tcBorders>
+          <w:top w:val="none" w:color="000000" w:sz="4" w:space="0"/>
+          <w:left w:val="none" w:color="000000" w:sz="4" w:space="0"/>
+          <w:bottom w:val="none" w:color="000000" w:sz="4" w:space="0"/>
           <w:right w:val="single" w:color="000000" w:themeColor="accent4" w:themeTint="9A" w:sz="4" w:space="0"/>
         </w:tcBorders>
       </w:tcPr>
@@ -32605,10 +32952,10 @@
       <w:tcPr>
         <w:shd w:val="clear" w:color="ffffff" w:themeColor="light1" w:fill="ffffff" w:themeFill="light1"/>
         <w:tcBorders>
-          <w:top w:val="none"/>
-          <w:left w:val="none"/>
+          <w:top w:val="none" w:color="000000" w:sz="4" w:space="0"/>
+          <w:left w:val="none" w:color="000000" w:sz="4" w:space="0"/>
           <w:bottom w:val="single" w:color="000000" w:themeColor="accent4" w:themeTint="9A" w:sz="4" w:space="0"/>
-          <w:right w:val="none"/>
+          <w:right w:val="none" w:color="000000" w:sz="4" w:space="0"/>
         </w:tcBorders>
       </w:tcPr>
     </w:tblStylePr>
@@ -32628,12 +32975,12 @@
         <w:tblBorders/>
       </w:tblPr>
       <w:tcPr>
-        <w:shd w:color="ffffff"/>
-        <w:tcBorders>
-          <w:top w:val="none"/>
+        <w:shd w:val="clear" w:color="ffffff"/>
+        <w:tcBorders>
+          <w:top w:val="none" w:color="000000" w:sz="4" w:space="0"/>
           <w:left w:val="single" w:color="000000" w:themeColor="accent4" w:themeTint="9A" w:sz="4" w:space="0"/>
-          <w:bottom w:val="none"/>
-          <w:right w:val="none"/>
+          <w:bottom w:val="none" w:color="000000" w:sz="4" w:space="0"/>
+          <w:right w:val="none" w:color="000000" w:sz="4" w:space="0"/>
         </w:tcBorders>
       </w:tcPr>
     </w:tblStylePr>
@@ -32656,9 +33003,9 @@
         <w:shd w:val="clear" w:color="ffffff" w:themeColor="light1" w:fill="ffffff" w:themeFill="light1"/>
         <w:tcBorders>
           <w:top w:val="single" w:color="000000" w:themeColor="accent4" w:themeTint="9A" w:sz="4" w:space="0"/>
-          <w:left w:val="none"/>
-          <w:bottom w:val="none"/>
-          <w:right w:val="none"/>
+          <w:left w:val="none" w:color="000000" w:sz="4" w:space="0"/>
+          <w:bottom w:val="none" w:color="000000" w:sz="4" w:space="0"/>
+          <w:right w:val="none" w:color="000000" w:sz="4" w:space="0"/>
         </w:tcBorders>
       </w:tcPr>
     </w:tblStylePr>
@@ -32733,9 +33080,9 @@
       </w:tcPr>
     </w:tblStylePr>
   </w:style>
-  <w:style w:type="table" w:styleId="115">
+  <w:style w:type="table" w:styleId="1005">
     <w:name w:val="List Table 7 Colorful - Accent 5"/>
-    <w:basedOn w:val="910"/>
+    <w:basedOn w:val="1073"/>
     <w:uiPriority w:val="99"/>
     <w:pPr>
       <w:pBdr/>
@@ -32834,11 +33181,11 @@
         <w:tblBorders/>
       </w:tblPr>
       <w:tcPr>
-        <w:shd w:color="ffffff"/>
-        <w:tcBorders>
-          <w:top w:val="none"/>
-          <w:left w:val="none"/>
-          <w:bottom w:val="none"/>
+        <w:shd w:val="clear" w:color="ffffff"/>
+        <w:tcBorders>
+          <w:top w:val="none" w:color="000000" w:sz="4" w:space="0"/>
+          <w:left w:val="none" w:color="000000" w:sz="4" w:space="0"/>
+          <w:bottom w:val="none" w:color="000000" w:sz="4" w:space="0"/>
           <w:right w:val="single" w:color="000000" w:themeColor="accent5" w:themeTint="9A" w:sz="4" w:space="0"/>
         </w:tcBorders>
       </w:tcPr>
@@ -32861,10 +33208,10 @@
       <w:tcPr>
         <w:shd w:val="clear" w:color="ffffff" w:themeColor="light1" w:fill="ffffff" w:themeFill="light1"/>
         <w:tcBorders>
-          <w:top w:val="none"/>
-          <w:left w:val="none"/>
+          <w:top w:val="none" w:color="000000" w:sz="4" w:space="0"/>
+          <w:left w:val="none" w:color="000000" w:sz="4" w:space="0"/>
           <w:bottom w:val="single" w:color="000000" w:themeColor="accent5" w:themeTint="9A" w:sz="4" w:space="0"/>
-          <w:right w:val="none"/>
+          <w:right w:val="none" w:color="000000" w:sz="4" w:space="0"/>
         </w:tcBorders>
       </w:tcPr>
     </w:tblStylePr>
@@ -32884,12 +33231,12 @@
         <w:tblBorders/>
       </w:tblPr>
       <w:tcPr>
-        <w:shd w:color="ffffff"/>
-        <w:tcBorders>
-          <w:top w:val="none"/>
+        <w:shd w:val="clear" w:color="ffffff"/>
+        <w:tcBorders>
+          <w:top w:val="none" w:color="000000" w:sz="4" w:space="0"/>
           <w:left w:val="single" w:color="000000" w:themeColor="accent5" w:themeTint="9A" w:sz="4" w:space="0"/>
-          <w:bottom w:val="none"/>
-          <w:right w:val="none"/>
+          <w:bottom w:val="none" w:color="000000" w:sz="4" w:space="0"/>
+          <w:right w:val="none" w:color="000000" w:sz="4" w:space="0"/>
         </w:tcBorders>
       </w:tcPr>
     </w:tblStylePr>
@@ -32912,9 +33259,9 @@
         <w:shd w:val="clear" w:color="ffffff" w:themeColor="light1" w:fill="ffffff" w:themeFill="light1"/>
         <w:tcBorders>
           <w:top w:val="single" w:color="000000" w:themeColor="accent5" w:themeTint="9A" w:sz="4" w:space="0"/>
-          <w:left w:val="none"/>
-          <w:bottom w:val="none"/>
-          <w:right w:val="none"/>
+          <w:left w:val="none" w:color="000000" w:sz="4" w:space="0"/>
+          <w:bottom w:val="none" w:color="000000" w:sz="4" w:space="0"/>
+          <w:right w:val="none" w:color="000000" w:sz="4" w:space="0"/>
         </w:tcBorders>
       </w:tcPr>
     </w:tblStylePr>
@@ -32989,9 +33336,9 @@
       </w:tcPr>
     </w:tblStylePr>
   </w:style>
-  <w:style w:type="table" w:styleId="116">
+  <w:style w:type="table" w:styleId="1006">
     <w:name w:val="List Table 7 Colorful - Accent 6"/>
-    <w:basedOn w:val="910"/>
+    <w:basedOn w:val="1073"/>
     <w:uiPriority w:val="99"/>
     <w:pPr>
       <w:pBdr/>
@@ -33090,11 +33437,11 @@
         <w:tblBorders/>
       </w:tblPr>
       <w:tcPr>
-        <w:shd w:color="ffffff"/>
-        <w:tcBorders>
-          <w:top w:val="none"/>
-          <w:left w:val="none"/>
-          <w:bottom w:val="none"/>
+        <w:shd w:val="clear" w:color="ffffff"/>
+        <w:tcBorders>
+          <w:top w:val="none" w:color="000000" w:sz="4" w:space="0"/>
+          <w:left w:val="none" w:color="000000" w:sz="4" w:space="0"/>
+          <w:bottom w:val="none" w:color="000000" w:sz="4" w:space="0"/>
           <w:right w:val="single" w:color="000000" w:themeColor="accent6" w:themeTint="98" w:sz="4" w:space="0"/>
         </w:tcBorders>
       </w:tcPr>
@@ -33117,10 +33464,10 @@
       <w:tcPr>
         <w:shd w:val="clear" w:color="ffffff" w:themeColor="light1" w:fill="ffffff" w:themeFill="light1"/>
         <w:tcBorders>
-          <w:top w:val="none"/>
-          <w:left w:val="none"/>
+          <w:top w:val="none" w:color="000000" w:sz="4" w:space="0"/>
+          <w:left w:val="none" w:color="000000" w:sz="4" w:space="0"/>
           <w:bottom w:val="single" w:color="000000" w:themeColor="accent6" w:themeTint="98" w:sz="4" w:space="0"/>
-          <w:right w:val="none"/>
+          <w:right w:val="none" w:color="000000" w:sz="4" w:space="0"/>
         </w:tcBorders>
       </w:tcPr>
     </w:tblStylePr>
@@ -33140,12 +33487,12 @@
         <w:tblBorders/>
       </w:tblPr>
       <w:tcPr>
-        <w:shd w:color="ffffff"/>
-        <w:tcBorders>
-          <w:top w:val="none"/>
+        <w:shd w:val="clear" w:color="ffffff"/>
+        <w:tcBorders>
+          <w:top w:val="none" w:color="000000" w:sz="4" w:space="0"/>
           <w:left w:val="single" w:color="000000" w:themeColor="accent6" w:themeTint="98" w:sz="4" w:space="0"/>
-          <w:bottom w:val="none"/>
-          <w:right w:val="none"/>
+          <w:bottom w:val="none" w:color="000000" w:sz="4" w:space="0"/>
+          <w:right w:val="none" w:color="000000" w:sz="4" w:space="0"/>
         </w:tcBorders>
       </w:tcPr>
     </w:tblStylePr>
@@ -33168,9 +33515,9 @@
         <w:shd w:val="clear" w:color="ffffff" w:themeColor="light1" w:fill="ffffff" w:themeFill="light1"/>
         <w:tcBorders>
           <w:top w:val="single" w:color="000000" w:themeColor="accent6" w:themeTint="98" w:sz="4" w:space="0"/>
-          <w:left w:val="none"/>
-          <w:bottom w:val="none"/>
-          <w:right w:val="none"/>
+          <w:left w:val="none" w:color="000000" w:sz="4" w:space="0"/>
+          <w:bottom w:val="none" w:color="000000" w:sz="4" w:space="0"/>
+          <w:right w:val="none" w:color="000000" w:sz="4" w:space="0"/>
         </w:tcBorders>
       </w:tcPr>
     </w:tblStylePr>
@@ -33245,9 +33592,9 @@
       </w:tcPr>
     </w:tblStylePr>
   </w:style>
-  <w:style w:type="table" w:styleId="117">
+  <w:style w:type="table" w:styleId="1007">
     <w:name w:val="Lined - Accent"/>
-    <w:basedOn w:val="910"/>
+    <w:basedOn w:val="1073"/>
     <w:uiPriority w:val="99"/>
     <w:pPr>
       <w:pBdr/>
@@ -33482,9 +33829,9 @@
       </w:tcPr>
     </w:tblStylePr>
   </w:style>
-  <w:style w:type="table" w:styleId="118">
+  <w:style w:type="table" w:styleId="1008">
     <w:name w:val="Lined - Accent 1"/>
-    <w:basedOn w:val="910"/>
+    <w:basedOn w:val="1073"/>
     <w:uiPriority w:val="99"/>
     <w:pPr>
       <w:pBdr/>
@@ -33719,9 +34066,9 @@
       </w:tcPr>
     </w:tblStylePr>
   </w:style>
-  <w:style w:type="table" w:styleId="119">
+  <w:style w:type="table" w:styleId="1009">
     <w:name w:val="Lined - Accent 2"/>
-    <w:basedOn w:val="910"/>
+    <w:basedOn w:val="1073"/>
     <w:uiPriority w:val="99"/>
     <w:pPr>
       <w:pBdr/>
@@ -33956,9 +34303,9 @@
       </w:tcPr>
     </w:tblStylePr>
   </w:style>
-  <w:style w:type="table" w:styleId="120">
+  <w:style w:type="table" w:styleId="1010">
     <w:name w:val="Lined - Accent 3"/>
-    <w:basedOn w:val="910"/>
+    <w:basedOn w:val="1073"/>
     <w:uiPriority w:val="99"/>
     <w:pPr>
       <w:pBdr/>
@@ -34193,9 +34540,9 @@
       </w:tcPr>
     </w:tblStylePr>
   </w:style>
-  <w:style w:type="table" w:styleId="121">
+  <w:style w:type="table" w:styleId="1011">
     <w:name w:val="Lined - Accent 4"/>
-    <w:basedOn w:val="910"/>
+    <w:basedOn w:val="1073"/>
     <w:uiPriority w:val="99"/>
     <w:pPr>
       <w:pBdr/>
@@ -34430,9 +34777,9 @@
       </w:tcPr>
     </w:tblStylePr>
   </w:style>
-  <w:style w:type="table" w:styleId="122">
+  <w:style w:type="table" w:styleId="1012">
     <w:name w:val="Lined - Accent 5"/>
-    <w:basedOn w:val="910"/>
+    <w:basedOn w:val="1073"/>
     <w:uiPriority w:val="99"/>
     <w:pPr>
       <w:pBdr/>
@@ -34667,9 +35014,9 @@
       </w:tcPr>
     </w:tblStylePr>
   </w:style>
-  <w:style w:type="table" w:styleId="123">
+  <w:style w:type="table" w:styleId="1013">
     <w:name w:val="Lined - Accent 6"/>
-    <w:basedOn w:val="910"/>
+    <w:basedOn w:val="1073"/>
     <w:uiPriority w:val="99"/>
     <w:pPr>
       <w:pBdr/>
@@ -34904,9 +35251,9 @@
       </w:tcPr>
     </w:tblStylePr>
   </w:style>
-  <w:style w:type="table" w:styleId="124">
+  <w:style w:type="table" w:styleId="1014">
     <w:name w:val="Bordered &amp; Lined - Accent"/>
-    <w:basedOn w:val="910"/>
+    <w:basedOn w:val="1073"/>
     <w:uiPriority w:val="99"/>
     <w:pPr>
       <w:pBdr/>
@@ -35148,9 +35495,9 @@
       </w:tcPr>
     </w:tblStylePr>
   </w:style>
-  <w:style w:type="table" w:styleId="125">
+  <w:style w:type="table" w:styleId="1015">
     <w:name w:val="Bordered &amp; Lined - Accent 1"/>
-    <w:basedOn w:val="910"/>
+    <w:basedOn w:val="1073"/>
     <w:uiPriority w:val="99"/>
     <w:pPr>
       <w:pBdr/>
@@ -35392,9 +35739,9 @@
       </w:tcPr>
     </w:tblStylePr>
   </w:style>
-  <w:style w:type="table" w:styleId="126">
+  <w:style w:type="table" w:styleId="1016">
     <w:name w:val="Bordered &amp; Lined - Accent 2"/>
-    <w:basedOn w:val="910"/>
+    <w:basedOn w:val="1073"/>
     <w:uiPriority w:val="99"/>
     <w:pPr>
       <w:pBdr/>
@@ -35636,9 +35983,9 @@
       </w:tcPr>
     </w:tblStylePr>
   </w:style>
-  <w:style w:type="table" w:styleId="127">
+  <w:style w:type="table" w:styleId="1017">
     <w:name w:val="Bordered &amp; Lined - Accent 3"/>
-    <w:basedOn w:val="910"/>
+    <w:basedOn w:val="1073"/>
     <w:uiPriority w:val="99"/>
     <w:pPr>
       <w:pBdr/>
@@ -35880,9 +36227,9 @@
       </w:tcPr>
     </w:tblStylePr>
   </w:style>
-  <w:style w:type="table" w:styleId="128">
+  <w:style w:type="table" w:styleId="1018">
     <w:name w:val="Bordered &amp; Lined - Accent 4"/>
-    <w:basedOn w:val="910"/>
+    <w:basedOn w:val="1073"/>
     <w:uiPriority w:val="99"/>
     <w:pPr>
       <w:pBdr/>
@@ -36124,9 +36471,9 @@
       </w:tcPr>
     </w:tblStylePr>
   </w:style>
-  <w:style w:type="table" w:styleId="129">
+  <w:style w:type="table" w:styleId="1019">
     <w:name w:val="Bordered &amp; Lined - Accent 5"/>
-    <w:basedOn w:val="910"/>
+    <w:basedOn w:val="1073"/>
     <w:uiPriority w:val="99"/>
     <w:pPr>
       <w:pBdr/>
@@ -36368,9 +36715,9 @@
       </w:tcPr>
     </w:tblStylePr>
   </w:style>
-  <w:style w:type="table" w:styleId="130">
+  <w:style w:type="table" w:styleId="1020">
     <w:name w:val="Bordered &amp; Lined - Accent 6"/>
-    <w:basedOn w:val="910"/>
+    <w:basedOn w:val="1073"/>
     <w:uiPriority w:val="99"/>
     <w:pPr>
       <w:pBdr/>
@@ -36612,9 +36959,9 @@
       </w:tcPr>
     </w:tblStylePr>
   </w:style>
-  <w:style w:type="table" w:styleId="131">
+  <w:style w:type="table" w:styleId="1021">
     <w:name w:val="Bordered"/>
-    <w:basedOn w:val="910"/>
+    <w:basedOn w:val="1073"/>
     <w:uiPriority w:val="99"/>
     <w:pPr>
       <w:pBdr/>
@@ -36843,9 +37190,9 @@
       </w:tcPr>
     </w:tblStylePr>
   </w:style>
-  <w:style w:type="table" w:styleId="132">
+  <w:style w:type="table" w:styleId="1022">
     <w:name w:val="Bordered - Accent 1"/>
-    <w:basedOn w:val="910"/>
+    <w:basedOn w:val="1073"/>
     <w:uiPriority w:val="99"/>
     <w:pPr>
       <w:pBdr/>
@@ -37074,9 +37421,9 @@
       </w:tcPr>
     </w:tblStylePr>
   </w:style>
-  <w:style w:type="table" w:styleId="133">
+  <w:style w:type="table" w:styleId="1023">
     <w:name w:val="Bordered - Accent 2"/>
-    <w:basedOn w:val="910"/>
+    <w:basedOn w:val="1073"/>
     <w:uiPriority w:val="99"/>
     <w:pPr>
       <w:pBdr/>
@@ -37305,9 +37652,9 @@
       </w:tcPr>
     </w:tblStylePr>
   </w:style>
-  <w:style w:type="table" w:styleId="134">
+  <w:style w:type="table" w:styleId="1024">
     <w:name w:val="Bordered - Accent 3"/>
-    <w:basedOn w:val="910"/>
+    <w:basedOn w:val="1073"/>
     <w:uiPriority w:val="99"/>
     <w:pPr>
       <w:pBdr/>
@@ -37536,9 +37883,9 @@
       </w:tcPr>
     </w:tblStylePr>
   </w:style>
-  <w:style w:type="table" w:styleId="135">
+  <w:style w:type="table" w:styleId="1025">
     <w:name w:val="Bordered - Accent 4"/>
-    <w:basedOn w:val="910"/>
+    <w:basedOn w:val="1073"/>
     <w:uiPriority w:val="99"/>
     <w:pPr>
       <w:pBdr/>
@@ -37767,9 +38114,9 @@
       </w:tcPr>
     </w:tblStylePr>
   </w:style>
-  <w:style w:type="table" w:styleId="136">
+  <w:style w:type="table" w:styleId="1026">
     <w:name w:val="Bordered - Accent 5"/>
-    <w:basedOn w:val="910"/>
+    <w:basedOn w:val="1073"/>
     <w:uiPriority w:val="99"/>
     <w:pPr>
       <w:pBdr/>
@@ -37998,9 +38345,9 @@
       </w:tcPr>
     </w:tblStylePr>
   </w:style>
-  <w:style w:type="table" w:styleId="137">
+  <w:style w:type="table" w:styleId="1027">
     <w:name w:val="Bordered - Accent 6"/>
-    <w:basedOn w:val="910"/>
+    <w:basedOn w:val="1073"/>
     <w:uiPriority w:val="99"/>
     <w:pPr>
       <w:pBdr/>
@@ -38229,10 +38576,10 @@
       </w:tcPr>
     </w:tblStylePr>
   </w:style>
-  <w:style w:type="character" w:styleId="150">
+  <w:style w:type="character" w:styleId="1028">
     <w:name w:val="Heading 1 Char"/>
-    <w:basedOn w:val="909"/>
-    <w:link w:val="900"/>
+    <w:basedOn w:val="1072"/>
+    <w:link w:val="1063"/>
     <w:uiPriority w:val="9"/>
     <w:pPr>
       <w:pBdr/>
@@ -38246,10 +38593,10 @@
       <w:szCs w:val="40"/>
     </w:rPr>
   </w:style>
-  <w:style w:type="character" w:styleId="151">
+  <w:style w:type="character" w:styleId="1029">
     <w:name w:val="Heading 2 Char"/>
-    <w:basedOn w:val="909"/>
-    <w:link w:val="901"/>
+    <w:basedOn w:val="1072"/>
+    <w:link w:val="1064"/>
     <w:uiPriority w:val="9"/>
     <w:pPr>
       <w:pBdr/>
@@ -38263,10 +38610,10 @@
       <w:szCs w:val="32"/>
     </w:rPr>
   </w:style>
-  <w:style w:type="character" w:styleId="152">
+  <w:style w:type="character" w:styleId="1030">
     <w:name w:val="Heading 3 Char"/>
-    <w:basedOn w:val="909"/>
-    <w:link w:val="902"/>
+    <w:basedOn w:val="1072"/>
+    <w:link w:val="1065"/>
     <w:uiPriority w:val="9"/>
     <w:pPr>
       <w:pBdr/>
@@ -38280,10 +38627,10 @@
       <w:szCs w:val="28"/>
     </w:rPr>
   </w:style>
-  <w:style w:type="character" w:styleId="153">
+  <w:style w:type="character" w:styleId="1031">
     <w:name w:val="Heading 4 Char"/>
-    <w:basedOn w:val="909"/>
-    <w:link w:val="903"/>
+    <w:basedOn w:val="1072"/>
+    <w:link w:val="1066"/>
     <w:uiPriority w:val="9"/>
     <w:pPr>
       <w:pBdr/>
@@ -38297,10 +38644,10 @@
       <w:color w:val="0f4761" w:themeColor="accent1" w:themeShade="BF"/>
     </w:rPr>
   </w:style>
-  <w:style w:type="character" w:styleId="154">
+  <w:style w:type="character" w:styleId="1032">
     <w:name w:val="Heading 5 Char"/>
-    <w:basedOn w:val="909"/>
-    <w:link w:val="904"/>
+    <w:basedOn w:val="1072"/>
+    <w:link w:val="1067"/>
     <w:uiPriority w:val="9"/>
     <w:pPr>
       <w:pBdr/>
@@ -38312,10 +38659,10 @@
       <w:color w:val="0f4761" w:themeColor="accent1" w:themeShade="BF"/>
     </w:rPr>
   </w:style>
-  <w:style w:type="character" w:styleId="155">
+  <w:style w:type="character" w:styleId="1033">
     <w:name w:val="Heading 6 Char"/>
-    <w:basedOn w:val="909"/>
-    <w:link w:val="905"/>
+    <w:basedOn w:val="1072"/>
+    <w:link w:val="1068"/>
     <w:uiPriority w:val="9"/>
     <w:pPr>
       <w:pBdr/>
@@ -38329,10 +38676,10 @@
       <w:color w:val="595959" w:themeColor="text1" w:themeTint="A6"/>
     </w:rPr>
   </w:style>
-  <w:style w:type="character" w:styleId="156">
+  <w:style w:type="character" w:styleId="1034">
     <w:name w:val="Heading 7 Char"/>
-    <w:basedOn w:val="909"/>
-    <w:link w:val="906"/>
+    <w:basedOn w:val="1072"/>
+    <w:link w:val="1069"/>
     <w:uiPriority w:val="9"/>
     <w:pPr>
       <w:pBdr/>
@@ -38344,10 +38691,10 @@
       <w:color w:val="595959" w:themeColor="text1" w:themeTint="A6"/>
     </w:rPr>
   </w:style>
-  <w:style w:type="character" w:styleId="157">
+  <w:style w:type="character" w:styleId="1035">
     <w:name w:val="Heading 8 Char"/>
-    <w:basedOn w:val="909"/>
-    <w:link w:val="907"/>
+    <w:basedOn w:val="1072"/>
+    <w:link w:val="1070"/>
     <w:uiPriority w:val="9"/>
     <w:pPr>
       <w:pBdr/>
@@ -38361,10 +38708,10 @@
       <w:color w:val="272727" w:themeColor="text1" w:themeTint="D8"/>
     </w:rPr>
   </w:style>
-  <w:style w:type="character" w:styleId="158">
+  <w:style w:type="character" w:styleId="1036">
     <w:name w:val="Heading 9 Char"/>
-    <w:basedOn w:val="909"/>
-    <w:link w:val="908"/>
+    <w:basedOn w:val="1072"/>
+    <w:link w:val="1071"/>
     <w:uiPriority w:val="9"/>
     <w:pPr>
       <w:pBdr/>
@@ -38378,10 +38725,10 @@
       <w:color w:val="272727" w:themeColor="text1" w:themeTint="D8"/>
     </w:rPr>
   </w:style>
-  <w:style w:type="character" w:styleId="160">
+  <w:style w:type="character" w:styleId="1037">
     <w:name w:val="Title Char"/>
-    <w:basedOn w:val="909"/>
-    <w:link w:val="926"/>
+    <w:basedOn w:val="1072"/>
+    <w:link w:val="1089"/>
     <w:uiPriority w:val="10"/>
     <w:pPr>
       <w:pBdr/>
@@ -38395,10 +38742,10 @@
       <w:szCs w:val="56"/>
     </w:rPr>
   </w:style>
-  <w:style w:type="character" w:styleId="162">
+  <w:style w:type="character" w:styleId="1038">
     <w:name w:val="Subtitle Char"/>
-    <w:basedOn w:val="909"/>
-    <w:link w:val="928"/>
+    <w:basedOn w:val="1072"/>
+    <w:link w:val="1091"/>
     <w:uiPriority w:val="11"/>
     <w:pPr>
       <w:pBdr/>
@@ -38412,10 +38759,10 @@
       <w:szCs w:val="28"/>
     </w:rPr>
   </w:style>
-  <w:style w:type="character" w:styleId="164">
+  <w:style w:type="character" w:styleId="1039">
     <w:name w:val="Quote Char"/>
-    <w:basedOn w:val="909"/>
-    <w:link w:val="951"/>
+    <w:basedOn w:val="1072"/>
+    <w:link w:val="1114"/>
     <w:uiPriority w:val="29"/>
     <w:pPr>
       <w:pBdr/>
@@ -38428,10 +38775,10 @@
       <w:color w:val="404040" w:themeColor="text1" w:themeTint="BF"/>
     </w:rPr>
   </w:style>
-  <w:style w:type="character" w:styleId="168">
+  <w:style w:type="character" w:styleId="1040">
     <w:name w:val="Intense Quote Char"/>
-    <w:basedOn w:val="909"/>
-    <w:link w:val="956"/>
+    <w:basedOn w:val="1072"/>
+    <w:link w:val="1119"/>
     <w:uiPriority w:val="30"/>
     <w:pPr>
       <w:pBdr/>
@@ -38444,10 +38791,10 @@
       <w:color w:val="0f4761" w:themeColor="accent1" w:themeShade="BF"/>
     </w:rPr>
   </w:style>
-  <w:style w:type="character" w:styleId="177">
+  <w:style w:type="character" w:styleId="1041">
     <w:name w:val="Header Char"/>
-    <w:basedOn w:val="909"/>
-    <w:link w:val="921"/>
+    <w:basedOn w:val="1072"/>
+    <w:link w:val="1084"/>
     <w:uiPriority w:val="99"/>
     <w:pPr>
       <w:pBdr/>
@@ -38455,10 +38802,10 @@
       <w:ind/>
     </w:pPr>
   </w:style>
-  <w:style w:type="character" w:styleId="179">
+  <w:style w:type="character" w:styleId="1042">
     <w:name w:val="Footer Char"/>
-    <w:basedOn w:val="909"/>
-    <w:link w:val="923"/>
+    <w:basedOn w:val="1072"/>
+    <w:link w:val="1086"/>
     <w:uiPriority w:val="99"/>
     <w:pPr>
       <w:pBdr/>
@@ -38466,10 +38813,10 @@
       <w:ind/>
     </w:pPr>
   </w:style>
-  <w:style w:type="paragraph" w:styleId="181">
+  <w:style w:type="paragraph" w:styleId="1043">
     <w:name w:val="footnote text"/>
-    <w:basedOn w:val="899"/>
-    <w:link w:val="182"/>
+    <w:basedOn w:val="1062"/>
+    <w:link w:val="1044"/>
     <w:uiPriority w:val="99"/>
     <w:semiHidden/>
     <w:unhideWhenUsed/>
@@ -38483,10 +38830,10 @@
       <w:szCs w:val="20"/>
     </w:rPr>
   </w:style>
-  <w:style w:type="character" w:styleId="182">
+  <w:style w:type="character" w:styleId="1044">
     <w:name w:val="Footnote Text Char"/>
-    <w:basedOn w:val="909"/>
-    <w:link w:val="181"/>
+    <w:basedOn w:val="1072"/>
+    <w:link w:val="1043"/>
     <w:uiPriority w:val="99"/>
     <w:semiHidden/>
     <w:pPr>
@@ -38499,9 +38846,9 @@
       <w:szCs w:val="20"/>
     </w:rPr>
   </w:style>
-  <w:style w:type="character" w:styleId="183">
+  <w:style w:type="character" w:styleId="1045">
     <w:name w:val="footnote reference"/>
-    <w:basedOn w:val="909"/>
+    <w:basedOn w:val="1072"/>
     <w:uiPriority w:val="99"/>
     <w:semiHidden/>
     <w:unhideWhenUsed/>
@@ -38514,10 +38861,10 @@
       <w:vertAlign w:val="superscript"/>
     </w:rPr>
   </w:style>
-  <w:style w:type="paragraph" w:styleId="184">
+  <w:style w:type="paragraph" w:styleId="1046">
     <w:name w:val="endnote text"/>
-    <w:basedOn w:val="899"/>
-    <w:link w:val="185"/>
+    <w:basedOn w:val="1062"/>
+    <w:link w:val="1047"/>
     <w:uiPriority w:val="99"/>
     <w:semiHidden/>
     <w:unhideWhenUsed/>
@@ -38531,10 +38878,10 @@
       <w:szCs w:val="20"/>
     </w:rPr>
   </w:style>
-  <w:style w:type="character" w:styleId="185">
+  <w:style w:type="character" w:styleId="1047">
     <w:name w:val="Endnote Text Char"/>
-    <w:basedOn w:val="909"/>
-    <w:link w:val="184"/>
+    <w:basedOn w:val="1072"/>
+    <w:link w:val="1046"/>
     <w:uiPriority w:val="99"/>
     <w:semiHidden/>
     <w:pPr>
@@ -38547,9 +38894,9 @@
       <w:szCs w:val="20"/>
     </w:rPr>
   </w:style>
-  <w:style w:type="character" w:styleId="186">
+  <w:style w:type="character" w:styleId="1048">
     <w:name w:val="endnote reference"/>
-    <w:basedOn w:val="909"/>
+    <w:basedOn w:val="1072"/>
     <w:uiPriority w:val="99"/>
     <w:semiHidden/>
     <w:unhideWhenUsed/>
@@ -38562,9 +38909,9 @@
       <w:vertAlign w:val="superscript"/>
     </w:rPr>
   </w:style>
-  <w:style w:type="character" w:styleId="187">
+  <w:style w:type="character" w:styleId="1049">
     <w:name w:val="Hyperlink"/>
-    <w:basedOn w:val="909"/>
+    <w:basedOn w:val="1072"/>
     <w:uiPriority w:val="99"/>
     <w:unhideWhenUsed/>
     <w:pPr>
@@ -38577,9 +38924,9 @@
       <w:u w:val="single"/>
     </w:rPr>
   </w:style>
-  <w:style w:type="character" w:styleId="188">
+  <w:style w:type="character" w:styleId="1050">
     <w:name w:val="FollowedHyperlink"/>
-    <w:basedOn w:val="909"/>
+    <w:basedOn w:val="1072"/>
     <w:uiPriority w:val="99"/>
     <w:semiHidden/>
     <w:unhideWhenUsed/>
@@ -38593,10 +38940,10 @@
       <w:u w:val="single"/>
     </w:rPr>
   </w:style>
-  <w:style w:type="paragraph" w:styleId="189">
+  <w:style w:type="paragraph" w:styleId="1051">
     <w:name w:val="toc 1"/>
-    <w:basedOn w:val="899"/>
-    <w:next w:val="899"/>
+    <w:basedOn w:val="1062"/>
+    <w:next w:val="1062"/>
     <w:uiPriority w:val="39"/>
     <w:unhideWhenUsed/>
     <w:pPr>
@@ -38605,10 +38952,10 @@
       <w:ind/>
     </w:pPr>
   </w:style>
-  <w:style w:type="paragraph" w:styleId="190">
+  <w:style w:type="paragraph" w:styleId="1052">
     <w:name w:val="toc 2"/>
-    <w:basedOn w:val="899"/>
-    <w:next w:val="899"/>
+    <w:basedOn w:val="1062"/>
+    <w:next w:val="1062"/>
     <w:uiPriority w:val="39"/>
     <w:unhideWhenUsed/>
     <w:pPr>
@@ -38617,10 +38964,10 @@
       <w:ind w:left="220"/>
     </w:pPr>
   </w:style>
-  <w:style w:type="paragraph" w:styleId="191">
+  <w:style w:type="paragraph" w:styleId="1053">
     <w:name w:val="toc 3"/>
-    <w:basedOn w:val="899"/>
-    <w:next w:val="899"/>
+    <w:basedOn w:val="1062"/>
+    <w:next w:val="1062"/>
     <w:uiPriority w:val="39"/>
     <w:unhideWhenUsed/>
     <w:pPr>
@@ -38629,10 +38976,10 @@
       <w:ind w:left="440"/>
     </w:pPr>
   </w:style>
-  <w:style w:type="paragraph" w:styleId="192">
+  <w:style w:type="paragraph" w:styleId="1054">
     <w:name w:val="toc 4"/>
-    <w:basedOn w:val="899"/>
-    <w:next w:val="899"/>
+    <w:basedOn w:val="1062"/>
+    <w:next w:val="1062"/>
     <w:uiPriority w:val="39"/>
     <w:unhideWhenUsed/>
     <w:pPr>
@@ -38641,10 +38988,10 @@
       <w:ind w:left="660"/>
     </w:pPr>
   </w:style>
-  <w:style w:type="paragraph" w:styleId="193">
+  <w:style w:type="paragraph" w:styleId="1055">
     <w:name w:val="toc 5"/>
-    <w:basedOn w:val="899"/>
-    <w:next w:val="899"/>
+    <w:basedOn w:val="1062"/>
+    <w:next w:val="1062"/>
     <w:uiPriority w:val="39"/>
     <w:unhideWhenUsed/>
     <w:pPr>
@@ -38653,10 +39000,10 @@
       <w:ind w:left="880"/>
     </w:pPr>
   </w:style>
-  <w:style w:type="paragraph" w:styleId="194">
+  <w:style w:type="paragraph" w:styleId="1056">
     <w:name w:val="toc 6"/>
-    <w:basedOn w:val="899"/>
-    <w:next w:val="899"/>
+    <w:basedOn w:val="1062"/>
+    <w:next w:val="1062"/>
     <w:uiPriority w:val="39"/>
     <w:unhideWhenUsed/>
     <w:pPr>
@@ -38665,10 +39012,10 @@
       <w:ind w:left="1100"/>
     </w:pPr>
   </w:style>
-  <w:style w:type="paragraph" w:styleId="195">
+  <w:style w:type="paragraph" w:styleId="1057">
     <w:name w:val="toc 7"/>
-    <w:basedOn w:val="899"/>
-    <w:next w:val="899"/>
+    <w:basedOn w:val="1062"/>
+    <w:next w:val="1062"/>
     <w:uiPriority w:val="39"/>
     <w:unhideWhenUsed/>
     <w:pPr>
@@ -38677,10 +39024,10 @@
       <w:ind w:left="1320"/>
     </w:pPr>
   </w:style>
-  <w:style w:type="paragraph" w:styleId="196">
+  <w:style w:type="paragraph" w:styleId="1058">
     <w:name w:val="toc 8"/>
-    <w:basedOn w:val="899"/>
-    <w:next w:val="899"/>
+    <w:basedOn w:val="1062"/>
+    <w:next w:val="1062"/>
     <w:uiPriority w:val="39"/>
     <w:unhideWhenUsed/>
     <w:pPr>
@@ -38689,10 +39036,10 @@
       <w:ind w:left="1540"/>
     </w:pPr>
   </w:style>
-  <w:style w:type="paragraph" w:styleId="197">
+  <w:style w:type="paragraph" w:styleId="1059">
     <w:name w:val="toc 9"/>
-    <w:basedOn w:val="899"/>
-    <w:next w:val="899"/>
+    <w:basedOn w:val="1062"/>
+    <w:next w:val="1062"/>
     <w:uiPriority w:val="39"/>
     <w:unhideWhenUsed/>
     <w:pPr>
@@ -38701,9 +39048,9 @@
       <w:ind w:left="1760"/>
     </w:pPr>
   </w:style>
-  <w:style w:type="character" w:styleId="198">
+  <w:style w:type="character" w:styleId="1060">
     <w:name w:val="Placeholder Text"/>
-    <w:basedOn w:val="909"/>
+    <w:basedOn w:val="1072"/>
     <w:uiPriority w:val="99"/>
     <w:semiHidden/>
     <w:pPr>
@@ -38715,10 +39062,10 @@
       <w:color w:val="666666"/>
     </w:rPr>
   </w:style>
-  <w:style w:type="paragraph" w:styleId="209">
+  <w:style w:type="paragraph" w:styleId="1061">
     <w:name w:val="table of figures"/>
-    <w:basedOn w:val="899"/>
-    <w:next w:val="899"/>
+    <w:basedOn w:val="1062"/>
+    <w:next w:val="1062"/>
     <w:uiPriority w:val="99"/>
     <w:unhideWhenUsed/>
     <w:pPr>
@@ -38727,7 +39074,7 @@
       <w:ind/>
     </w:pPr>
   </w:style>
-  <w:style w:type="paragraph" w:styleId="899" w:default="1">
+  <w:style w:type="paragraph" w:styleId="1062" w:default="1">
     <w:name w:val="Normal"/>
     <w:qFormat/>
     <w:pPr>
@@ -38736,11 +39083,11 @@
       <w:ind/>
     </w:pPr>
   </w:style>
-  <w:style w:type="paragraph" w:styleId="900">
+  <w:style w:type="paragraph" w:styleId="1063">
     <w:name w:val="Heading 1"/>
-    <w:basedOn w:val="899"/>
-    <w:next w:val="899"/>
-    <w:link w:val="912"/>
+    <w:basedOn w:val="1062"/>
+    <w:next w:val="1062"/>
+    <w:link w:val="1075"/>
     <w:uiPriority w:val="9"/>
     <w:qFormat/>
     <w:pPr>
@@ -38760,11 +39107,11 @@
       <w:szCs w:val="28"/>
     </w:rPr>
   </w:style>
-  <w:style w:type="paragraph" w:styleId="901">
+  <w:style w:type="paragraph" w:styleId="1064">
     <w:name w:val="Heading 2"/>
-    <w:basedOn w:val="899"/>
-    <w:next w:val="899"/>
-    <w:link w:val="913"/>
+    <w:basedOn w:val="1062"/>
+    <w:next w:val="1062"/>
+    <w:link w:val="1076"/>
     <w:uiPriority w:val="9"/>
     <w:unhideWhenUsed/>
     <w:qFormat/>
@@ -38785,11 +39132,11 @@
       <w:szCs w:val="26"/>
     </w:rPr>
   </w:style>
-  <w:style w:type="paragraph" w:styleId="902">
+  <w:style w:type="paragraph" w:styleId="1065">
     <w:name w:val="Heading 3"/>
-    <w:basedOn w:val="899"/>
-    <w:next w:val="899"/>
-    <w:link w:val="914"/>
+    <w:basedOn w:val="1062"/>
+    <w:next w:val="1062"/>
+    <w:link w:val="1077"/>
     <w:uiPriority w:val="9"/>
     <w:unhideWhenUsed/>
     <w:qFormat/>
@@ -38808,11 +39155,11 @@
       <w:color w:val="4f81bd" w:themeColor="accent1"/>
     </w:rPr>
   </w:style>
-  <w:style w:type="paragraph" w:styleId="903">
+  <w:style w:type="paragraph" w:styleId="1066">
     <w:name w:val="Heading 4"/>
-    <w:basedOn w:val="899"/>
-    <w:next w:val="899"/>
-    <w:link w:val="915"/>
+    <w:basedOn w:val="1062"/>
+    <w:next w:val="1062"/>
+    <w:link w:val="1078"/>
     <w:uiPriority w:val="9"/>
     <w:semiHidden/>
     <w:unhideWhenUsed/>
@@ -38834,11 +39181,11 @@
       <w:color w:val="4f81bd" w:themeColor="accent1"/>
     </w:rPr>
   </w:style>
-  <w:style w:type="paragraph" w:styleId="904">
+  <w:style w:type="paragraph" w:styleId="1067">
     <w:name w:val="Heading 5"/>
-    <w:basedOn w:val="899"/>
-    <w:next w:val="899"/>
-    <w:link w:val="916"/>
+    <w:basedOn w:val="1062"/>
+    <w:next w:val="1062"/>
+    <w:link w:val="1079"/>
     <w:uiPriority w:val="9"/>
     <w:semiHidden/>
     <w:unhideWhenUsed/>
@@ -38856,11 +39203,11 @@
       <w:color w:val="243f60" w:themeColor="accent1" w:themeShade="7F"/>
     </w:rPr>
   </w:style>
-  <w:style w:type="paragraph" w:styleId="905">
+  <w:style w:type="paragraph" w:styleId="1068">
     <w:name w:val="Heading 6"/>
-    <w:basedOn w:val="899"/>
-    <w:next w:val="899"/>
-    <w:link w:val="917"/>
+    <w:basedOn w:val="1062"/>
+    <w:next w:val="1062"/>
+    <w:link w:val="1080"/>
     <w:uiPriority w:val="9"/>
     <w:semiHidden/>
     <w:unhideWhenUsed/>
@@ -38880,11 +39227,11 @@
       <w:color w:val="243f60" w:themeColor="accent1" w:themeShade="7F"/>
     </w:rPr>
   </w:style>
-  <w:style w:type="paragraph" w:styleId="906">
+  <w:style w:type="paragraph" w:styleId="1069">
     <w:name w:val="Heading 7"/>
-    <w:basedOn w:val="899"/>
-    <w:next w:val="899"/>
-    <w:link w:val="918"/>
+    <w:basedOn w:val="1062"/>
+    <w:next w:val="1062"/>
+    <w:link w:val="1081"/>
     <w:uiPriority w:val="9"/>
     <w:semiHidden/>
     <w:unhideWhenUsed/>
@@ -38904,11 +39251,11 @@
       <w:color w:val="404040" w:themeColor="text1" w:themeTint="BF"/>
     </w:rPr>
   </w:style>
-  <w:style w:type="paragraph" w:styleId="907">
+  <w:style w:type="paragraph" w:styleId="1070">
     <w:name w:val="Heading 8"/>
-    <w:basedOn w:val="899"/>
-    <w:next w:val="899"/>
-    <w:link w:val="919"/>
+    <w:basedOn w:val="1062"/>
+    <w:next w:val="1062"/>
+    <w:link w:val="1082"/>
     <w:uiPriority w:val="9"/>
     <w:semiHidden/>
     <w:unhideWhenUsed/>
@@ -38928,11 +39275,11 @@
       <w:szCs w:val="20"/>
     </w:rPr>
   </w:style>
-  <w:style w:type="paragraph" w:styleId="908">
+  <w:style w:type="paragraph" w:styleId="1071">
     <w:name w:val="Heading 9"/>
-    <w:basedOn w:val="899"/>
-    <w:next w:val="899"/>
-    <w:link w:val="920"/>
+    <w:basedOn w:val="1062"/>
+    <w:next w:val="1062"/>
+    <w:link w:val="1083"/>
     <w:uiPriority w:val="9"/>
     <w:semiHidden/>
     <w:unhideWhenUsed/>
@@ -38954,7 +39301,7 @@
       <w:szCs w:val="20"/>
     </w:rPr>
   </w:style>
-  <w:style w:type="character" w:styleId="909" w:default="1">
+  <w:style w:type="character" w:styleId="1072" w:default="1">
     <w:name w:val="Default Paragraph Font"/>
     <w:uiPriority w:val="1"/>
     <w:semiHidden/>
@@ -38965,7 +39312,7 @@
       <w:ind/>
     </w:pPr>
   </w:style>
-  <w:style w:type="table" w:styleId="910" w:default="1">
+  <w:style w:type="table" w:styleId="1073" w:default="1">
     <w:name w:val="Normal Table"/>
     <w:uiPriority w:val="99"/>
     <w:semiHidden/>
@@ -39158,7 +39505,7 @@
       </w:tcPr>
     </w:tblStylePr>
   </w:style>
-  <w:style w:type="numbering" w:styleId="911" w:default="1">
+  <w:style w:type="numbering" w:styleId="1074" w:default="1">
     <w:name w:val="No List"/>
     <w:uiPriority w:val="99"/>
     <w:semiHidden/>
@@ -39169,10 +39516,10 @@
       <w:ind/>
     </w:pPr>
   </w:style>
-  <w:style w:type="character" w:styleId="912" w:customStyle="1">
+  <w:style w:type="character" w:styleId="1075" w:customStyle="1">
     <w:name w:val="Título 1 Char"/>
-    <w:basedOn w:val="909"/>
-    <w:link w:val="900"/>
+    <w:basedOn w:val="1072"/>
+    <w:link w:val="1063"/>
     <w:uiPriority w:val="9"/>
     <w:pPr>
       <w:pBdr/>
@@ -39188,10 +39535,10 @@
       <w:szCs w:val="28"/>
     </w:rPr>
   </w:style>
-  <w:style w:type="character" w:styleId="913" w:customStyle="1">
+  <w:style w:type="character" w:styleId="1076" w:customStyle="1">
     <w:name w:val="Título 2 Char"/>
-    <w:basedOn w:val="909"/>
-    <w:link w:val="901"/>
+    <w:basedOn w:val="1072"/>
+    <w:link w:val="1064"/>
     <w:uiPriority w:val="9"/>
     <w:pPr>
       <w:pBdr/>
@@ -39207,10 +39554,10 @@
       <w:szCs w:val="26"/>
     </w:rPr>
   </w:style>
-  <w:style w:type="character" w:styleId="914" w:customStyle="1">
+  <w:style w:type="character" w:styleId="1077" w:customStyle="1">
     <w:name w:val="Título 3 Char"/>
-    <w:basedOn w:val="909"/>
-    <w:link w:val="902"/>
+    <w:basedOn w:val="1072"/>
+    <w:link w:val="1065"/>
     <w:uiPriority w:val="9"/>
     <w:pPr>
       <w:pBdr/>
@@ -39224,10 +39571,10 @@
       <w:color w:val="4f81bd" w:themeColor="accent1"/>
     </w:rPr>
   </w:style>
-  <w:style w:type="character" w:styleId="915" w:customStyle="1">
+  <w:style w:type="character" w:styleId="1078" w:customStyle="1">
     <w:name w:val="Título 4 Char"/>
-    <w:basedOn w:val="909"/>
-    <w:link w:val="903"/>
+    <w:basedOn w:val="1072"/>
+    <w:link w:val="1066"/>
     <w:uiPriority w:val="9"/>
     <w:semiHidden/>
     <w:pPr>
@@ -39244,10 +39591,10 @@
       <w:color w:val="4f81bd" w:themeColor="accent1"/>
     </w:rPr>
   </w:style>
-  <w:style w:type="character" w:styleId="916" w:customStyle="1">
+  <w:style w:type="character" w:styleId="1079" w:customStyle="1">
     <w:name w:val="Título 5 Char"/>
-    <w:basedOn w:val="909"/>
-    <w:link w:val="904"/>
+    <w:basedOn w:val="1072"/>
+    <w:link w:val="1067"/>
     <w:uiPriority w:val="9"/>
     <w:semiHidden/>
     <w:pPr>
@@ -39260,10 +39607,10 @@
       <w:color w:val="243f60" w:themeColor="accent1" w:themeShade="7F"/>
     </w:rPr>
   </w:style>
-  <w:style w:type="character" w:styleId="917" w:customStyle="1">
+  <w:style w:type="character" w:styleId="1080" w:customStyle="1">
     <w:name w:val="Título 6 Char"/>
-    <w:basedOn w:val="909"/>
-    <w:link w:val="905"/>
+    <w:basedOn w:val="1072"/>
+    <w:link w:val="1068"/>
     <w:uiPriority w:val="9"/>
     <w:semiHidden/>
     <w:pPr>
@@ -39278,10 +39625,10 @@
       <w:color w:val="243f60" w:themeColor="accent1" w:themeShade="7F"/>
     </w:rPr>
   </w:style>
-  <w:style w:type="character" w:styleId="918" w:customStyle="1">
+  <w:style w:type="character" w:styleId="1081" w:customStyle="1">
     <w:name w:val="Título 7 Char"/>
-    <w:basedOn w:val="909"/>
-    <w:link w:val="906"/>
+    <w:basedOn w:val="1072"/>
+    <w:link w:val="1069"/>
     <w:uiPriority w:val="9"/>
     <w:semiHidden/>
     <w:pPr>
@@ -39296,10 +39643,10 @@
       <w:color w:val="404040" w:themeColor="text1" w:themeTint="BF"/>
     </w:rPr>
   </w:style>
-  <w:style w:type="character" w:styleId="919" w:customStyle="1">
+  <w:style w:type="character" w:styleId="1082" w:customStyle="1">
     <w:name w:val="Título 8 Char"/>
-    <w:basedOn w:val="909"/>
-    <w:link w:val="907"/>
+    <w:basedOn w:val="1072"/>
+    <w:link w:val="1070"/>
     <w:uiPriority w:val="9"/>
     <w:semiHidden/>
     <w:pPr>
@@ -39314,10 +39661,10 @@
       <w:szCs w:val="20"/>
     </w:rPr>
   </w:style>
-  <w:style w:type="character" w:styleId="920" w:customStyle="1">
+  <w:style w:type="character" w:styleId="1083" w:customStyle="1">
     <w:name w:val="Título 9 Char"/>
-    <w:basedOn w:val="909"/>
-    <w:link w:val="908"/>
+    <w:basedOn w:val="1072"/>
+    <w:link w:val="1071"/>
     <w:uiPriority w:val="9"/>
     <w:semiHidden/>
     <w:pPr>
@@ -39334,10 +39681,10 @@
       <w:szCs w:val="20"/>
     </w:rPr>
   </w:style>
-  <w:style w:type="paragraph" w:styleId="921">
+  <w:style w:type="paragraph" w:styleId="1084">
     <w:name w:val="Header"/>
-    <w:basedOn w:val="899"/>
-    <w:link w:val="922"/>
+    <w:basedOn w:val="1062"/>
+    <w:link w:val="1085"/>
     <w:uiPriority w:val="99"/>
     <w:unhideWhenUsed/>
     <w:pPr>
@@ -39350,10 +39697,10 @@
       <w:ind/>
     </w:pPr>
   </w:style>
-  <w:style w:type="character" w:styleId="922" w:customStyle="1">
+  <w:style w:type="character" w:styleId="1085" w:customStyle="1">
     <w:name w:val="Cabeçalho Char"/>
-    <w:basedOn w:val="909"/>
-    <w:link w:val="921"/>
+    <w:basedOn w:val="1072"/>
+    <w:link w:val="1084"/>
     <w:uiPriority w:val="99"/>
     <w:pPr>
       <w:pBdr/>
@@ -39361,10 +39708,10 @@
       <w:ind/>
     </w:pPr>
   </w:style>
-  <w:style w:type="paragraph" w:styleId="923">
+  <w:style w:type="paragraph" w:styleId="1086">
     <w:name w:val="Footer"/>
-    <w:basedOn w:val="899"/>
-    <w:link w:val="924"/>
+    <w:basedOn w:val="1062"/>
+    <w:link w:val="1087"/>
     <w:uiPriority w:val="99"/>
     <w:unhideWhenUsed/>
     <w:pPr>
@@ -39377,10 +39724,10 @@
       <w:ind/>
     </w:pPr>
   </w:style>
-  <w:style w:type="character" w:styleId="924" w:customStyle="1">
+  <w:style w:type="character" w:styleId="1087" w:customStyle="1">
     <w:name w:val="Rodapé Char"/>
-    <w:basedOn w:val="909"/>
-    <w:link w:val="923"/>
+    <w:basedOn w:val="1072"/>
+    <w:link w:val="1086"/>
     <w:uiPriority w:val="99"/>
     <w:pPr>
       <w:pBdr/>
@@ -39388,7 +39735,7 @@
       <w:ind/>
     </w:pPr>
   </w:style>
-  <w:style w:type="paragraph" w:styleId="925">
+  <w:style w:type="paragraph" w:styleId="1088">
     <w:name w:val="No Spacing"/>
     <w:uiPriority w:val="1"/>
     <w:qFormat/>
@@ -39398,11 +39745,11 @@
       <w:ind/>
     </w:pPr>
   </w:style>
-  <w:style w:type="paragraph" w:styleId="926">
+  <w:style w:type="paragraph" w:styleId="1089">
     <w:name w:val="Title"/>
-    <w:basedOn w:val="899"/>
-    <w:next w:val="899"/>
-    <w:link w:val="927"/>
+    <w:basedOn w:val="1062"/>
+    <w:next w:val="1062"/>
+    <w:link w:val="1090"/>
     <w:uiPriority w:val="10"/>
     <w:qFormat/>
     <w:pPr>
@@ -39421,10 +39768,10 @@
       <w:szCs w:val="52"/>
     </w:rPr>
   </w:style>
-  <w:style w:type="character" w:styleId="927" w:customStyle="1">
+  <w:style w:type="character" w:styleId="1090" w:customStyle="1">
     <w:name w:val="Título Char"/>
-    <w:basedOn w:val="909"/>
-    <w:link w:val="926"/>
+    <w:basedOn w:val="1072"/>
+    <w:link w:val="1089"/>
     <w:uiPriority w:val="10"/>
     <w:pPr>
       <w:pBdr/>
@@ -39439,11 +39786,11 @@
       <w:szCs w:val="52"/>
     </w:rPr>
   </w:style>
-  <w:style w:type="paragraph" w:styleId="928">
+  <w:style w:type="paragraph" w:styleId="1091">
     <w:name w:val="Subtitle"/>
-    <w:basedOn w:val="899"/>
-    <w:next w:val="899"/>
-    <w:link w:val="929"/>
+    <w:basedOn w:val="1062"/>
+    <w:next w:val="1062"/>
+    <w:link w:val="1092"/>
     <w:uiPriority w:val="11"/>
     <w:qFormat/>
     <w:pPr>
@@ -39464,10 +39811,10 @@
       <w:szCs w:val="24"/>
     </w:rPr>
   </w:style>
-  <w:style w:type="character" w:styleId="929" w:customStyle="1">
+  <w:style w:type="character" w:styleId="1092" w:customStyle="1">
     <w:name w:val="Subtítulo Char"/>
-    <w:basedOn w:val="909"/>
-    <w:link w:val="928"/>
+    <w:basedOn w:val="1072"/>
+    <w:link w:val="1091"/>
     <w:uiPriority w:val="11"/>
     <w:pPr>
       <w:pBdr/>
@@ -39484,9 +39831,9 @@
       <w:szCs w:val="24"/>
     </w:rPr>
   </w:style>
-  <w:style w:type="paragraph" w:styleId="930">
+  <w:style w:type="paragraph" w:styleId="1093">
     <w:name w:val="List Paragraph"/>
-    <w:basedOn w:val="899"/>
+    <w:basedOn w:val="1062"/>
     <w:uiPriority w:val="34"/>
     <w:qFormat/>
     <w:pPr>
@@ -39496,10 +39843,10 @@
       <w:contextualSpacing w:val="true"/>
     </w:pPr>
   </w:style>
-  <w:style w:type="paragraph" w:styleId="931">
+  <w:style w:type="paragraph" w:styleId="1094">
     <w:name w:val="Body Text"/>
-    <w:basedOn w:val="899"/>
-    <w:link w:val="932"/>
+    <w:basedOn w:val="1062"/>
+    <w:link w:val="1095"/>
     <w:uiPriority w:val="99"/>
     <w:unhideWhenUsed/>
     <w:pPr>
@@ -39508,10 +39855,10 @@
       <w:ind/>
     </w:pPr>
   </w:style>
-  <w:style w:type="character" w:styleId="932" w:customStyle="1">
+  <w:style w:type="character" w:styleId="1095" w:customStyle="1">
     <w:name w:val="Corpo de texto Char"/>
-    <w:basedOn w:val="909"/>
-    <w:link w:val="931"/>
+    <w:basedOn w:val="1072"/>
+    <w:link w:val="1094"/>
     <w:uiPriority w:val="99"/>
     <w:pPr>
       <w:pBdr/>
@@ -39519,10 +39866,10 @@
       <w:ind/>
     </w:pPr>
   </w:style>
-  <w:style w:type="paragraph" w:styleId="933">
+  <w:style w:type="paragraph" w:styleId="1096">
     <w:name w:val="Body Text 2"/>
-    <w:basedOn w:val="899"/>
-    <w:link w:val="934"/>
+    <w:basedOn w:val="1062"/>
+    <w:link w:val="1097"/>
     <w:uiPriority w:val="99"/>
     <w:unhideWhenUsed/>
     <w:pPr>
@@ -39531,10 +39878,10 @@
       <w:ind/>
     </w:pPr>
   </w:style>
-  <w:style w:type="character" w:styleId="934" w:customStyle="1">
+  <w:style w:type="character" w:styleId="1097" w:customStyle="1">
     <w:name w:val="Corpo de texto 2 Char"/>
-    <w:basedOn w:val="909"/>
-    <w:link w:val="933"/>
+    <w:basedOn w:val="1072"/>
+    <w:link w:val="1096"/>
     <w:uiPriority w:val="99"/>
     <w:pPr>
       <w:pBdr/>
@@ -39542,10 +39889,10 @@
       <w:ind/>
     </w:pPr>
   </w:style>
-  <w:style w:type="paragraph" w:styleId="935">
+  <w:style w:type="paragraph" w:styleId="1098">
     <w:name w:val="Body Text 3"/>
-    <w:basedOn w:val="899"/>
-    <w:link w:val="936"/>
+    <w:basedOn w:val="1062"/>
+    <w:link w:val="1099"/>
     <w:uiPriority w:val="99"/>
     <w:unhideWhenUsed/>
     <w:pPr>
@@ -39558,10 +39905,10 @@
       <w:szCs w:val="16"/>
     </w:rPr>
   </w:style>
-  <w:style w:type="character" w:styleId="936" w:customStyle="1">
+  <w:style w:type="character" w:styleId="1099" w:customStyle="1">
     <w:name w:val="Corpo de texto 3 Char"/>
-    <w:basedOn w:val="909"/>
-    <w:link w:val="935"/>
+    <w:basedOn w:val="1072"/>
+    <w:link w:val="1098"/>
     <w:uiPriority w:val="99"/>
     <w:pPr>
       <w:pBdr/>
@@ -39573,9 +39920,9 @@
       <w:szCs w:val="16"/>
     </w:rPr>
   </w:style>
-  <w:style w:type="paragraph" w:styleId="937">
+  <w:style w:type="paragraph" w:styleId="1100">
     <w:name w:val="List"/>
-    <w:basedOn w:val="899"/>
+    <w:basedOn w:val="1062"/>
     <w:uiPriority w:val="99"/>
     <w:unhideWhenUsed/>
     <w:pPr>
@@ -39585,9 +39932,9 @@
       <w:contextualSpacing w:val="true"/>
     </w:pPr>
   </w:style>
-  <w:style w:type="paragraph" w:styleId="938">
+  <w:style w:type="paragraph" w:styleId="1101">
     <w:name w:val="List 2"/>
-    <w:basedOn w:val="899"/>
+    <w:basedOn w:val="1062"/>
     <w:uiPriority w:val="99"/>
     <w:unhideWhenUsed/>
     <w:pPr>
@@ -39597,9 +39944,9 @@
       <w:contextualSpacing w:val="true"/>
     </w:pPr>
   </w:style>
-  <w:style w:type="paragraph" w:styleId="939">
+  <w:style w:type="paragraph" w:styleId="1102">
     <w:name w:val="List 3"/>
-    <w:basedOn w:val="899"/>
+    <w:basedOn w:val="1062"/>
     <w:uiPriority w:val="99"/>
     <w:unhideWhenUsed/>
     <w:pPr>
@@ -39609,9 +39956,9 @@
       <w:contextualSpacing w:val="true"/>
     </w:pPr>
   </w:style>
-  <w:style w:type="paragraph" w:styleId="940">
+  <w:style w:type="paragraph" w:styleId="1103">
     <w:name w:val="List Bullet"/>
-    <w:basedOn w:val="899"/>
+    <w:basedOn w:val="1062"/>
     <w:uiPriority w:val="99"/>
     <w:unhideWhenUsed/>
     <w:pPr>
@@ -39624,9 +39971,9 @@
       <w:contextualSpacing w:val="true"/>
     </w:pPr>
   </w:style>
-  <w:style w:type="paragraph" w:styleId="941">
+  <w:style w:type="paragraph" w:styleId="1104">
     <w:name w:val="List Bullet 2"/>
-    <w:basedOn w:val="899"/>
+    <w:basedOn w:val="1062"/>
     <w:uiPriority w:val="99"/>
     <w:unhideWhenUsed/>
     <w:pPr>
@@ -39639,9 +39986,9 @@
       <w:contextualSpacing w:val="true"/>
     </w:pPr>
   </w:style>
-  <w:style w:type="paragraph" w:styleId="942">
+  <w:style w:type="paragraph" w:styleId="1105">
     <w:name w:val="List Bullet 3"/>
-    <w:basedOn w:val="899"/>
+    <w:basedOn w:val="1062"/>
     <w:uiPriority w:val="99"/>
     <w:unhideWhenUsed/>
     <w:pPr>
@@ -39654,9 +40001,9 @@
       <w:contextualSpacing w:val="true"/>
     </w:pPr>
   </w:style>
-  <w:style w:type="paragraph" w:styleId="943">
+  <w:style w:type="paragraph" w:styleId="1106">
     <w:name w:val="List Number"/>
-    <w:basedOn w:val="899"/>
+    <w:basedOn w:val="1062"/>
     <w:uiPriority w:val="99"/>
     <w:unhideWhenUsed/>
     <w:pPr>
@@ -39669,9 +40016,9 @@
       <w:contextualSpacing w:val="true"/>
     </w:pPr>
   </w:style>
-  <w:style w:type="paragraph" w:styleId="944">
+  <w:style w:type="paragraph" w:styleId="1107">
     <w:name w:val="List Number 2"/>
-    <w:basedOn w:val="899"/>
+    <w:basedOn w:val="1062"/>
     <w:uiPriority w:val="99"/>
     <w:unhideWhenUsed/>
     <w:pPr>
@@ -39684,9 +40031,9 @@
       <w:contextualSpacing w:val="true"/>
     </w:pPr>
   </w:style>
-  <w:style w:type="paragraph" w:styleId="945">
+  <w:style w:type="paragraph" w:styleId="1108">
     <w:name w:val="List Number 3"/>
-    <w:basedOn w:val="899"/>
+    <w:basedOn w:val="1062"/>
     <w:uiPriority w:val="99"/>
     <w:unhideWhenUsed/>
     <w:pPr>
@@ -39699,9 +40046,9 @@
       <w:contextualSpacing w:val="true"/>
     </w:pPr>
   </w:style>
-  <w:style w:type="paragraph" w:styleId="946">
+  <w:style w:type="paragraph" w:styleId="1109">
     <w:name w:val="List Continue"/>
-    <w:basedOn w:val="899"/>
+    <w:basedOn w:val="1062"/>
     <w:uiPriority w:val="99"/>
     <w:unhideWhenUsed/>
     <w:pPr>
@@ -39711,9 +40058,9 @@
       <w:contextualSpacing w:val="true"/>
     </w:pPr>
   </w:style>
-  <w:style w:type="paragraph" w:styleId="947">
+  <w:style w:type="paragraph" w:styleId="1110">
     <w:name w:val="List Continue 2"/>
-    <w:basedOn w:val="899"/>
+    <w:basedOn w:val="1062"/>
     <w:uiPriority w:val="99"/>
     <w:unhideWhenUsed/>
     <w:pPr>
@@ -39723,9 +40070,9 @@
       <w:contextualSpacing w:val="true"/>
     </w:pPr>
   </w:style>
-  <w:style w:type="paragraph" w:styleId="948">
+  <w:style w:type="paragraph" w:styleId="1111">
     <w:name w:val="List Continue 3"/>
-    <w:basedOn w:val="899"/>
+    <w:basedOn w:val="1062"/>
     <w:uiPriority w:val="99"/>
     <w:unhideWhenUsed/>
     <w:pPr>
@@ -39735,9 +40082,9 @@
       <w:contextualSpacing w:val="true"/>
     </w:pPr>
   </w:style>
-  <w:style w:type="paragraph" w:styleId="949">
+  <w:style w:type="paragraph" w:styleId="1112">
     <w:name w:val="macro"/>
-    <w:link w:val="950"/>
+    <w:link w:val="1113"/>
     <w:uiPriority w:val="99"/>
     <w:unhideWhenUsed/>
     <w:pPr>
@@ -39760,10 +40107,10 @@
       <w:szCs w:val="20"/>
     </w:rPr>
   </w:style>
-  <w:style w:type="character" w:styleId="950" w:customStyle="1">
+  <w:style w:type="character" w:styleId="1113" w:customStyle="1">
     <w:name w:val="Texto de macro Char"/>
-    <w:basedOn w:val="909"/>
-    <w:link w:val="949"/>
+    <w:basedOn w:val="1072"/>
+    <w:link w:val="1112"/>
     <w:uiPriority w:val="99"/>
     <w:pPr>
       <w:pBdr/>
@@ -39776,11 +40123,11 @@
       <w:szCs w:val="20"/>
     </w:rPr>
   </w:style>
-  <w:style w:type="paragraph" w:styleId="951">
+  <w:style w:type="paragraph" w:styleId="1114">
     <w:name w:val="Quote"/>
-    <w:basedOn w:val="899"/>
-    <w:next w:val="899"/>
-    <w:link w:val="952"/>
+    <w:basedOn w:val="1062"/>
+    <w:next w:val="1062"/>
+    <w:link w:val="1115"/>
     <w:uiPriority w:val="29"/>
     <w:qFormat/>
     <w:pPr>
@@ -39794,10 +40141,10 @@
       <w:color w:val="000000" w:themeColor="text1"/>
     </w:rPr>
   </w:style>
-  <w:style w:type="character" w:styleId="952" w:customStyle="1">
+  <w:style w:type="character" w:styleId="1115" w:customStyle="1">
     <w:name w:val="Citação Char"/>
-    <w:basedOn w:val="909"/>
-    <w:link w:val="951"/>
+    <w:basedOn w:val="1072"/>
+    <w:link w:val="1114"/>
     <w:uiPriority w:val="29"/>
     <w:pPr>
       <w:pBdr/>
@@ -39810,10 +40157,10 @@
       <w:color w:val="000000" w:themeColor="text1"/>
     </w:rPr>
   </w:style>
-  <w:style w:type="paragraph" w:styleId="953">
+  <w:style w:type="paragraph" w:styleId="1116">
     <w:name w:val="Caption"/>
-    <w:basedOn w:val="899"/>
-    <w:next w:val="899"/>
+    <w:basedOn w:val="1062"/>
+    <w:next w:val="1062"/>
     <w:uiPriority w:val="35"/>
     <w:semiHidden/>
     <w:unhideWhenUsed/>
@@ -39831,9 +40178,9 @@
       <w:szCs w:val="18"/>
     </w:rPr>
   </w:style>
-  <w:style w:type="character" w:styleId="954">
+  <w:style w:type="character" w:styleId="1117">
     <w:name w:val="Strong"/>
-    <w:basedOn w:val="909"/>
+    <w:basedOn w:val="1072"/>
     <w:uiPriority w:val="22"/>
     <w:qFormat/>
     <w:pPr>
@@ -39846,9 +40193,9 @@
       <w:bCs/>
     </w:rPr>
   </w:style>
-  <w:style w:type="character" w:styleId="955">
+  <w:style w:type="character" w:styleId="1118">
     <w:name w:val="Emphasis"/>
-    <w:basedOn w:val="909"/>
+    <w:basedOn w:val="1072"/>
     <w:uiPriority w:val="20"/>
     <w:qFormat/>
     <w:pPr>
@@ -39861,11 +40208,11 @@
       <w:iCs/>
     </w:rPr>
   </w:style>
-  <w:style w:type="paragraph" w:styleId="956">
+  <w:style w:type="paragraph" w:styleId="1119">
     <w:name w:val="Intense Quote"/>
-    <w:basedOn w:val="899"/>
-    <w:next w:val="899"/>
-    <w:link w:val="957"/>
+    <w:basedOn w:val="1062"/>
+    <w:next w:val="1062"/>
+    <w:link w:val="1120"/>
     <w:uiPriority w:val="30"/>
     <w:qFormat/>
     <w:pPr>
@@ -39883,10 +40230,10 @@
       <w:color w:val="4f81bd" w:themeColor="accent1"/>
     </w:rPr>
   </w:style>
-  <w:style w:type="character" w:styleId="957" w:customStyle="1">
+  <w:style w:type="character" w:styleId="1120" w:customStyle="1">
     <w:name w:val="Citação Intensa Char"/>
-    <w:basedOn w:val="909"/>
-    <w:link w:val="956"/>
+    <w:basedOn w:val="1072"/>
+    <w:link w:val="1119"/>
     <w:uiPriority w:val="30"/>
     <w:pPr>
       <w:pBdr/>
@@ -39901,9 +40248,9 @@
       <w:color w:val="4f81bd" w:themeColor="accent1"/>
     </w:rPr>
   </w:style>
-  <w:style w:type="character" w:styleId="958">
+  <w:style w:type="character" w:styleId="1121">
     <w:name w:val="Subtle Emphasis"/>
-    <w:basedOn w:val="909"/>
+    <w:basedOn w:val="1072"/>
     <w:uiPriority w:val="19"/>
     <w:qFormat/>
     <w:pPr>
@@ -39917,9 +40264,9 @@
       <w:color w:val="808080" w:themeColor="text1" w:themeTint="7F"/>
     </w:rPr>
   </w:style>
-  <w:style w:type="character" w:styleId="959">
+  <w:style w:type="character" w:styleId="1122">
     <w:name w:val="Intense Emphasis"/>
-    <w:basedOn w:val="909"/>
+    <w:basedOn w:val="1072"/>
     <w:uiPriority w:val="21"/>
     <w:qFormat/>
     <w:pPr>
@@ -39935,9 +40282,9 @@
       <w:color w:val="4f81bd" w:themeColor="accent1"/>
     </w:rPr>
   </w:style>
-  <w:style w:type="character" w:styleId="960">
+  <w:style w:type="character" w:styleId="1123">
     <w:name w:val="Subtle Reference"/>
-    <w:basedOn w:val="909"/>
+    <w:basedOn w:val="1072"/>
     <w:uiPriority w:val="31"/>
     <w:qFormat/>
     <w:pPr>
@@ -39951,9 +40298,9 @@
       <w:u w:val="single"/>
     </w:rPr>
   </w:style>
-  <w:style w:type="character" w:styleId="961">
+  <w:style w:type="character" w:styleId="1124">
     <w:name w:val="Intense Reference"/>
-    <w:basedOn w:val="909"/>
+    <w:basedOn w:val="1072"/>
     <w:uiPriority w:val="32"/>
     <w:qFormat/>
     <w:pPr>
@@ -39970,9 +40317,9 @@
       <w:u w:val="single"/>
     </w:rPr>
   </w:style>
-  <w:style w:type="character" w:styleId="962">
+  <w:style w:type="character" w:styleId="1125">
     <w:name w:val="Book Title"/>
-    <w:basedOn w:val="909"/>
+    <w:basedOn w:val="1072"/>
     <w:uiPriority w:val="33"/>
     <w:qFormat/>
     <w:pPr>
@@ -39987,10 +40334,10 @@
       <w:spacing w:val="5"/>
     </w:rPr>
   </w:style>
-  <w:style w:type="paragraph" w:styleId="963">
+  <w:style w:type="paragraph" w:styleId="1126">
     <w:name w:val="TOC Heading"/>
-    <w:basedOn w:val="900"/>
-    <w:next w:val="899"/>
+    <w:basedOn w:val="1063"/>
+    <w:next w:val="1062"/>
     <w:uiPriority w:val="39"/>
     <w:semiHidden/>
     <w:unhideWhenUsed/>
@@ -40002,9 +40349,9 @@
       <w:outlineLvl w:val="9"/>
     </w:pPr>
   </w:style>
-  <w:style w:type="table" w:styleId="964">
+  <w:style w:type="table" w:styleId="1127">
     <w:name w:val="Table Grid"/>
-    <w:basedOn w:val="910"/>
+    <w:basedOn w:val="1073"/>
     <w:uiPriority w:val="59"/>
     <w:pPr>
       <w:pBdr/>
@@ -40194,9 +40541,9 @@
       </w:tcPr>
     </w:tblStylePr>
   </w:style>
-  <w:style w:type="table" w:styleId="965">
+  <w:style w:type="table" w:styleId="1128">
     <w:name w:val="Light Shading"/>
-    <w:basedOn w:val="910"/>
+    <w:basedOn w:val="1073"/>
     <w:uiPriority w:val="60"/>
     <w:pPr>
       <w:pBdr/>
@@ -40421,9 +40768,9 @@
       </w:tcPr>
     </w:tblStylePr>
   </w:style>
-  <w:style w:type="table" w:styleId="966">
+  <w:style w:type="table" w:styleId="1129">
     <w:name w:val="Light Shading Accent 1"/>
-    <w:basedOn w:val="910"/>
+    <w:basedOn w:val="1073"/>
     <w:uiPriority w:val="60"/>
     <w:pPr>
       <w:pBdr/>
@@ -40648,9 +40995,9 @@
       </w:tcPr>
     </w:tblStylePr>
   </w:style>
-  <w:style w:type="table" w:styleId="967">
+  <w:style w:type="table" w:styleId="1130">
     <w:name w:val="Light Shading Accent 2"/>
-    <w:basedOn w:val="910"/>
+    <w:basedOn w:val="1073"/>
     <w:uiPriority w:val="60"/>
     <w:pPr>
       <w:pBdr/>
@@ -40875,9 +41222,9 @@
       </w:tcPr>
     </w:tblStylePr>
   </w:style>
-  <w:style w:type="table" w:styleId="968">
+  <w:style w:type="table" w:styleId="1131">
     <w:name w:val="Light Shading Accent 3"/>
-    <w:basedOn w:val="910"/>
+    <w:basedOn w:val="1073"/>
     <w:uiPriority w:val="60"/>
     <w:pPr>
       <w:pBdr/>
@@ -41102,9 +41449,9 @@
       </w:tcPr>
     </w:tblStylePr>
   </w:style>
-  <w:style w:type="table" w:styleId="969">
+  <w:style w:type="table" w:styleId="1132">
     <w:name w:val="Light Shading Accent 4"/>
-    <w:basedOn w:val="910"/>
+    <w:basedOn w:val="1073"/>
     <w:uiPriority w:val="60"/>
     <w:pPr>
       <w:pBdr/>
@@ -41329,9 +41676,9 @@
       </w:tcPr>
     </w:tblStylePr>
   </w:style>
-  <w:style w:type="table" w:styleId="970">
+  <w:style w:type="table" w:styleId="1133">
     <w:name w:val="Light Shading Accent 5"/>
-    <w:basedOn w:val="910"/>
+    <w:basedOn w:val="1073"/>
     <w:uiPriority w:val="60"/>
     <w:pPr>
       <w:pBdr/>
@@ -41556,9 +41903,9 @@
       </w:tcPr>
     </w:tblStylePr>
   </w:style>
-  <w:style w:type="table" w:styleId="971">
+  <w:style w:type="table" w:styleId="1134">
     <w:name w:val="Light Shading Accent 6"/>
-    <w:basedOn w:val="910"/>
+    <w:basedOn w:val="1073"/>
     <w:uiPriority w:val="60"/>
     <w:pPr>
       <w:pBdr/>
@@ -41783,9 +42130,9 @@
       </w:tcPr>
     </w:tblStylePr>
   </w:style>
-  <w:style w:type="table" w:styleId="972">
+  <w:style w:type="table" w:styleId="1135">
     <w:name w:val="Light List"/>
-    <w:basedOn w:val="910"/>
+    <w:basedOn w:val="1073"/>
     <w:uiPriority w:val="61"/>
     <w:pPr>
       <w:pBdr/>
@@ -42008,9 +42355,9 @@
       </w:tcPr>
     </w:tblStylePr>
   </w:style>
-  <w:style w:type="table" w:styleId="973">
+  <w:style w:type="table" w:styleId="1136">
     <w:name w:val="Light List Accent 1"/>
-    <w:basedOn w:val="910"/>
+    <w:basedOn w:val="1073"/>
     <w:uiPriority w:val="61"/>
     <w:pPr>
       <w:pBdr/>
@@ -42233,9 +42580,9 @@
       </w:tcPr>
     </w:tblStylePr>
   </w:style>
-  <w:style w:type="table" w:styleId="974">
+  <w:style w:type="table" w:styleId="1137">
     <w:name w:val="Light List Accent 2"/>
-    <w:basedOn w:val="910"/>
+    <w:basedOn w:val="1073"/>
     <w:uiPriority w:val="61"/>
     <w:pPr>
       <w:pBdr/>
@@ -42458,9 +42805,9 @@
       </w:tcPr>
     </w:tblStylePr>
   </w:style>
-  <w:style w:type="table" w:styleId="975">
+  <w:style w:type="table" w:styleId="1138">
     <w:name w:val="Light List Accent 3"/>
-    <w:basedOn w:val="910"/>
+    <w:basedOn w:val="1073"/>
     <w:uiPriority w:val="61"/>
     <w:pPr>
       <w:pBdr/>
@@ -42683,9 +43030,9 @@
       </w:tcPr>
     </w:tblStylePr>
   </w:style>
-  <w:style w:type="table" w:styleId="976">
+  <w:style w:type="table" w:styleId="1139">
     <w:name w:val="Light List Accent 4"/>
-    <w:basedOn w:val="910"/>
+    <w:basedOn w:val="1073"/>
     <w:uiPriority w:val="61"/>
     <w:pPr>
       <w:pBdr/>
@@ -42908,9 +43255,9 @@
       </w:tcPr>
     </w:tblStylePr>
   </w:style>
-  <w:style w:type="table" w:styleId="977">
+  <w:style w:type="table" w:styleId="1140">
     <w:name w:val="Light List Accent 5"/>
-    <w:basedOn w:val="910"/>
+    <w:basedOn w:val="1073"/>
     <w:uiPriority w:val="61"/>
     <w:pPr>
       <w:pBdr/>
@@ -43133,9 +43480,9 @@
       </w:tcPr>
     </w:tblStylePr>
   </w:style>
-  <w:style w:type="table" w:styleId="978">
+  <w:style w:type="table" w:styleId="1141">
     <w:name w:val="Light List Accent 6"/>
-    <w:basedOn w:val="910"/>
+    <w:basedOn w:val="1073"/>
     <w:uiPriority w:val="61"/>
     <w:pPr>
       <w:pBdr/>
@@ -43358,9 +43705,9 @@
       </w:tcPr>
     </w:tblStylePr>
   </w:style>
-  <w:style w:type="table" w:styleId="979">
+  <w:style w:type="table" w:styleId="1142">
     <w:name w:val="Light Grid"/>
-    <w:basedOn w:val="910"/>
+    <w:basedOn w:val="1073"/>
     <w:uiPriority w:val="62"/>
     <w:pPr>
       <w:pBdr/>
@@ -43604,9 +43951,9 @@
       </w:tcPr>
     </w:tblStylePr>
   </w:style>
-  <w:style w:type="table" w:styleId="980">
+  <w:style w:type="table" w:styleId="1143">
     <w:name w:val="Light Grid Accent 1"/>
-    <w:basedOn w:val="910"/>
+    <w:basedOn w:val="1073"/>
     <w:uiPriority w:val="62"/>
     <w:pPr>
       <w:pBdr/>
@@ -43850,9 +44197,9 @@
       </w:tcPr>
     </w:tblStylePr>
   </w:style>
-  <w:style w:type="table" w:styleId="981">
+  <w:style w:type="table" w:styleId="1144">
     <w:name w:val="Light Grid Accent 2"/>
-    <w:basedOn w:val="910"/>
+    <w:basedOn w:val="1073"/>
     <w:uiPriority w:val="62"/>
     <w:pPr>
       <w:pBdr/>
@@ -44096,9 +44443,9 @@
       </w:tcPr>
     </w:tblStylePr>
   </w:style>
-  <w:style w:type="table" w:styleId="982">
+  <w:style w:type="table" w:styleId="1145">
     <w:name w:val="Light Grid Accent 3"/>
-    <w:basedOn w:val="910"/>
+    <w:basedOn w:val="1073"/>
     <w:uiPriority w:val="62"/>
     <w:pPr>
       <w:pBdr/>
@@ -44342,9 +44689,9 @@
       </w:tcPr>
     </w:tblStylePr>
   </w:style>
-  <w:style w:type="table" w:styleId="983">
+  <w:style w:type="table" w:styleId="1146">
     <w:name w:val="Light Grid Accent 4"/>
-    <w:basedOn w:val="910"/>
+    <w:basedOn w:val="1073"/>
     <w:uiPriority w:val="62"/>
     <w:pPr>
       <w:pBdr/>
@@ -44588,9 +44935,9 @@
       </w:tcPr>
     </w:tblStylePr>
   </w:style>
-  <w:style w:type="table" w:styleId="984">
+  <w:style w:type="table" w:styleId="1147">
     <w:name w:val="Light Grid Accent 5"/>
-    <w:basedOn w:val="910"/>
+    <w:basedOn w:val="1073"/>
     <w:uiPriority w:val="62"/>
     <w:pPr>
       <w:pBdr/>
@@ -44834,9 +45181,9 @@
       </w:tcPr>
     </w:tblStylePr>
   </w:style>
-  <w:style w:type="table" w:styleId="985">
+  <w:style w:type="table" w:styleId="1148">
     <w:name w:val="Light Grid Accent 6"/>
-    <w:basedOn w:val="910"/>
+    <w:basedOn w:val="1073"/>
     <w:uiPriority w:val="62"/>
     <w:pPr>
       <w:pBdr/>
@@ -45080,9 +45427,9 @@
       </w:tcPr>
     </w:tblStylePr>
   </w:style>
-  <w:style w:type="table" w:styleId="986">
+  <w:style w:type="table" w:styleId="1149">
     <w:name w:val="Medium Shading 1"/>
-    <w:basedOn w:val="910"/>
+    <w:basedOn w:val="1073"/>
     <w:uiPriority w:val="63"/>
     <w:pPr>
       <w:pBdr/>
@@ -45303,9 +45650,9 @@
       </w:tcPr>
     </w:tblStylePr>
   </w:style>
-  <w:style w:type="table" w:styleId="987">
+  <w:style w:type="table" w:styleId="1150">
     <w:name w:val="Medium Shading 1 Accent 1"/>
-    <w:basedOn w:val="910"/>
+    <w:basedOn w:val="1073"/>
     <w:uiPriority w:val="63"/>
     <w:pPr>
       <w:pBdr/>
@@ -45526,9 +45873,9 @@
       </w:tcPr>
     </w:tblStylePr>
   </w:style>
-  <w:style w:type="table" w:styleId="988">
+  <w:style w:type="table" w:styleId="1151">
     <w:name w:val="Medium Shading 1 Accent 2"/>
-    <w:basedOn w:val="910"/>
+    <w:basedOn w:val="1073"/>
     <w:uiPriority w:val="63"/>
     <w:pPr>
       <w:pBdr/>
@@ -45749,9 +46096,9 @@
       </w:tcPr>
     </w:tblStylePr>
   </w:style>
-  <w:style w:type="table" w:styleId="989">
+  <w:style w:type="table" w:styleId="1152">
     <w:name w:val="Medium Shading 1 Accent 3"/>
-    <w:basedOn w:val="910"/>
+    <w:basedOn w:val="1073"/>
     <w:uiPriority w:val="63"/>
     <w:pPr>
       <w:pBdr/>
@@ -45972,9 +46319,9 @@
       </w:tcPr>
     </w:tblStylePr>
   </w:style>
-  <w:style w:type="table" w:styleId="990">
+  <w:style w:type="table" w:styleId="1153">
     <w:name w:val="Medium Shading 1 Accent 4"/>
-    <w:basedOn w:val="910"/>
+    <w:basedOn w:val="1073"/>
     <w:uiPriority w:val="63"/>
     <w:pPr>
       <w:pBdr/>
@@ -46195,9 +46542,9 @@
       </w:tcPr>
     </w:tblStylePr>
   </w:style>
-  <w:style w:type="table" w:styleId="991">
+  <w:style w:type="table" w:styleId="1154">
     <w:name w:val="Medium Shading 1 Accent 5"/>
-    <w:basedOn w:val="910"/>
+    <w:basedOn w:val="1073"/>
     <w:uiPriority w:val="63"/>
     <w:pPr>
       <w:pBdr/>
@@ -46418,9 +46765,9 @@
       </w:tcPr>
     </w:tblStylePr>
   </w:style>
-  <w:style w:type="table" w:styleId="992">
+  <w:style w:type="table" w:styleId="1155">
     <w:name w:val="Medium Shading 1 Accent 6"/>
-    <w:basedOn w:val="910"/>
+    <w:basedOn w:val="1073"/>
     <w:uiPriority w:val="63"/>
     <w:pPr>
       <w:pBdr/>
@@ -46641,9 +46988,9 @@
       </w:tcPr>
     </w:tblStylePr>
   </w:style>
-  <w:style w:type="table" w:styleId="993">
+  <w:style w:type="table" w:styleId="1156">
     <w:name w:val="Medium Shading 2"/>
-    <w:basedOn w:val="910"/>
+    <w:basedOn w:val="1073"/>
     <w:uiPriority w:val="64"/>
     <w:pPr>
       <w:pBdr/>
@@ -46889,9 +47236,9 @@
       </w:tcPr>
     </w:tblStylePr>
   </w:style>
-  <w:style w:type="table" w:styleId="994">
+  <w:style w:type="table" w:styleId="1157">
     <w:name w:val="Medium Shading 2 Accent 1"/>
-    <w:basedOn w:val="910"/>
+    <w:basedOn w:val="1073"/>
     <w:uiPriority w:val="64"/>
     <w:pPr>
       <w:pBdr/>
@@ -47137,9 +47484,9 @@
       </w:tcPr>
     </w:tblStylePr>
   </w:style>
-  <w:style w:type="table" w:styleId="995">
+  <w:style w:type="table" w:styleId="1158">
     <w:name w:val="Medium Shading 2 Accent 2"/>
-    <w:basedOn w:val="910"/>
+    <w:basedOn w:val="1073"/>
     <w:uiPriority w:val="64"/>
     <w:pPr>
       <w:pBdr/>
@@ -47385,9 +47732,9 @@
       </w:tcPr>
     </w:tblStylePr>
   </w:style>
-  <w:style w:type="table" w:styleId="996">
+  <w:style w:type="table" w:styleId="1159">
     <w:name w:val="Medium Shading 2 Accent 3"/>
-    <w:basedOn w:val="910"/>
+    <w:basedOn w:val="1073"/>
     <w:uiPriority w:val="64"/>
     <w:pPr>
       <w:pBdr/>
@@ -47633,9 +47980,9 @@
       </w:tcPr>
     </w:tblStylePr>
   </w:style>
-  <w:style w:type="table" w:styleId="997">
+  <w:style w:type="table" w:styleId="1160">
     <w:name w:val="Medium Shading 2 Accent 4"/>
-    <w:basedOn w:val="910"/>
+    <w:basedOn w:val="1073"/>
     <w:uiPriority w:val="64"/>
     <w:pPr>
       <w:pBdr/>
@@ -47881,9 +48228,9 @@
       </w:tcPr>
     </w:tblStylePr>
   </w:style>
-  <w:style w:type="table" w:styleId="998">
+  <w:style w:type="table" w:styleId="1161">
     <w:name w:val="Medium Shading 2 Accent 5"/>
-    <w:basedOn w:val="910"/>
+    <w:basedOn w:val="1073"/>
     <w:uiPriority w:val="64"/>
     <w:pPr>
       <w:pBdr/>
@@ -48129,9 +48476,9 @@
       </w:tcPr>
     </w:tblStylePr>
   </w:style>
-  <w:style w:type="table" w:styleId="999">
+  <w:style w:type="table" w:styleId="1162">
     <w:name w:val="Medium Shading 2 Accent 6"/>
-    <w:basedOn w:val="910"/>
+    <w:basedOn w:val="1073"/>
     <w:uiPriority w:val="64"/>
     <w:pPr>
       <w:pBdr/>
@@ -48377,9 +48724,9 @@
       </w:tcPr>
     </w:tblStylePr>
   </w:style>
-  <w:style w:type="table" w:styleId="1000">
+  <w:style w:type="table" w:styleId="1163">
     <w:name w:val="Medium List 1"/>
-    <w:basedOn w:val="910"/>
+    <w:basedOn w:val="1073"/>
     <w:uiPriority w:val="65"/>
     <w:pPr>
       <w:pBdr/>
@@ -48597,9 +48944,9 @@
       </w:tcPr>
     </w:tblStylePr>
   </w:style>
-  <w:style w:type="table" w:styleId="1001">
+  <w:style w:type="table" w:styleId="1164">
     <w:name w:val="Medium List 1 Accent 1"/>
-    <w:basedOn w:val="910"/>
+    <w:basedOn w:val="1073"/>
     <w:uiPriority w:val="65"/>
     <w:pPr>
       <w:pBdr/>
@@ -48817,9 +49164,9 @@
       </w:tcPr>
     </w:tblStylePr>
   </w:style>
-  <w:style w:type="table" w:styleId="1002">
+  <w:style w:type="table" w:styleId="1165">
     <w:name w:val="Medium List 1 Accent 2"/>
-    <w:basedOn w:val="910"/>
+    <w:basedOn w:val="1073"/>
     <w:uiPriority w:val="65"/>
     <w:pPr>
       <w:pBdr/>
@@ -49037,9 +49384,9 @@
       </w:tcPr>
     </w:tblStylePr>
   </w:style>
-  <w:style w:type="table" w:styleId="1003">
+  <w:style w:type="table" w:styleId="1166">
     <w:name w:val="Medium List 1 Accent 3"/>
-    <w:basedOn w:val="910"/>
+    <w:basedOn w:val="1073"/>
     <w:uiPriority w:val="65"/>
     <w:pPr>
       <w:pBdr/>
@@ -49257,9 +49604,9 @@
       </w:tcPr>
     </w:tblStylePr>
   </w:style>
-  <w:style w:type="table" w:styleId="1004">
+  <w:style w:type="table" w:styleId="1167">
     <w:name w:val="Medium List 1 Accent 4"/>
-    <w:basedOn w:val="910"/>
+    <w:basedOn w:val="1073"/>
     <w:uiPriority w:val="65"/>
     <w:pPr>
       <w:pBdr/>
@@ -49477,9 +49824,9 @@
       </w:tcPr>
     </w:tblStylePr>
   </w:style>
-  <w:style w:type="table" w:styleId="1005">
+  <w:style w:type="table" w:styleId="1168">
     <w:name w:val="Medium List 1 Accent 5"/>
-    <w:basedOn w:val="910"/>
+    <w:basedOn w:val="1073"/>
     <w:uiPriority w:val="65"/>
     <w:pPr>
       <w:pBdr/>
@@ -49697,9 +50044,9 @@
       </w:tcPr>
     </w:tblStylePr>
   </w:style>
-  <w:style w:type="table" w:styleId="1006">
+  <w:style w:type="table" w:styleId="1169">
     <w:name w:val="Medium List 1 Accent 6"/>
-    <w:basedOn w:val="910"/>
+    <w:basedOn w:val="1073"/>
     <w:uiPriority w:val="65"/>
     <w:pPr>
       <w:pBdr/>
@@ -49917,9 +50264,9 @@
       </w:tcPr>
     </w:tblStylePr>
   </w:style>
-  <w:style w:type="table" w:styleId="1007">
+  <w:style w:type="table" w:styleId="1170">
     <w:name w:val="Medium List 2"/>
-    <w:basedOn w:val="910"/>
+    <w:basedOn w:val="1073"/>
     <w:uiPriority w:val="66"/>
     <w:pPr>
       <w:pBdr/>
@@ -50152,9 +50499,9 @@
       </w:tcPr>
     </w:tblStylePr>
   </w:style>
-  <w:style w:type="table" w:styleId="1008">
+  <w:style w:type="table" w:styleId="1171">
     <w:name w:val="Medium List 2 Accent 1"/>
-    <w:basedOn w:val="910"/>
+    <w:basedOn w:val="1073"/>
     <w:uiPriority w:val="66"/>
     <w:pPr>
       <w:pBdr/>
@@ -50387,9 +50734,9 @@
       </w:tcPr>
     </w:tblStylePr>
   </w:style>
-  <w:style w:type="table" w:styleId="1009">
+  <w:style w:type="table" w:styleId="1172">
     <w:name w:val="Medium List 2 Accent 2"/>
-    <w:basedOn w:val="910"/>
+    <w:basedOn w:val="1073"/>
     <w:uiPriority w:val="66"/>
     <w:pPr>
       <w:pBdr/>
@@ -50622,9 +50969,9 @@
       </w:tcPr>
     </w:tblStylePr>
   </w:style>
-  <w:style w:type="table" w:styleId="1010">
+  <w:style w:type="table" w:styleId="1173">
     <w:name w:val="Medium List 2 Accent 3"/>
-    <w:basedOn w:val="910"/>
+    <w:basedOn w:val="1073"/>
     <w:uiPriority w:val="66"/>
     <w:pPr>
       <w:pBdr/>
@@ -50857,9 +51204,9 @@
       </w:tcPr>
     </w:tblStylePr>
   </w:style>
-  <w:style w:type="table" w:styleId="1011">
+  <w:style w:type="table" w:styleId="1174">
     <w:name w:val="Medium List 2 Accent 4"/>
-    <w:basedOn w:val="910"/>
+    <w:basedOn w:val="1073"/>
     <w:uiPriority w:val="66"/>
     <w:pPr>
       <w:pBdr/>
@@ -51092,9 +51439,9 @@
       </w:tcPr>
     </w:tblStylePr>
   </w:style>
-  <w:style w:type="table" w:styleId="1012">
+  <w:style w:type="table" w:styleId="1175">
     <w:name w:val="Medium List 2 Accent 5"/>
-    <w:basedOn w:val="910"/>
+    <w:basedOn w:val="1073"/>
     <w:uiPriority w:val="66"/>
     <w:pPr>
       <w:pBdr/>
@@ -51327,9 +51674,9 @@
       </w:tcPr>
     </w:tblStylePr>
   </w:style>
-  <w:style w:type="table" w:styleId="1013">
+  <w:style w:type="table" w:styleId="1176">
     <w:name w:val="Medium List 2 Accent 6"/>
-    <w:basedOn w:val="910"/>
+    <w:basedOn w:val="1073"/>
     <w:uiPriority w:val="66"/>
     <w:pPr>
       <w:pBdr/>
@@ -51562,9 +51909,9 @@
       </w:tcPr>
     </w:tblStylePr>
   </w:style>
-  <w:style w:type="table" w:styleId="1014">
+  <w:style w:type="table" w:styleId="1177">
     <w:name w:val="Medium Grid 1"/>
-    <w:basedOn w:val="910"/>
+    <w:basedOn w:val="1073"/>
     <w:uiPriority w:val="67"/>
     <w:pPr>
       <w:pBdr/>
@@ -51777,9 +52124,9 @@
       </w:tcPr>
     </w:tblStylePr>
   </w:style>
-  <w:style w:type="table" w:styleId="1015">
+  <w:style w:type="table" w:styleId="1178">
     <w:name w:val="Medium Grid 1 Accent 1"/>
-    <w:basedOn w:val="910"/>
+    <w:basedOn w:val="1073"/>
     <w:uiPriority w:val="67"/>
     <w:pPr>
       <w:pBdr/>
@@ -51992,9 +52339,9 @@
       </w:tcPr>
     </w:tblStylePr>
   </w:style>
-  <w:style w:type="table" w:styleId="1016">
+  <w:style w:type="table" w:styleId="1179">
     <w:name w:val="Medium Grid 1 Accent 2"/>
-    <w:basedOn w:val="910"/>
+    <w:basedOn w:val="1073"/>
     <w:uiPriority w:val="67"/>
     <w:pPr>
       <w:pBdr/>
@@ -52207,9 +52554,9 @@
       </w:tcPr>
     </w:tblStylePr>
   </w:style>
-  <w:style w:type="table" w:styleId="1017">
+  <w:style w:type="table" w:styleId="1180">
     <w:name w:val="Medium Grid 1 Accent 3"/>
-    <w:basedOn w:val="910"/>
+    <w:basedOn w:val="1073"/>
     <w:uiPriority w:val="67"/>
     <w:pPr>
       <w:pBdr/>
@@ -52422,9 +52769,9 @@
       </w:tcPr>
     </w:tblStylePr>
   </w:style>
-  <w:style w:type="table" w:styleId="1018">
+  <w:style w:type="table" w:styleId="1181">
     <w:name w:val="Medium Grid 1 Accent 4"/>
-    <w:basedOn w:val="910"/>
+    <w:basedOn w:val="1073"/>
     <w:uiPriority w:val="67"/>
     <w:pPr>
       <w:pBdr/>
@@ -52637,9 +52984,9 @@
       </w:tcPr>
     </w:tblStylePr>
   </w:style>
-  <w:style w:type="table" w:styleId="1019">
+  <w:style w:type="table" w:styleId="1182">
     <w:name w:val="Medium Grid 1 Accent 5"/>
-    <w:basedOn w:val="910"/>
+    <w:basedOn w:val="1073"/>
     <w:uiPriority w:val="67"/>
     <w:pPr>
       <w:pBdr/>
@@ -52852,9 +53199,9 @@
       </w:tcPr>
     </w:tblStylePr>
   </w:style>
-  <w:style w:type="table" w:styleId="1020">
+  <w:style w:type="table" w:styleId="1183">
     <w:name w:val="Medium Grid 1 Accent 6"/>
-    <w:basedOn w:val="910"/>
+    <w:basedOn w:val="1073"/>
     <w:uiPriority w:val="67"/>
     <w:pPr>
       <w:pBdr/>
@@ -53067,9 +53414,9 @@
       </w:tcPr>
     </w:tblStylePr>
   </w:style>
-  <w:style w:type="table" w:styleId="1021">
+  <w:style w:type="table" w:styleId="1184">
     <w:name w:val="Medium Grid 2"/>
-    <w:basedOn w:val="910"/>
+    <w:basedOn w:val="1073"/>
     <w:uiPriority w:val="68"/>
     <w:pPr>
       <w:pBdr/>
@@ -53308,9 +53655,9 @@
       </w:tcPr>
     </w:tblStylePr>
   </w:style>
-  <w:style w:type="table" w:styleId="1022">
+  <w:style w:type="table" w:styleId="1185">
     <w:name w:val="Medium Grid 2 Accent 1"/>
-    <w:basedOn w:val="910"/>
+    <w:basedOn w:val="1073"/>
     <w:uiPriority w:val="68"/>
     <w:pPr>
       <w:pBdr/>
@@ -53549,9 +53896,9 @@
       </w:tcPr>
     </w:tblStylePr>
   </w:style>
-  <w:style w:type="table" w:styleId="1023">
+  <w:style w:type="table" w:styleId="1186">
     <w:name w:val="Medium Grid 2 Accent 2"/>
-    <w:basedOn w:val="910"/>
+    <w:basedOn w:val="1073"/>
     <w:uiPriority w:val="68"/>
     <w:pPr>
       <w:pBdr/>
@@ -53790,9 +54137,9 @@
       </w:tcPr>
     </w:tblStylePr>
   </w:style>
-  <w:style w:type="table" w:styleId="1024">
+  <w:style w:type="table" w:styleId="1187">
     <w:name w:val="Medium Grid 2 Accent 3"/>
-    <w:basedOn w:val="910"/>
+    <w:basedOn w:val="1073"/>
     <w:uiPriority w:val="68"/>
     <w:pPr>
       <w:pBdr/>
@@ -54031,9 +54378,9 @@
       </w:tcPr>
     </w:tblStylePr>
   </w:style>
-  <w:style w:type="table" w:styleId="1025">
+  <w:style w:type="table" w:styleId="1188">
     <w:name w:val="Medium Grid 2 Accent 4"/>
-    <w:basedOn w:val="910"/>
+    <w:basedOn w:val="1073"/>
     <w:uiPriority w:val="68"/>
     <w:pPr>
       <w:pBdr/>
@@ -54272,9 +54619,9 @@
       </w:tcPr>
     </w:tblStylePr>
   </w:style>
-  <w:style w:type="table" w:styleId="1026">
+  <w:style w:type="table" w:styleId="1189">
     <w:name w:val="Medium Grid 2 Accent 5"/>
-    <w:basedOn w:val="910"/>
+    <w:basedOn w:val="1073"/>
     <w:uiPriority w:val="68"/>
     <w:pPr>
       <w:pBdr/>
@@ -54513,9 +54860,9 @@
       </w:tcPr>
     </w:tblStylePr>
   </w:style>
-  <w:style w:type="table" w:styleId="1027">
+  <w:style w:type="table" w:styleId="1190">
     <w:name w:val="Medium Grid 2 Accent 6"/>
-    <w:basedOn w:val="910"/>
+    <w:basedOn w:val="1073"/>
     <w:uiPriority w:val="68"/>
     <w:pPr>
       <w:pBdr/>
@@ -54754,9 +55101,9 @@
       </w:tcPr>
     </w:tblStylePr>
   </w:style>
-  <w:style w:type="table" w:styleId="1028">
+  <w:style w:type="table" w:styleId="1191">
     <w:name w:val="Medium Grid 3"/>
-    <w:basedOn w:val="910"/>
+    <w:basedOn w:val="1073"/>
     <w:uiPriority w:val="69"/>
     <w:pPr>
       <w:pBdr/>
@@ -55011,9 +55358,9 @@
       </w:tcPr>
     </w:tblStylePr>
   </w:style>
-  <w:style w:type="table" w:styleId="1029">
+  <w:style w:type="table" w:styleId="1192">
     <w:name w:val="Medium Grid 3 Accent 1"/>
-    <w:basedOn w:val="910"/>
+    <w:basedOn w:val="1073"/>
     <w:uiPriority w:val="69"/>
     <w:pPr>
       <w:pBdr/>
@@ -55268,9 +55615,9 @@
       </w:tcPr>
     </w:tblStylePr>
   </w:style>
-  <w:style w:type="table" w:styleId="1030">
+  <w:style w:type="table" w:styleId="1193">
     <w:name w:val="Medium Grid 3 Accent 2"/>
-    <w:basedOn w:val="910"/>
+    <w:basedOn w:val="1073"/>
     <w:uiPriority w:val="69"/>
     <w:pPr>
       <w:pBdr/>
@@ -55525,9 +55872,9 @@
       </w:tcPr>
     </w:tblStylePr>
   </w:style>
-  <w:style w:type="table" w:styleId="1031">
+  <w:style w:type="table" w:styleId="1194">
     <w:name w:val="Medium Grid 3 Accent 3"/>
-    <w:basedOn w:val="910"/>
+    <w:basedOn w:val="1073"/>
     <w:uiPriority w:val="69"/>
     <w:pPr>
       <w:pBdr/>
@@ -55782,9 +56129,9 @@
       </w:tcPr>
     </w:tblStylePr>
   </w:style>
-  <w:style w:type="table" w:styleId="1032">
+  <w:style w:type="table" w:styleId="1195">
     <w:name w:val="Medium Grid 3 Accent 4"/>
-    <w:basedOn w:val="910"/>
+    <w:basedOn w:val="1073"/>
     <w:uiPriority w:val="69"/>
     <w:pPr>
       <w:pBdr/>
@@ -56039,9 +56386,9 @@
       </w:tcPr>
     </w:tblStylePr>
   </w:style>
-  <w:style w:type="table" w:styleId="1033">
+  <w:style w:type="table" w:styleId="1196">
     <w:name w:val="Medium Grid 3 Accent 5"/>
-    <w:basedOn w:val="910"/>
+    <w:basedOn w:val="1073"/>
     <w:uiPriority w:val="69"/>
     <w:pPr>
       <w:pBdr/>
@@ -56296,9 +56643,9 @@
       </w:tcPr>
     </w:tblStylePr>
   </w:style>
-  <w:style w:type="table" w:styleId="1034">
+  <w:style w:type="table" w:styleId="1197">
     <w:name w:val="Medium Grid 3 Accent 6"/>
-    <w:basedOn w:val="910"/>
+    <w:basedOn w:val="1073"/>
     <w:uiPriority w:val="69"/>
     <w:pPr>
       <w:pBdr/>
@@ -56553,9 +56900,9 @@
       </w:tcPr>
     </w:tblStylePr>
   </w:style>
-  <w:style w:type="table" w:styleId="1035">
+  <w:style w:type="table" w:styleId="1198">
     <w:name w:val="Dark List"/>
-    <w:basedOn w:val="910"/>
+    <w:basedOn w:val="1073"/>
     <w:uiPriority w:val="70"/>
     <w:pPr>
       <w:pBdr/>
@@ -56784,9 +57131,9 @@
       </w:tcPr>
     </w:tblStylePr>
   </w:style>
-  <w:style w:type="table" w:styleId="1036">
+  <w:style w:type="table" w:styleId="1199">
     <w:name w:val="Dark List Accent 1"/>
-    <w:basedOn w:val="910"/>
+    <w:basedOn w:val="1073"/>
     <w:uiPriority w:val="70"/>
     <w:pPr>
       <w:pBdr/>
@@ -57015,9 +57362,9 @@
       </w:tcPr>
     </w:tblStylePr>
   </w:style>
-  <w:style w:type="table" w:styleId="1037">
+  <w:style w:type="table" w:styleId="1200">
     <w:name w:val="Dark List Accent 2"/>
-    <w:basedOn w:val="910"/>
+    <w:basedOn w:val="1073"/>
     <w:uiPriority w:val="70"/>
     <w:pPr>
       <w:pBdr/>
@@ -57246,9 +57593,9 @@
       </w:tcPr>
     </w:tblStylePr>
   </w:style>
-  <w:style w:type="table" w:styleId="1038">
+  <w:style w:type="table" w:styleId="1201">
     <w:name w:val="Dark List Accent 3"/>
-    <w:basedOn w:val="910"/>
+    <w:basedOn w:val="1073"/>
     <w:uiPriority w:val="70"/>
     <w:pPr>
       <w:pBdr/>
@@ -57477,9 +57824,9 @@
       </w:tcPr>
     </w:tblStylePr>
   </w:style>
-  <w:style w:type="table" w:styleId="1039">
+  <w:style w:type="table" w:styleId="1202">
     <w:name w:val="Dark List Accent 4"/>
-    <w:basedOn w:val="910"/>
+    <w:basedOn w:val="1073"/>
     <w:uiPriority w:val="70"/>
     <w:pPr>
       <w:pBdr/>
@@ -57708,9 +58055,9 @@
       </w:tcPr>
     </w:tblStylePr>
   </w:style>
-  <w:style w:type="table" w:styleId="1040">
+  <w:style w:type="table" w:styleId="1203">
     <w:name w:val="Dark List Accent 5"/>
-    <w:basedOn w:val="910"/>
+    <w:basedOn w:val="1073"/>
     <w:uiPriority w:val="70"/>
     <w:pPr>
       <w:pBdr/>
@@ -57939,9 +58286,9 @@
       </w:tcPr>
     </w:tblStylePr>
   </w:style>
-  <w:style w:type="table" w:styleId="1041">
+  <w:style w:type="table" w:styleId="1204">
     <w:name w:val="Dark List Accent 6"/>
-    <w:basedOn w:val="910"/>
+    <w:basedOn w:val="1073"/>
     <w:uiPriority w:val="70"/>
     <w:pPr>
       <w:pBdr/>
@@ -58170,9 +58517,9 @@
       </w:tcPr>
     </w:tblStylePr>
   </w:style>
-  <w:style w:type="table" w:styleId="1042">
+  <w:style w:type="table" w:styleId="1205">
     <w:name w:val="Colorful Shading"/>
-    <w:basedOn w:val="910"/>
+    <w:basedOn w:val="1073"/>
     <w:uiPriority w:val="71"/>
     <w:pPr>
       <w:pBdr/>
@@ -58412,9 +58759,9 @@
       </w:tcPr>
     </w:tblStylePr>
   </w:style>
-  <w:style w:type="table" w:styleId="1043">
+  <w:style w:type="table" w:styleId="1206">
     <w:name w:val="Colorful Shading Accent 1"/>
-    <w:basedOn w:val="910"/>
+    <w:basedOn w:val="1073"/>
     <w:uiPriority w:val="71"/>
     <w:pPr>
       <w:pBdr/>
@@ -58654,9 +59001,9 @@
       </w:tcPr>
     </w:tblStylePr>
   </w:style>
-  <w:style w:type="table" w:styleId="1044">
+  <w:style w:type="table" w:styleId="1207">
     <w:name w:val="Colorful Shading Accent 2"/>
-    <w:basedOn w:val="910"/>
+    <w:basedOn w:val="1073"/>
     <w:uiPriority w:val="71"/>
     <w:pPr>
       <w:pBdr/>
@@ -58896,9 +59243,9 @@
       </w:tcPr>
     </w:tblStylePr>
   </w:style>
-  <w:style w:type="table" w:styleId="1045">
+  <w:style w:type="table" w:styleId="1208">
     <w:name w:val="Colorful Shading Accent 3"/>
-    <w:basedOn w:val="910"/>
+    <w:basedOn w:val="1073"/>
     <w:uiPriority w:val="71"/>
     <w:pPr>
       <w:pBdr/>
@@ -59132,9 +59479,9 @@
       </w:tcPr>
     </w:tblStylePr>
   </w:style>
-  <w:style w:type="table" w:styleId="1046">
+  <w:style w:type="table" w:styleId="1209">
     <w:name w:val="Colorful Shading Accent 4"/>
-    <w:basedOn w:val="910"/>
+    <w:basedOn w:val="1073"/>
     <w:uiPriority w:val="71"/>
     <w:pPr>
       <w:pBdr/>
@@ -59374,9 +59721,9 @@
       </w:tcPr>
     </w:tblStylePr>
   </w:style>
-  <w:style w:type="table" w:styleId="1047">
+  <w:style w:type="table" w:styleId="1210">
     <w:name w:val="Colorful Shading Accent 5"/>
-    <w:basedOn w:val="910"/>
+    <w:basedOn w:val="1073"/>
     <w:uiPriority w:val="71"/>
     <w:pPr>
       <w:pBdr/>
@@ -59616,9 +59963,9 @@
       </w:tcPr>
     </w:tblStylePr>
   </w:style>
-  <w:style w:type="table" w:styleId="1048">
+  <w:style w:type="table" w:styleId="1211">
     <w:name w:val="Colorful Shading Accent 6"/>
-    <w:basedOn w:val="910"/>
+    <w:basedOn w:val="1073"/>
     <w:uiPriority w:val="71"/>
     <w:pPr>
       <w:pBdr/>
@@ -59858,9 +60205,9 @@
       </w:tcPr>
     </w:tblStylePr>
   </w:style>
-  <w:style w:type="table" w:styleId="1049">
+  <w:style w:type="table" w:styleId="1212">
     <w:name w:val="Colorful List"/>
-    <w:basedOn w:val="910"/>
+    <w:basedOn w:val="1073"/>
     <w:uiPriority w:val="72"/>
     <w:pPr>
       <w:pBdr/>
@@ -60080,9 +60427,9 @@
       </w:tcPr>
     </w:tblStylePr>
   </w:style>
-  <w:style w:type="table" w:styleId="1050">
+  <w:style w:type="table" w:styleId="1213">
     <w:name w:val="Colorful List Accent 1"/>
-    <w:basedOn w:val="910"/>
+    <w:basedOn w:val="1073"/>
     <w:uiPriority w:val="72"/>
     <w:pPr>
       <w:pBdr/>
@@ -60302,9 +60649,9 @@
       </w:tcPr>
     </w:tblStylePr>
   </w:style>
-  <w:style w:type="table" w:styleId="1051">
+  <w:style w:type="table" w:styleId="1214">
     <w:name w:val="Colorful List Accent 2"/>
-    <w:basedOn w:val="910"/>
+    <w:basedOn w:val="1073"/>
     <w:uiPriority w:val="72"/>
     <w:pPr>
       <w:pBdr/>
@@ -60524,9 +60871,9 @@
       </w:tcPr>
     </w:tblStylePr>
   </w:style>
-  <w:style w:type="table" w:styleId="1052">
+  <w:style w:type="table" w:styleId="1215">
     <w:name w:val="Colorful List Accent 3"/>
-    <w:basedOn w:val="910"/>
+    <w:basedOn w:val="1073"/>
     <w:uiPriority w:val="72"/>
     <w:pPr>
       <w:pBdr/>
@@ -60746,9 +61093,9 @@
       </w:tcPr>
     </w:tblStylePr>
   </w:style>
-  <w:style w:type="table" w:styleId="1053">
+  <w:style w:type="table" w:styleId="1216">
     <w:name w:val="Colorful List Accent 4"/>
-    <w:basedOn w:val="910"/>
+    <w:basedOn w:val="1073"/>
     <w:uiPriority w:val="72"/>
     <w:pPr>
       <w:pBdr/>
@@ -60968,9 +61315,9 @@
       </w:tcPr>
     </w:tblStylePr>
   </w:style>
-  <w:style w:type="table" w:styleId="1054">
+  <w:style w:type="table" w:styleId="1217">
     <w:name w:val="Colorful List Accent 5"/>
-    <w:basedOn w:val="910"/>
+    <w:basedOn w:val="1073"/>
     <w:uiPriority w:val="72"/>
     <w:pPr>
       <w:pBdr/>
@@ -61190,9 +61537,9 @@
       </w:tcPr>
     </w:tblStylePr>
   </w:style>
-  <w:style w:type="table" w:styleId="1055">
+  <w:style w:type="table" w:styleId="1218">
     <w:name w:val="Colorful List Accent 6"/>
-    <w:basedOn w:val="910"/>
+    <w:basedOn w:val="1073"/>
     <w:uiPriority w:val="72"/>
     <w:pPr>
       <w:pBdr/>
@@ -61412,9 +61759,9 @@
       </w:tcPr>
     </w:tblStylePr>
   </w:style>
-  <w:style w:type="table" w:styleId="1056">
+  <w:style w:type="table" w:styleId="1219">
     <w:name w:val="Colorful Grid"/>
-    <w:basedOn w:val="910"/>
+    <w:basedOn w:val="1073"/>
     <w:uiPriority w:val="73"/>
     <w:pPr>
       <w:pBdr/>
@@ -61626,9 +61973,9 @@
       </w:tcPr>
     </w:tblStylePr>
   </w:style>
-  <w:style w:type="table" w:styleId="1057">
+  <w:style w:type="table" w:styleId="1220">
     <w:name w:val="Colorful Grid Accent 1"/>
-    <w:basedOn w:val="910"/>
+    <w:basedOn w:val="1073"/>
     <w:uiPriority w:val="73"/>
     <w:pPr>
       <w:pBdr/>
@@ -61840,9 +62187,9 @@
       </w:tcPr>
     </w:tblStylePr>
   </w:style>
-  <w:style w:type="table" w:styleId="1058">
+  <w:style w:type="table" w:styleId="1221">
     <w:name w:val="Colorful Grid Accent 2"/>
-    <w:basedOn w:val="910"/>
+    <w:basedOn w:val="1073"/>
     <w:uiPriority w:val="73"/>
     <w:pPr>
       <w:pBdr/>
@@ -62054,9 +62401,9 @@
       </w:tcPr>
     </w:tblStylePr>
   </w:style>
-  <w:style w:type="table" w:styleId="1059">
+  <w:style w:type="table" w:styleId="1222">
     <w:name w:val="Colorful Grid Accent 3"/>
-    <w:basedOn w:val="910"/>
+    <w:basedOn w:val="1073"/>
     <w:uiPriority w:val="73"/>
     <w:pPr>
       <w:pBdr/>
@@ -62268,9 +62615,9 @@
       </w:tcPr>
     </w:tblStylePr>
   </w:style>
-  <w:style w:type="table" w:styleId="1060">
+  <w:style w:type="table" w:styleId="1223">
     <w:name w:val="Colorful Grid Accent 4"/>
-    <w:basedOn w:val="910"/>
+    <w:basedOn w:val="1073"/>
     <w:uiPriority w:val="73"/>
     <w:pPr>
       <w:pBdr/>
@@ -62482,9 +62829,9 @@
       </w:tcPr>
     </w:tblStylePr>
   </w:style>
-  <w:style w:type="table" w:styleId="1061">
+  <w:style w:type="table" w:styleId="1224">
     <w:name w:val="Colorful Grid Accent 5"/>
-    <w:basedOn w:val="910"/>
+    <w:basedOn w:val="1073"/>
     <w:uiPriority w:val="73"/>
     <w:pPr>
       <w:pBdr/>
@@ -62696,9 +63043,9 @@
       </w:tcPr>
     </w:tblStylePr>
   </w:style>
-  <w:style w:type="table" w:styleId="1062">
+  <w:style w:type="table" w:styleId="1225">
     <w:name w:val="Colorful Grid Accent 6"/>
-    <w:basedOn w:val="910"/>
+    <w:basedOn w:val="1073"/>
     <w:uiPriority w:val="73"/>
     <w:pPr>
       <w:pBdr/>
@@ -62910,9 +63257,9 @@
       </w:tcPr>
     </w:tblStylePr>
   </w:style>
-  <w:style w:type="paragraph" w:styleId="1063">
+  <w:style w:type="paragraph" w:styleId="1226">
     <w:name w:val="Normal (Web)"/>
-    <w:basedOn w:val="899"/>
+    <w:basedOn w:val="1062"/>
     <w:uiPriority w:val="99"/>
     <w:unhideWhenUsed/>
     <w:pPr>
@@ -62927,18 +63274,18 @@
       <w:lang w:val="pt-BR" w:eastAsia="pt-BR"/>
     </w:rPr>
   </w:style>
-  <w:style w:type="character" w:styleId="1064" w:customStyle="1">
+  <w:style w:type="character" w:styleId="1227" w:customStyle="1">
     <w:name w:val="apple-converted-space"/>
-    <w:basedOn w:val="909"/>
+    <w:basedOn w:val="1072"/>
     <w:pPr>
       <w:pBdr/>
       <w:spacing/>
       <w:ind/>
     </w:pPr>
   </w:style>
-  <w:style w:type="paragraph" w:styleId="1065" w:customStyle="1">
+  <w:style w:type="paragraph" w:styleId="1228" w:customStyle="1">
     <w:name w:val="p1"/>
-    <w:basedOn w:val="899"/>
+    <w:basedOn w:val="1062"/>
     <w:pPr>
       <w:pBdr/>
       <w:spacing w:after="100" w:afterAutospacing="1" w:before="100" w:beforeAutospacing="1" w:line="240" w:lineRule="auto"/>
@@ -62951,18 +63298,18 @@
       <w:lang w:val="pt-BR" w:eastAsia="pt-BR"/>
     </w:rPr>
   </w:style>
-  <w:style w:type="character" w:styleId="1066" w:customStyle="1">
+  <w:style w:type="character" w:styleId="1229" w:customStyle="1">
     <w:name w:val="s1"/>
-    <w:basedOn w:val="909"/>
+    <w:basedOn w:val="1072"/>
     <w:pPr>
       <w:pBdr/>
       <w:spacing/>
       <w:ind/>
     </w:pPr>
   </w:style>
-  <w:style w:type="paragraph" w:styleId="1067" w:customStyle="1">
+  <w:style w:type="paragraph" w:styleId="1230" w:customStyle="1">
     <w:name w:val="p2"/>
-    <w:basedOn w:val="899"/>
+    <w:basedOn w:val="1062"/>
     <w:pPr>
       <w:pBdr/>
       <w:spacing w:after="100" w:afterAutospacing="1" w:before="100" w:beforeAutospacing="1" w:line="240" w:lineRule="auto"/>
@@ -62975,9 +63322,9 @@
       <w:lang w:val="pt-BR" w:eastAsia="pt-BR"/>
     </w:rPr>
   </w:style>
-  <w:style w:type="paragraph" w:styleId="1068" w:customStyle="1">
+  <w:style w:type="paragraph" w:styleId="1231" w:customStyle="1">
     <w:name w:val="p3"/>
-    <w:basedOn w:val="899"/>
+    <w:basedOn w:val="1062"/>
     <w:pPr>
       <w:pBdr/>
       <w:spacing w:after="100" w:afterAutospacing="1" w:before="100" w:beforeAutospacing="1" w:line="240" w:lineRule="auto"/>
@@ -62990,18 +63337,18 @@
       <w:lang w:val="pt-BR" w:eastAsia="pt-BR"/>
     </w:rPr>
   </w:style>
-  <w:style w:type="character" w:styleId="1069" w:customStyle="1">
+  <w:style w:type="character" w:styleId="1232" w:customStyle="1">
     <w:name w:val="s2"/>
-    <w:basedOn w:val="909"/>
+    <w:basedOn w:val="1072"/>
     <w:pPr>
       <w:pBdr/>
       <w:spacing/>
       <w:ind/>
     </w:pPr>
   </w:style>
-  <w:style w:type="paragraph" w:styleId="1070" w:customStyle="1">
+  <w:style w:type="paragraph" w:styleId="1233" w:customStyle="1">
     <w:name w:val="p4"/>
-    <w:basedOn w:val="899"/>
+    <w:basedOn w:val="1062"/>
     <w:pPr>
       <w:pBdr/>
       <w:spacing w:after="100" w:afterAutospacing="1" w:before="100" w:beforeAutospacing="1" w:line="240" w:lineRule="auto"/>
@@ -63014,19 +63361,19 @@
       <w:lang w:val="pt-BR" w:eastAsia="pt-BR"/>
     </w:rPr>
   </w:style>
-  <w:style w:type="character" w:styleId="1071" w:customStyle="1">
+  <w:style w:type="character" w:styleId="1234" w:customStyle="1">
     <w:name w:val="s3"/>
-    <w:basedOn w:val="909"/>
+    <w:basedOn w:val="1072"/>
     <w:pPr>
       <w:pBdr/>
       <w:spacing/>
       <w:ind/>
     </w:pPr>
   </w:style>
-  <w:style w:type="paragraph" w:styleId="1072">
+  <w:style w:type="paragraph" w:styleId="1235">
     <w:name w:val="Balloon Text"/>
-    <w:basedOn w:val="899"/>
-    <w:link w:val="1073"/>
+    <w:basedOn w:val="1062"/>
+    <w:link w:val="1236"/>
     <w:uiPriority w:val="99"/>
     <w:semiHidden/>
     <w:unhideWhenUsed/>
@@ -63041,10 +63388,10 @@
       <w:szCs w:val="18"/>
     </w:rPr>
   </w:style>
-  <w:style w:type="character" w:styleId="1073" w:customStyle="1">
+  <w:style w:type="character" w:styleId="1236" w:customStyle="1">
     <w:name w:val="Texto de balão Char"/>
-    <w:basedOn w:val="909"/>
-    <w:link w:val="1072"/>
+    <w:basedOn w:val="1072"/>
+    <w:link w:val="1235"/>
     <w:uiPriority w:val="99"/>
     <w:semiHidden/>
     <w:pPr>
